--- a/downloads/workbook/ai-3-week-04.docx
+++ b/downloads/workbook/ai-3-week-04.docx
@@ -1557,6 +1557,178 @@
         <w:t>Project connection: Keep Study Buddy generation settings fixed during prompt comparisons and check evidence regardless of variability.</w:t>
       </w:r>
     </w:p>
+    <w:p>
+      <w:pPr>
+        <w:pStyle w:val="Heading1"/>
+      </w:pPr>
+      <w:r>
+        <w:t>24. Project portfolio milestone</w:t>
+      </w:r>
+    </w:p>
+    <w:p>
+      <w:r>
+        <w:t>Project: Verified Study Buddy</w:t>
+      </w:r>
+    </w:p>
+    <w:p>
+      <w:r>
+        <w:t>Current milestone: Frame the need. Name the user, the problem, allowed inputs and a safe simple starting method.</w:t>
+      </w:r>
+    </w:p>
+    <w:p>
+      <w:r>
+        <w:t>Keep Study Buddy generation settings fixed during prompt comparisons and check evidence regardless of variability.</w:t>
+      </w:r>
+    </w:p>
+    <w:tbl>
+      <w:tblPr>
+        <w:tblStyle w:val="LightShading-Accent1"/>
+        <w:tblW w:type="auto" w:w="0"/>
+        <w:tblLook w:firstColumn="1" w:firstRow="1" w:lastColumn="0" w:lastRow="0" w:noHBand="0" w:noVBand="1" w:val="04A0"/>
+      </w:tblPr>
+      <w:tblGrid>
+        <w:gridCol w:w="5112"/>
+        <w:gridCol w:w="5112"/>
+      </w:tblGrid>
+      <w:tr>
+        <w:trPr>
+          <w:tblHeader/>
+        </w:trPr>
+        <w:tc>
+          <w:tcPr>
+            <w:tcW w:type="dxa" w:w="5112"/>
+          </w:tcPr>
+          <w:p>
+            <w:r>
+              <w:t>Evidence to keep</w:t>
+            </w:r>
+          </w:p>
+        </w:tc>
+        <w:tc>
+          <w:tcPr>
+            <w:tcW w:type="dxa" w:w="5112"/>
+          </w:tcPr>
+          <w:p>
+            <w:r>
+              <w:t>My record</w:t>
+            </w:r>
+          </w:p>
+        </w:tc>
+      </w:tr>
+      <w:tr>
+        <w:tc>
+          <w:tcPr>
+            <w:tcW w:type="dxa" w:w="5112"/>
+          </w:tcPr>
+          <w:p>
+            <w:r>
+              <w:t>This week’s input and deciding step</w:t>
+            </w:r>
+          </w:p>
+        </w:tc>
+        <w:tc>
+          <w:tcPr>
+            <w:tcW w:type="dxa" w:w="5112"/>
+          </w:tcPr>
+          <w:p>
+            <w:r/>
+          </w:p>
+        </w:tc>
+      </w:tr>
+      <w:tr>
+        <w:tc>
+          <w:tcPr>
+            <w:tcW w:type="dxa" w:w="5112"/>
+          </w:tcPr>
+          <w:p>
+            <w:r>
+              <w:t>Prediction and actual result (or labelled paper trace)</w:t>
+            </w:r>
+          </w:p>
+        </w:tc>
+        <w:tc>
+          <w:tcPr>
+            <w:tcW w:type="dxa" w:w="5112"/>
+          </w:tcPr>
+          <w:p>
+            <w:r/>
+          </w:p>
+        </w:tc>
+      </w:tr>
+      <w:tr>
+        <w:tc>
+          <w:tcPr>
+            <w:tcW w:type="dxa" w:w="5112"/>
+          </w:tcPr>
+          <w:p>
+            <w:r>
+              <w:t>One change since the previous checkpoint and why</w:t>
+            </w:r>
+          </w:p>
+        </w:tc>
+        <w:tc>
+          <w:tcPr>
+            <w:tcW w:type="dxa" w:w="5112"/>
+          </w:tcPr>
+          <w:p>
+            <w:r/>
+          </w:p>
+        </w:tc>
+      </w:tr>
+      <w:tr>
+        <w:tc>
+          <w:tcPr>
+            <w:tcW w:type="dxa" w:w="5112"/>
+          </w:tcPr>
+          <w:p>
+            <w:r>
+              <w:t>One error or limit and the next test</w:t>
+            </w:r>
+          </w:p>
+        </w:tc>
+        <w:tc>
+          <w:tcPr>
+            <w:tcW w:type="dxa" w:w="5112"/>
+          </w:tcPr>
+          <w:p>
+            <w:r/>
+          </w:p>
+        </w:tc>
+      </w:tr>
+    </w:tbl>
+    <w:p>
+      <w:pPr>
+        <w:pStyle w:val="Heading3"/>
+      </w:pPr>
+      <w:r>
+        <w:t>Explain what this week adds to your project. Reuse last week’s record rather than starting again.</w:t>
+      </w:r>
+    </w:p>
+    <w:p>
+      <w:r>
+        <w:t>________________________________________________________________</w:t>
+      </w:r>
+    </w:p>
+    <w:p>
+      <w:r>
+        <w:t>________________________________________________________________</w:t>
+      </w:r>
+    </w:p>
+    <w:p>
+      <w:r>
+        <w:t>________________________________________________________________</w:t>
+      </w:r>
+    </w:p>
+    <w:p>
+      <w:r>
+        <w:t>________________________________________________________________</w:t>
+      </w:r>
+    </w:p>
+    <w:p>
+      <w:r>
+        <w:t>________________________________________________________________</w:t>
+      </w:r>
+    </w:p>
     <w:sectPr>
       <w:pgSz w:w="12240" w:h="15840"/>
       <w:pgMar w:top="936" w:right="1008" w:bottom="936" w:left="1008" w:header="720" w:footer="720" w:gutter="0"/>

--- a/downloads/workbook/ai-3-week-04.docx
+++ b/downloads/workbook/ai-3-week-04.docx
@@ -1729,6 +1729,235 @@
         <w:t>________________________________________________________________</w:t>
       </w:r>
     </w:p>
+    <w:p>
+      <w:pPr>
+        <w:pStyle w:val="Heading1"/>
+      </w:pPr>
+      <w:r>
+        <w:t>25. Supported practice and learning evidence</w:t>
+      </w:r>
+    </w:p>
+    <w:p>
+      <w:r>
+        <w:t>Use this supported practice once, in the browser or on paper. Keep the reserved independent assessment for a separate first attempt before teacher feedback.</w:t>
+      </w:r>
+    </w:p>
+    <w:p>
+      <w:r>
+        <w:t>A fictional two-token distribution illustrates variability in generation.</w:t>
+      </w:r>
+    </w:p>
+    <w:p>
+      <w:pPr>
+        <w:pStyle w:val="Heading3"/>
+      </w:pPr>
+      <w:r>
+        <w:t>Practice 1: explain the deciding evidence</w:t>
+      </w:r>
+    </w:p>
+    <w:p>
+      <w:r>
+        <w:t>Which labelled step matches this detail? 0.85 is below 16/17, so T=0.5 selects A.</w:t>
+      </w:r>
+    </w:p>
+    <w:p>
+      <w:r>
+        <w:t>1. Normalise</w:t>
+      </w:r>
+    </w:p>
+    <w:p>
+      <w:r>
+        <w:t>2. Original distribution</w:t>
+      </w:r>
+    </w:p>
+    <w:p>
+      <w:r>
+        <w:t>3. T=0.5 weights</w:t>
+      </w:r>
+    </w:p>
+    <w:p>
+      <w:r>
+        <w:t>4. Same draw</w:t>
+      </w:r>
+    </w:p>
+    <w:p>
+      <w:pPr>
+        <w:pStyle w:val="Heading3"/>
+      </w:pPr>
+      <w:r>
+        <w:t>My selected conclusion, deciding fact and explanation</w:t>
+      </w:r>
+    </w:p>
+    <w:p>
+      <w:r>
+        <w:t>________________________________________________________________</w:t>
+      </w:r>
+    </w:p>
+    <w:p>
+      <w:r>
+        <w:t>________________________________________________________________</w:t>
+      </w:r>
+    </w:p>
+    <w:p>
+      <w:r>
+        <w:t>________________________________________________________________</w:t>
+      </w:r>
+    </w:p>
+    <w:p>
+      <w:r>
+        <w:t>________________________________________________________________</w:t>
+      </w:r>
+    </w:p>
+    <w:p>
+      <w:r>
+        <w:t>________________________________________________________________</w:t>
+      </w:r>
+    </w:p>
+    <w:p>
+      <w:r>
+        <w:t>Hint if needed: Read the steps in the pictorial case. Match the supplied detail to the stage that performs or records it.</w:t>
+      </w:r>
+    </w:p>
+    <w:p>
+      <w:r>
+        <w:t>After your attempt, compare with the supported explanation: Same draw 0.85 is below 16/17, so T=0.5 selects A. Lower positive temperature concentrates this unequal distribution on its larger entry. It changes sampling probabilities, not evidence for whether A or B is true. Using the same draw isolates how the distribution changes the decision. This formula is a toy probability-space illustration corresponding to a temperature-scaled model distribution.</w:t>
+      </w:r>
+    </w:p>
+    <w:p>
+      <w:pPr>
+        <w:pStyle w:val="Heading3"/>
+      </w:pPr>
+      <w:r>
+        <w:t>Practice 2: explain the deciding evidence</w:t>
+      </w:r>
+    </w:p>
+    <w:p>
+      <w:r>
+        <w:t>Changed-case practice: Set the draw to 0.97, keeping both distributions. Which conclusion is supported by the supplied facts?</w:t>
+      </w:r>
+    </w:p>
+    <w:p>
+      <w:r>
+        <w:t>1. This one example guarantees correct results for every future input.</w:t>
+      </w:r>
+    </w:p>
+    <w:p>
+      <w:r>
+        <w:t>2. Both temperatures select B.</w:t>
+      </w:r>
+    </w:p>
+    <w:p>
+      <w:r>
+        <w:t>3. We can decide the result without examining the changed input or the procedure.</w:t>
+      </w:r>
+    </w:p>
+    <w:p>
+      <w:pPr>
+        <w:pStyle w:val="Heading3"/>
+      </w:pPr>
+      <w:r>
+        <w:t>My selected conclusion, deciding fact and explanation</w:t>
+      </w:r>
+    </w:p>
+    <w:p>
+      <w:r>
+        <w:t>________________________________________________________________</w:t>
+      </w:r>
+    </w:p>
+    <w:p>
+      <w:r>
+        <w:t>________________________________________________________________</w:t>
+      </w:r>
+    </w:p>
+    <w:p>
+      <w:r>
+        <w:t>________________________________________________________________</w:t>
+      </w:r>
+    </w:p>
+    <w:p>
+      <w:r>
+        <w:t>________________________________________________________________</w:t>
+      </w:r>
+    </w:p>
+    <w:p>
+      <w:r>
+        <w:t>________________________________________________________________</w:t>
+      </w:r>
+    </w:p>
+    <w:p>
+      <w:r>
+        <w:t>Hint if needed: Use the changed condition and the deciding step in the pictorial trace. The answer must say what follows from those facts.</w:t>
+      </w:r>
+    </w:p>
+    <w:p>
+      <w:r>
+        <w:t>After your attempt, compare with the supported explanation: Both temperatures select B. 0.97 exceeds both A boundaries, 0.8 and approximately 0.9412.</w:t>
+      </w:r>
+    </w:p>
+    <w:p>
+      <w:pPr>
+        <w:pStyle w:val="Heading3"/>
+      </w:pPr>
+      <w:r>
+        <w:t>Repair a missing building block</w:t>
+      </w:r>
+    </w:p>
+    <w:p>
+      <w:r>
+        <w:t>Review Tokens and Context (ai-3/3). Goal: Account for fixed text, evidence and reserved output under a toy budget. Short practice: Can A alone justify answering 20 seats after the exception is known?. Return to this week and explain what you changed.</w:t>
+      </w:r>
+    </w:p>
+    <w:p>
+      <w:r>
+        <w:t>Review Predictive and Generative AI (ai-3/1). Goal: Distinguish discriminative prediction from generation by inspecting the requested output. Short practice: Identify the first unsupported claim and explain what source would be needed before asserting it.. Return to this week and explain what you changed.</w:t>
+      </w:r>
+    </w:p>
+    <w:p>
+      <w:pPr>
+        <w:pStyle w:val="Heading3"/>
+      </w:pPr>
+      <w:r>
+        <w:t>Keep your completed work</w:t>
+      </w:r>
+    </w:p>
+    <w:p>
+      <w:r>
+        <w:t>Use Download completed work in the hosted lesson to export your answers, reflections, practice feedback and code-run evidence. Open the HTML copy to read or print it. Drafts stay in this browser when storage is available; clear drafts on a shared device.</w:t>
+      </w:r>
+    </w:p>
+    <w:p>
+      <w:pPr>
+        <w:pStyle w:val="Heading3"/>
+      </w:pPr>
+      <w:r>
+        <w:t>What I repaired, the evidence I kept and the next test</w:t>
+      </w:r>
+    </w:p>
+    <w:p>
+      <w:r>
+        <w:t>________________________________________________________________</w:t>
+      </w:r>
+    </w:p>
+    <w:p>
+      <w:r>
+        <w:t>________________________________________________________________</w:t>
+      </w:r>
+    </w:p>
+    <w:p>
+      <w:r>
+        <w:t>________________________________________________________________</w:t>
+      </w:r>
+    </w:p>
+    <w:p>
+      <w:r>
+        <w:t>________________________________________________________________</w:t>
+      </w:r>
+    </w:p>
+    <w:p>
+      <w:r>
+        <w:t>________________________________________________________________</w:t>
+      </w:r>
+    </w:p>
     <w:sectPr>
       <w:pgSz w:w="12240" w:h="15840"/>
       <w:pgMar w:top="936" w:right="1008" w:bottom="936" w:left="1008" w:header="720" w:footer="720" w:gutter="0"/>

--- a/downloads/workbook/ai-3-week-04.docx
+++ b/downloads/workbook/ai-3-week-04.docx
@@ -30,6 +30,17 @@
     </w:p>
     <w:p>
       <w:r>
+        <w:t>Record your starting explanation for Sampling and Variability before opening notes. Show any later correction separately.</w:t>
+      </w:r>
+    </w:p>
+    <w:p>
+      <w:pPr>
+        <w:spacing w:line="336" w:lineRule="auto" w:after="180"/>
+      </w:pPr>
+      <w:r>
+        <w:rPr>
+          <w:b w:val="0"/>
+        </w:rPr>
         <w:t>Try the recall before opening notes. Then use a different colour or a labelled second line to correct your explanation.</w:t>
       </w:r>
     </w:p>
@@ -42,7 +53,13 @@
       </w:r>
     </w:p>
     <w:p>
-      <w:r>
+      <w:pPr>
+        <w:spacing w:line="336" w:lineRule="auto" w:after="180"/>
+      </w:pPr>
+      <w:r>
+        <w:rPr>
+          <w:b w:val="0"/>
+        </w:rPr>
         <w:t>Without opening the old lesson, explain one key idea from Tokens and Context. Give an example and a mistake that the idea helps you avoid.</w:t>
       </w:r>
     </w:p>
@@ -78,7 +95,13 @@
       </w:r>
     </w:p>
     <w:p>
-      <w:r>
+      <w:pPr>
+        <w:spacing w:line="336" w:lineRule="auto" w:after="180"/>
+      </w:pPr>
+      <w:r>
+        <w:rPr>
+          <w:b w:val="0"/>
+        </w:rPr>
         <w:t>Without opening the old lesson, explain one key idea from Predictive and Generative AI. Give an example and a mistake that the idea helps you avoid.</w:t>
       </w:r>
     </w:p>
@@ -115,7 +138,42 @@
     </w:p>
     <w:p>
       <w:r>
-        <w:t>Use W2: Compute the adjusted table for Sampling and temperature. Record the answer once; the lesson and workbook refer to the same attempt.</w:t>
+        <w:t>Complete the supported Sampling and Variability trace and record the first step you can explain without help.</w:t>
+      </w:r>
+    </w:p>
+    <w:p>
+      <w:pPr>
+        <w:spacing w:line="336" w:lineRule="auto" w:after="180"/>
+      </w:pPr>
+      <w:r>
+        <w:rPr>
+          <w:b w:val="0"/>
+        </w:rPr>
+        <w:t xml:space="preserve">Use W2: Compute the adjusted table for </w:t>
+      </w:r>
+      <w:r>
+        <w:rPr>
+          <w:b/>
+        </w:rPr>
+        <w:t>Sampling</w:t>
+      </w:r>
+      <w:r>
+        <w:rPr>
+          <w:b w:val="0"/>
+        </w:rPr>
+        <w:t xml:space="preserve"> and </w:t>
+      </w:r>
+      <w:r>
+        <w:rPr>
+          <w:b/>
+        </w:rPr>
+        <w:t>temperature</w:t>
+      </w:r>
+      <w:r>
+        <w:rPr>
+          <w:b w:val="0"/>
+        </w:rPr>
+        <w:t>. Record the answer once; the lesson and workbook refer to the same attempt.</w:t>
       </w:r>
     </w:p>
     <w:tbl>
@@ -243,7 +301,65 @@
     </w:p>
     <w:p>
       <w:r>
-        <w:t>Use the worked case for Sampling and temperature. Proposed explanation: “Sampling means equal chances”. Decide whether this explanation is supported. Point to the step or supplied fact that decides; explain your repair if needed.</w:t>
+        <w:t>Check the proposed Sampling and Variability explanation against the supplied facts before discussing it.</w:t>
+      </w:r>
+    </w:p>
+    <w:p>
+      <w:pPr>
+        <w:spacing w:line="336" w:lineRule="auto" w:after="180"/>
+      </w:pPr>
+      <w:r>
+        <w:rPr>
+          <w:b w:val="0"/>
+        </w:rPr>
+        <w:t xml:space="preserve">Use the worked case for </w:t>
+      </w:r>
+      <w:r>
+        <w:rPr>
+          <w:b/>
+        </w:rPr>
+        <w:t>Sampling</w:t>
+      </w:r>
+      <w:r>
+        <w:rPr>
+          <w:b w:val="0"/>
+        </w:rPr>
+        <w:t xml:space="preserve"> and </w:t>
+      </w:r>
+      <w:r>
+        <w:rPr>
+          <w:b/>
+        </w:rPr>
+        <w:t>temperature</w:t>
+      </w:r>
+      <w:r>
+        <w:rPr>
+          <w:b w:val="0"/>
+        </w:rPr>
+        <w:t>. Proposed explanation: “</w:t>
+      </w:r>
+      <w:r>
+        <w:rPr>
+          <w:b/>
+        </w:rPr>
+        <w:t>Sampling</w:t>
+      </w:r>
+      <w:r>
+        <w:rPr>
+          <w:b w:val="0"/>
+        </w:rPr>
+        <w:t xml:space="preserve"> means equal chances”. Decide whether this explanation is supported.</w:t>
+      </w:r>
+    </w:p>
+    <w:p>
+      <w:pPr>
+        <w:spacing w:line="336" w:lineRule="auto" w:after="180"/>
+      </w:pPr>
+      <w:r>
+        <w:rPr>
+          <w:b w:val="0"/>
+        </w:rPr>
+        <w:t>Point to the step or supplied fact that decides; explain your repair if needed.</w:t>
       </w:r>
     </w:p>
     <w:p>
@@ -283,6 +399,11 @@
       </w:r>
     </w:p>
     <w:p>
+      <w:r>
+        <w:t>Write one first attempt at the reserved independent case before feedback. Repeated copies of that case refer to the same recorded attempt.</w:t>
+      </w:r>
+    </w:p>
+    <w:p>
       <w:pPr>
         <w:pStyle w:val="Heading3"/>
       </w:pPr>
@@ -291,7 +412,13 @@
       </w:r>
     </w:p>
     <w:p>
-      <w:r>
+      <w:pPr>
+        <w:spacing w:line="336" w:lineRule="auto" w:after="180"/>
+      </w:pPr>
+      <w:r>
+        <w:rPr>
+          <w:b w:val="0"/>
+        </w:rPr>
         <w:t>Probabilities A=0.5,B=0.3,C=0.2 in that order. Compute T=0.5 probabilities and cumulative boundaries. Trace u=0.5 and u=0.9 under T=1 and T=0.5. Explain the limit of the comparison.</w:t>
       </w:r>
     </w:p>
@@ -339,7 +466,13 @@
       </w:r>
     </w:p>
     <w:p>
-      <w:r>
+      <w:pPr>
+        <w:spacing w:line="336" w:lineRule="auto" w:after="180"/>
+      </w:pPr>
+      <w:r>
+        <w:rPr>
+          <w:b w:val="0"/>
+        </w:rPr>
         <w:t>Attempt this case before feedback. Record any help. Earlier examples below are further practice; a case already practised with feedback cannot establish fresh transfer.</w:t>
       </w:r>
     </w:p>
@@ -353,6 +486,17 @@
     </w:p>
     <w:p>
       <w:r>
+        <w:t>Connect the Sampling and Variability target to a trace and a justified conclusion.</w:t>
+      </w:r>
+    </w:p>
+    <w:p>
+      <w:pPr>
+        <w:spacing w:line="336" w:lineRule="auto" w:after="180"/>
+      </w:pPr>
+      <w:r>
+        <w:rPr>
+          <w:b w:val="0"/>
+        </w:rPr>
         <w:t>Prompt A gives three identical wrong answers. Prompt B gives two correct answers and one wrong answer. Compare consistency and correctness without declaring either generally superior.</w:t>
       </w:r>
     </w:p>
@@ -366,17 +510,59 @@
     </w:p>
     <w:p>
       <w:r>
+        <w:t>Solve the supplied Sampling and Variability case and show the deciding evidence.</w:t>
+      </w:r>
+    </w:p>
+    <w:p>
+      <w:pPr>
+        <w:spacing w:line="336" w:lineRule="auto" w:after="180"/>
+      </w:pPr>
+      <w:r>
+        <w:rPr>
+          <w:b w:val="0"/>
+        </w:rPr>
         <w:t>One prompt produces three different valid quiz questions.</w:t>
       </w:r>
     </w:p>
     <w:p>
-      <w:r>
-        <w:t>Does variability mean failure?</w:t>
-      </w:r>
-    </w:p>
-    <w:p>
-      <w:r>
-        <w:t>Show your trace, calculation or evidence</w:t>
+      <w:pPr>
+        <w:spacing w:line="336" w:lineRule="auto" w:after="180"/>
+        <w:shd w:fill="F5F1FB"/>
+      </w:pPr>
+      <w:r>
+        <w:rPr>
+          <w:b w:val="0"/>
+        </w:rPr>
+        <w:t xml:space="preserve">Does </w:t>
+      </w:r>
+      <w:r>
+        <w:rPr>
+          <w:b/>
+        </w:rPr>
+        <w:t>variability</w:t>
+      </w:r>
+      <w:r>
+        <w:rPr>
+          <w:b w:val="0"/>
+        </w:rPr>
+        <w:t xml:space="preserve"> mean failure?</w:t>
+      </w:r>
+    </w:p>
+    <w:p>
+      <w:pPr>
+        <w:spacing w:line="336" w:lineRule="auto" w:after="180"/>
+      </w:pPr>
+      <w:r>
+        <w:rPr>
+          <w:b w:val="0"/>
+        </w:rPr>
+        <w:t xml:space="preserve">Show your trace, calculation or </w:t>
+      </w:r>
+      <w:r>
+        <w:rPr>
+          <w:b/>
+        </w:rPr>
+        <w:t>evidence</w:t>
       </w:r>
     </w:p>
     <w:p>
@@ -422,11 +608,28 @@
     </w:p>
     <w:p>
       <w:r>
+        <w:t>Apply the procedure to the changed case and record why the conclusion follows.</w:t>
+      </w:r>
+    </w:p>
+    <w:p>
+      <w:pPr>
+        <w:spacing w:line="336" w:lineRule="auto" w:after="180"/>
+      </w:pPr>
+      <w:r>
+        <w:rPr>
+          <w:b w:val="0"/>
+        </w:rPr>
         <w:t>Prompt A is run three times and returns three different stories. Does this alone prove the prompt changed? Describe a fair comparison of two prompts.</w:t>
       </w:r>
     </w:p>
     <w:p>
-      <w:r>
+      <w:pPr>
+        <w:spacing w:line="336" w:lineRule="auto" w:after="180"/>
+      </w:pPr>
+      <w:r>
+        <w:rPr>
+          <w:b w:val="0"/>
+        </w:rPr>
         <w:t>My independent answer and reason</w:t>
       </w:r>
     </w:p>
@@ -481,7 +684,30 @@
     </w:p>
     <w:p>
       <w:r>
-        <w:t>Create a changed input, boundary case or missing-information case. Write the expected answer or safe response before testing.</w:t>
+        <w:t>Specify a changed input, expected result and observation separately.</w:t>
+      </w:r>
+    </w:p>
+    <w:p>
+      <w:pPr>
+        <w:spacing w:line="336" w:lineRule="auto" w:after="180"/>
+      </w:pPr>
+      <w:r>
+        <w:rPr>
+          <w:b w:val="0"/>
+        </w:rPr>
+        <w:t xml:space="preserve">Create a changed </w:t>
+      </w:r>
+      <w:r>
+        <w:rPr>
+          <w:b/>
+        </w:rPr>
+        <w:t>input</w:t>
+      </w:r>
+      <w:r>
+        <w:rPr>
+          <w:b w:val="0"/>
+        </w:rPr>
+        <w:t>, boundary case or missing-information case. Write the expected answer or safe response before testing.</w:t>
       </w:r>
     </w:p>
     <w:tbl>
@@ -610,12 +836,53 @@
     </w:p>
     <w:p>
       <w:r>
-        <w:t>Use low variability for structured study answers and allow more diversity only for labeled brainstorming.</w:t>
-      </w:r>
-    </w:p>
-    <w:p>
-      <w:r>
-        <w:t>The project change and evidence I will keep</w:t>
+        <w:t>Justify what Sampling and Variability adds to Verified Study Buddy and keep the evidence.</w:t>
+      </w:r>
+    </w:p>
+    <w:p>
+      <w:pPr>
+        <w:spacing w:line="336" w:lineRule="auto" w:after="180"/>
+      </w:pPr>
+      <w:r>
+        <w:rPr>
+          <w:b w:val="0"/>
+        </w:rPr>
+        <w:t xml:space="preserve">Use low </w:t>
+      </w:r>
+      <w:r>
+        <w:rPr>
+          <w:b/>
+        </w:rPr>
+        <w:t>variability</w:t>
+      </w:r>
+      <w:r>
+        <w:rPr>
+          <w:b w:val="0"/>
+        </w:rPr>
+        <w:t xml:space="preserve"> for structured study answers and allow more diversity only for labeled brainstorming.</w:t>
+      </w:r>
+    </w:p>
+    <w:p>
+      <w:pPr>
+        <w:spacing w:line="336" w:lineRule="auto" w:after="180"/>
+      </w:pPr>
+      <w:r>
+        <w:rPr>
+          <w:b w:val="0"/>
+        </w:rPr>
+        <w:t xml:space="preserve">The project change and </w:t>
+      </w:r>
+      <w:r>
+        <w:rPr>
+          <w:b/>
+        </w:rPr>
+        <w:t>evidence</w:t>
+      </w:r>
+      <w:r>
+        <w:rPr>
+          <w:b w:val="0"/>
+        </w:rPr>
+        <w:t xml:space="preserve"> I will keep</w:t>
       </w:r>
     </w:p>
     <w:p>
@@ -661,11 +928,54 @@
     </w:p>
     <w:p>
       <w:r>
-        <w:t>I can explain the mechanism. I can show evidence. I can handle a changed case. I can name a limit. Mark each as not yet, with help or independently, and attach supporting work.</w:t>
-      </w:r>
-    </w:p>
-    <w:p>
-      <w:r>
+        <w:t>Judge explanation, evidence, transfer and limits separately; attach the work behind your judgement.</w:t>
+      </w:r>
+    </w:p>
+    <w:p>
+      <w:pPr>
+        <w:pStyle w:val="ListBullet"/>
+      </w:pPr>
+      <w:r>
+        <w:t>I can explain the mechanism.</w:t>
+      </w:r>
+    </w:p>
+    <w:p>
+      <w:pPr>
+        <w:pStyle w:val="ListBullet"/>
+      </w:pPr>
+      <w:r>
+        <w:t>I can show evidence.</w:t>
+      </w:r>
+    </w:p>
+    <w:p>
+      <w:pPr>
+        <w:pStyle w:val="ListBullet"/>
+      </w:pPr>
+      <w:r>
+        <w:t>I can handle a changed case.</w:t>
+      </w:r>
+    </w:p>
+    <w:p>
+      <w:pPr>
+        <w:pStyle w:val="ListBullet"/>
+      </w:pPr>
+      <w:r>
+        <w:t>I can name a limit.</w:t>
+      </w:r>
+    </w:p>
+    <w:p>
+      <w:r>
+        <w:t>Mark each as not yet, with help or independently, and attach supporting work.</w:t>
+      </w:r>
+    </w:p>
+    <w:p>
+      <w:pPr>
+        <w:spacing w:line="336" w:lineRule="auto" w:after="180"/>
+      </w:pPr>
+      <w:r>
+        <w:rPr>
+          <w:b w:val="0"/>
+        </w:rPr>
         <w:t>Teacher review ____________________  Next step ____________________</w:t>
       </w:r>
     </w:p>
@@ -679,6 +989,17 @@
     </w:p>
     <w:p>
       <w:r>
+        <w:t>Use this earlier case as transfer practice. A case already discussed with feedback is not fresh assessment evidence.</w:t>
+      </w:r>
+    </w:p>
+    <w:p>
+      <w:pPr>
+        <w:spacing w:line="336" w:lineRule="auto" w:after="180"/>
+      </w:pPr>
+      <w:r>
+        <w:rPr>
+          <w:b w:val="0"/>
+        </w:rPr>
         <w:t>Prompt A gives three identical wrong answers. Prompt B gives two correct answers and one wrong answer. Compare consistency and correctness without declaring either generally superior.</w:t>
       </w:r>
     </w:p>
@@ -726,7 +1047,13 @@
       </w:r>
     </w:p>
     <w:p>
-      <w:r>
+      <w:pPr>
+        <w:spacing w:line="336" w:lineRule="auto" w:after="180"/>
+      </w:pPr>
+      <w:r>
+        <w:rPr>
+          <w:b w:val="0"/>
+        </w:rPr>
         <w:t>Record support used: none, hint or teacher explanation.</w:t>
       </w:r>
     </w:p>
@@ -740,6 +1067,17 @@
     </w:p>
     <w:p>
       <w:r>
+        <w:t>Trace boundaries. Apply the supplied Sampling and Variability facts and keep your reasoning.</w:t>
+      </w:r>
+    </w:p>
+    <w:p>
+      <w:pPr>
+        <w:spacing w:line="336" w:lineRule="auto" w:after="180"/>
+      </w:pPr>
+      <w:r>
+        <w:rPr>
+          <w:b w:val="0"/>
+        </w:rPr>
         <w:t>At T=1 select tokens for u=0,0.6,0.9 and 0.999. Explain the handling of u=1.</w:t>
       </w:r>
     </w:p>
@@ -791,6 +1129,17 @@
     </w:p>
     <w:p>
       <w:r>
+        <w:t>Compute the adjusted table. Apply the supplied Sampling and Variability facts and keep your reasoning.</w:t>
+      </w:r>
+    </w:p>
+    <w:p>
+      <w:pPr>
+        <w:spacing w:line="336" w:lineRule="auto" w:after="180"/>
+      </w:pPr>
+      <w:r>
+        <w:rPr>
+          <w:b w:val="0"/>
+        </w:rPr>
         <w:t>At T=0.5 compute squared weights, total and normalised probabilities. Check the sum.</w:t>
       </w:r>
     </w:p>
@@ -842,7 +1191,31 @@
     </w:p>
     <w:p>
       <w:r>
-        <w:t>Trace u=0.7 at T=1 and T=0.5. Does the different output demonstrate improved factual accuracy?</w:t>
+        <w:t>Compare a fixed draw. Apply the supplied Sampling and Variability facts and keep your reasoning.</w:t>
+      </w:r>
+    </w:p>
+    <w:p>
+      <w:pPr>
+        <w:spacing w:line="336" w:lineRule="auto" w:after="180"/>
+        <w:shd w:fill="F5F1FB"/>
+      </w:pPr>
+      <w:r>
+        <w:rPr>
+          <w:b w:val="0"/>
+        </w:rPr>
+        <w:t xml:space="preserve">Trace u=0.7 at T=1 and T=0.5. Does the different </w:t>
+      </w:r>
+      <w:r>
+        <w:rPr>
+          <w:b/>
+        </w:rPr>
+        <w:t>output</w:t>
+      </w:r>
+      <w:r>
+        <w:rPr>
+          <w:b w:val="0"/>
+        </w:rPr>
+        <w:t xml:space="preserve"> demonstrate improved factual accuracy?</w:t>
       </w:r>
     </w:p>
     <w:p>
@@ -893,6 +1266,17 @@
     </w:p>
     <w:p>
       <w:r>
+        <w:t>Attempt before feedback. If this repeats the selected independent case, reuse that first attempt; otherwise keep a separate record. Sample a new table independently. Apply the supplied Sampling and Variability facts and keep your reasoning.</w:t>
+      </w:r>
+    </w:p>
+    <w:p>
+      <w:pPr>
+        <w:spacing w:line="336" w:lineRule="auto" w:after="180"/>
+      </w:pPr>
+      <w:r>
+        <w:rPr>
+          <w:b w:val="0"/>
+        </w:rPr>
         <w:t>Probabilities A=0.5,B=0.3,C=0.2 in that order. Compute T=0.5 probabilities and cumulative boundaries. Trace u=0.5 and u=0.9 under T=1 and T=0.5. Explain the limit of the comparison.</w:t>
       </w:r>
     </w:p>
@@ -954,7 +1338,42 @@
     </w:p>
     <w:p>
       <w:r>
-        <w:t>A student changes the prompt and model as well as temperature, then attributes a better answer to temperature. Propose a fair comparison and reject any unsupported universal claim.</w:t>
+        <w:t>Specify a valid experiment. Apply the supplied Sampling and Variability facts and keep your reasoning.</w:t>
+      </w:r>
+    </w:p>
+    <w:p>
+      <w:pPr>
+        <w:spacing w:line="336" w:lineRule="auto" w:after="180"/>
+      </w:pPr>
+      <w:r>
+        <w:rPr>
+          <w:b w:val="0"/>
+        </w:rPr>
+        <w:t xml:space="preserve">A student changes the prompt and model as well as </w:t>
+      </w:r>
+      <w:r>
+        <w:rPr>
+          <w:b/>
+        </w:rPr>
+        <w:t>temperature</w:t>
+      </w:r>
+      <w:r>
+        <w:rPr>
+          <w:b w:val="0"/>
+        </w:rPr>
+        <w:t xml:space="preserve">, then attributes a better answer to </w:t>
+      </w:r>
+      <w:r>
+        <w:rPr>
+          <w:b/>
+        </w:rPr>
+        <w:t>temperature</w:t>
+      </w:r>
+      <w:r>
+        <w:rPr>
+          <w:b w:val="0"/>
+        </w:rPr>
+        <w:t>. Propose a fair comparison and reject any unsupported universal claim.</w:t>
       </w:r>
     </w:p>
     <w:p>
@@ -1005,7 +1424,42 @@
     </w:p>
     <w:p>
       <w:r>
-        <w:t>For q=[1], keys [0],[ln(3)] and d=1, compute scores and softmax weights.</w:t>
+        <w:t>Use the supplied Sampling and Variability task to record your reasoning, evidence and next step.</w:t>
+      </w:r>
+    </w:p>
+    <w:p>
+      <w:pPr>
+        <w:spacing w:line="336" w:lineRule="auto" w:after="180"/>
+      </w:pPr>
+      <w:r>
+        <w:rPr>
+          <w:b w:val="0"/>
+        </w:rPr>
+        <w:t xml:space="preserve">For q=[1], keys [0],[ln(3)] and d=1, compute </w:t>
+      </w:r>
+      <w:r>
+        <w:rPr>
+          <w:b/>
+        </w:rPr>
+        <w:t>score</w:t>
+      </w:r>
+      <w:r>
+        <w:rPr>
+          <w:b w:val="0"/>
+        </w:rPr>
+        <w:t xml:space="preserve">s and </w:t>
+      </w:r>
+      <w:r>
+        <w:rPr>
+          <w:b/>
+        </w:rPr>
+        <w:t>softmax</w:t>
+      </w:r>
+      <w:r>
+        <w:rPr>
+          <w:b w:val="0"/>
+        </w:rPr>
+        <w:t xml:space="preserve"> weights.</w:t>
       </w:r>
     </w:p>
     <w:p>
@@ -1056,7 +1510,42 @@
     </w:p>
     <w:p>
       <w:r>
-        <w:t>Use values [2],[6] for the preceding weights. Compute output and output when the second key is excluded.</w:t>
+        <w:t>Use the supplied Sampling and Variability task to record your reasoning, evidence and next step.</w:t>
+      </w:r>
+    </w:p>
+    <w:p>
+      <w:pPr>
+        <w:spacing w:line="336" w:lineRule="auto" w:after="180"/>
+      </w:pPr>
+      <w:r>
+        <w:rPr>
+          <w:b w:val="0"/>
+        </w:rPr>
+        <w:t xml:space="preserve">Use values [2],[6] for the preceding weights. Compute </w:t>
+      </w:r>
+      <w:r>
+        <w:rPr>
+          <w:b/>
+        </w:rPr>
+        <w:t>output</w:t>
+      </w:r>
+      <w:r>
+        <w:rPr>
+          <w:b w:val="0"/>
+        </w:rPr>
+        <w:t xml:space="preserve"> and </w:t>
+      </w:r>
+      <w:r>
+        <w:rPr>
+          <w:b/>
+        </w:rPr>
+        <w:t>output</w:t>
+      </w:r>
+      <w:r>
+        <w:rPr>
+          <w:b w:val="0"/>
+        </w:rPr>
+        <w:t xml:space="preserve"> when the second key is excluded.</w:t>
       </w:r>
     </w:p>
     <w:p>
@@ -1107,7 +1596,42 @@
     </w:p>
     <w:p>
       <w:r>
-        <w:t>For q=[1,1], keys [1,0],[0,1], values [2,0],[0,4], compute scaled scores, weights and output.</w:t>
+        <w:t>Use the supplied Sampling and Variability task to record your reasoning, evidence and next step.</w:t>
+      </w:r>
+    </w:p>
+    <w:p>
+      <w:pPr>
+        <w:spacing w:line="336" w:lineRule="auto" w:after="180"/>
+      </w:pPr>
+      <w:r>
+        <w:rPr>
+          <w:b w:val="0"/>
+        </w:rPr>
+        <w:t xml:space="preserve">For q=[1,1], keys [1,0],[0,1], values [2,0],[0,4], compute scaled </w:t>
+      </w:r>
+      <w:r>
+        <w:rPr>
+          <w:b/>
+        </w:rPr>
+        <w:t>score</w:t>
+      </w:r>
+      <w:r>
+        <w:rPr>
+          <w:b w:val="0"/>
+        </w:rPr>
+        <w:t xml:space="preserve">s, weights and </w:t>
+      </w:r>
+      <w:r>
+        <w:rPr>
+          <w:b/>
+        </w:rPr>
+        <w:t>output</w:t>
+      </w:r>
+      <w:r>
+        <w:rPr>
+          <w:b w:val="0"/>
+        </w:rPr>
+        <w:t>.</w:t>
       </w:r>
     </w:p>
     <w:p>
@@ -1158,7 +1682,54 @@
     </w:p>
     <w:p>
       <w:r>
-        <w:t>q=[1], keys [0],[ln(2)],[ln(3)], values [0],[3],[8], width 1. Compute scores, weights and output. Then mask the third item and recompute. Explain whether output establishes a factual claim.</w:t>
+        <w:t>Use the supplied Sampling and Variability task to record your reasoning, evidence and next step.</w:t>
+      </w:r>
+    </w:p>
+    <w:p>
+      <w:pPr>
+        <w:spacing w:line="336" w:lineRule="auto" w:after="180"/>
+      </w:pPr>
+      <w:r>
+        <w:rPr>
+          <w:b w:val="0"/>
+        </w:rPr>
+        <w:t xml:space="preserve">q=[1], keys [0],[ln(2)],[ln(3)], values [0],[3],[8], width 1. Compute </w:t>
+      </w:r>
+      <w:r>
+        <w:rPr>
+          <w:b/>
+        </w:rPr>
+        <w:t>score</w:t>
+      </w:r>
+      <w:r>
+        <w:rPr>
+          <w:b w:val="0"/>
+        </w:rPr>
+        <w:t xml:space="preserve">s, weights and </w:t>
+      </w:r>
+      <w:r>
+        <w:rPr>
+          <w:b/>
+        </w:rPr>
+        <w:t>output</w:t>
+      </w:r>
+      <w:r>
+        <w:rPr>
+          <w:b w:val="0"/>
+        </w:rPr>
+        <w:t xml:space="preserve">. Then mask the third item and recompute. Explain whether </w:t>
+      </w:r>
+      <w:r>
+        <w:rPr>
+          <w:b/>
+        </w:rPr>
+        <w:t>output</w:t>
+      </w:r>
+      <w:r>
+        <w:rPr>
+          <w:b w:val="0"/>
+        </w:rPr>
+        <w:t xml:space="preserve"> establishes a factual claim.</w:t>
       </w:r>
     </w:p>
     <w:p>
@@ -1219,7 +1790,37 @@
     </w:p>
     <w:p>
       <w:r>
-        <w:t>Scores are 1000 and 1000+ln(3); values 4 and 8. Compute stable shifted weights and output. What if one key has width two and the query width one?</w:t>
+        <w:t>Use the supplied Sampling and Variability task to record your reasoning, evidence and next step.</w:t>
+      </w:r>
+    </w:p>
+    <w:p>
+      <w:pPr>
+        <w:spacing w:line="336" w:lineRule="auto" w:after="180"/>
+        <w:shd w:fill="F5F1FB"/>
+      </w:pPr>
+      <w:r>
+        <w:rPr>
+          <w:b/>
+        </w:rPr>
+        <w:t>Score</w:t>
+      </w:r>
+      <w:r>
+        <w:rPr>
+          <w:b w:val="0"/>
+        </w:rPr>
+        <w:t xml:space="preserve">s are 1000 and 1000+ln(3); values 4 and 8. Compute stable shifted weights and </w:t>
+      </w:r>
+      <w:r>
+        <w:rPr>
+          <w:b/>
+        </w:rPr>
+        <w:t>output</w:t>
+      </w:r>
+      <w:r>
+        <w:rPr>
+          <w:b w:val="0"/>
+        </w:rPr>
+        <w:t>. What if one key has width two and the query width one?</w:t>
       </w:r>
     </w:p>
     <w:p>
@@ -1266,6 +1867,11 @@
       </w:pPr>
       <w:r>
         <w:t>22. Feedback, return check and learning record</w:t>
+      </w:r>
+    </w:p>
+    <w:p>
+      <w:r>
+        <w:t>Record the first repaired step and a different case to revisit after a delay.</w:t>
       </w:r>
     </w:p>
     <w:tbl>
@@ -1405,7 +2011,13 @@
       </w:tr>
     </w:tbl>
     <w:p>
-      <w:r>
+      <w:pPr>
+        <w:spacing w:line="336" w:lineRule="auto" w:after="180"/>
+      </w:pPr>
+      <w:r>
+        <w:rPr>
+          <w:b w:val="0"/>
+        </w:rPr>
         <w:t>Revisit this idea with your teacher after a delay. Familiarity is different from explaining and using it on a changed case.</w:t>
       </w:r>
     </w:p>
@@ -1419,17 +2031,64 @@
     </w:p>
     <w:p>
       <w:r>
-        <w:t>A fictional two-token distribution illustrates variability in generation.</w:t>
-      </w:r>
-    </w:p>
-    <w:p>
-      <w:r>
+        <w:t>A fictional two-token distribution illustrates variability in generation. Explain the labelled step before checking the changed condition.</w:t>
+      </w:r>
+    </w:p>
+    <w:p>
+      <w:pPr>
+        <w:spacing w:line="336" w:lineRule="auto" w:after="180"/>
+      </w:pPr>
+      <w:r>
+        <w:rPr>
+          <w:b w:val="0"/>
+        </w:rPr>
+        <w:t xml:space="preserve">A fictional two-token distribution illustrates </w:t>
+      </w:r>
+      <w:r>
+        <w:rPr>
+          <w:b/>
+        </w:rPr>
+        <w:t>variability</w:t>
+      </w:r>
+      <w:r>
+        <w:rPr>
+          <w:b w:val="0"/>
+        </w:rPr>
+        <w:t xml:space="preserve"> in generation.</w:t>
+      </w:r>
+    </w:p>
+    <w:p>
+      <w:pPr>
+        <w:spacing w:line="336" w:lineRule="auto" w:after="180"/>
+      </w:pPr>
+      <w:r>
+        <w:rPr>
+          <w:b w:val="0"/>
+        </w:rPr>
         <w:t>At T=1, A=0.8 and B=0.2. For positive T use p^(1/T), then normalise.</w:t>
       </w:r>
     </w:p>
     <w:p>
-      <w:r>
-        <w:t>Use token order A,B and cumulative intervals [0,boundary),[boundary,1). Draw u=0.85.</w:t>
+      <w:pPr>
+        <w:spacing w:line="336" w:lineRule="auto" w:after="180"/>
+      </w:pPr>
+      <w:r>
+        <w:rPr>
+          <w:b w:val="0"/>
+        </w:rPr>
+        <w:t xml:space="preserve">Use token order A,B and </w:t>
+      </w:r>
+      <w:r>
+        <w:rPr>
+          <w:b/>
+        </w:rPr>
+        <w:t>cumulative interval</w:t>
+      </w:r>
+      <w:r>
+        <w:rPr>
+          <w:b w:val="0"/>
+        </w:rPr>
+        <w:t>s [0,boundary),[boundary,1). Draw u=0.85.</w:t>
       </w:r>
     </w:p>
     <w:p>
@@ -1505,7 +2164,14 @@
       </w:r>
     </w:p>
     <w:p>
-      <w:r>
+      <w:pPr>
+        <w:spacing w:line="336" w:lineRule="auto" w:after="180"/>
+        <w:shd w:fill="F5F1FB"/>
+      </w:pPr>
+      <w:r>
+        <w:rPr>
+          <w:b w:val="0"/>
+        </w:rPr>
         <w:t>Does T=0.5 make B impossible, and does choosing A guarantee factual accuracy?</w:t>
       </w:r>
     </w:p>
@@ -1548,13 +2214,70 @@
       </w:r>
     </w:p>
     <w:p>
-      <w:r>
-        <w:t>Support used: alone / hint / worked example. This record is practice evidence.</w:t>
-      </w:r>
-    </w:p>
-    <w:p>
-      <w:r>
-        <w:t>Project connection: Keep Study Buddy generation settings fixed during prompt comparisons and check evidence regardless of variability.</w:t>
+      <w:pPr>
+        <w:pStyle w:val="Heading3"/>
+      </w:pPr>
+      <w:r>
+        <w:t>Record the help used</w:t>
+      </w:r>
+    </w:p>
+    <w:p>
+      <w:pPr>
+        <w:spacing w:line="336" w:lineRule="auto" w:after="180"/>
+        <w:shd w:fill="F1F6F8"/>
+      </w:pPr>
+      <w:r>
+        <w:rPr>
+          <w:b w:val="0"/>
+        </w:rPr>
+        <w:t xml:space="preserve">Support used: alone / hint / worked example. This record is practice </w:t>
+      </w:r>
+      <w:r>
+        <w:rPr>
+          <w:b/>
+        </w:rPr>
+        <w:t>evidence</w:t>
+      </w:r>
+      <w:r>
+        <w:rPr>
+          <w:b w:val="0"/>
+        </w:rPr>
+        <w:t>.</w:t>
+      </w:r>
+    </w:p>
+    <w:p>
+      <w:pPr>
+        <w:spacing w:line="336" w:lineRule="auto" w:after="180"/>
+      </w:pPr>
+      <w:r>
+        <w:rPr>
+          <w:b w:val="0"/>
+        </w:rPr>
+        <w:t xml:space="preserve">Project connection: Keep Study Buddy generation settings fixed during prompt comparisons and check </w:t>
+      </w:r>
+      <w:r>
+        <w:rPr>
+          <w:b/>
+        </w:rPr>
+        <w:t>evidence</w:t>
+      </w:r>
+      <w:r>
+        <w:rPr>
+          <w:b w:val="0"/>
+        </w:rPr>
+        <w:t xml:space="preserve"> regardless of </w:t>
+      </w:r>
+      <w:r>
+        <w:rPr>
+          <w:b/>
+        </w:rPr>
+        <w:t>variability</w:t>
+      </w:r>
+      <w:r>
+        <w:rPr>
+          <w:b w:val="0"/>
+        </w:rPr>
+        <w:t>.</w:t>
       </w:r>
     </w:p>
     <w:p>
@@ -1567,17 +2290,76 @@
     </w:p>
     <w:p>
       <w:r>
+        <w:t>Keep this week’s input, deciding step, result and limit together in the Verified Study Buddy record.</w:t>
+      </w:r>
+    </w:p>
+    <w:p>
+      <w:pPr>
+        <w:spacing w:line="336" w:lineRule="auto" w:after="180"/>
+      </w:pPr>
+      <w:r>
+        <w:rPr>
+          <w:b w:val="0"/>
+        </w:rPr>
         <w:t>Project: Verified Study Buddy</w:t>
       </w:r>
     </w:p>
     <w:p>
-      <w:r>
-        <w:t>Current milestone: Frame the need. Name the user, the problem, allowed inputs and a safe simple starting method.</w:t>
-      </w:r>
-    </w:p>
-    <w:p>
-      <w:r>
-        <w:t>Keep Study Buddy generation settings fixed during prompt comparisons and check evidence regardless of variability.</w:t>
+      <w:pPr>
+        <w:spacing w:line="336" w:lineRule="auto" w:after="180"/>
+      </w:pPr>
+      <w:r>
+        <w:rPr>
+          <w:b w:val="0"/>
+        </w:rPr>
+        <w:t xml:space="preserve">Current milestone: Frame the need. Name the user, the problem, allowed </w:t>
+      </w:r>
+      <w:r>
+        <w:rPr>
+          <w:b/>
+        </w:rPr>
+        <w:t>input</w:t>
+      </w:r>
+      <w:r>
+        <w:rPr>
+          <w:b w:val="0"/>
+        </w:rPr>
+        <w:t>s and a safe simple starting method.</w:t>
+      </w:r>
+    </w:p>
+    <w:p>
+      <w:pPr>
+        <w:spacing w:line="336" w:lineRule="auto" w:after="180"/>
+      </w:pPr>
+      <w:r>
+        <w:rPr>
+          <w:b w:val="0"/>
+        </w:rPr>
+        <w:t xml:space="preserve">Keep Study Buddy generation settings fixed during prompt comparisons and check </w:t>
+      </w:r>
+      <w:r>
+        <w:rPr>
+          <w:b/>
+        </w:rPr>
+        <w:t>evidence</w:t>
+      </w:r>
+      <w:r>
+        <w:rPr>
+          <w:b w:val="0"/>
+        </w:rPr>
+        <w:t xml:space="preserve"> regardless of </w:t>
+      </w:r>
+      <w:r>
+        <w:rPr>
+          <w:b/>
+        </w:rPr>
+        <w:t>variability</w:t>
+      </w:r>
+      <w:r>
+        <w:rPr>
+          <w:b w:val="0"/>
+        </w:rPr>
+        <w:t>.</w:t>
       </w:r>
     </w:p>
     <w:tbl>
@@ -1739,12 +2521,41 @@
     </w:p>
     <w:p>
       <w:r>
+        <w:t>Try the supported questions before comparing with hints and feedback. Record what you repaired and the evidence you retained.</w:t>
+      </w:r>
+    </w:p>
+    <w:p>
+      <w:pPr>
+        <w:spacing w:line="336" w:lineRule="auto" w:after="180"/>
+      </w:pPr>
+      <w:r>
+        <w:rPr>
+          <w:b w:val="0"/>
+        </w:rPr>
         <w:t>Use this supported practice once, in the browser or on paper. Keep the reserved independent assessment for a separate first attempt before teacher feedback.</w:t>
       </w:r>
     </w:p>
     <w:p>
-      <w:r>
-        <w:t>A fictional two-token distribution illustrates variability in generation.</w:t>
+      <w:pPr>
+        <w:spacing w:line="336" w:lineRule="auto" w:after="180"/>
+      </w:pPr>
+      <w:r>
+        <w:rPr>
+          <w:b w:val="0"/>
+        </w:rPr>
+        <w:t xml:space="preserve">A fictional two-token distribution illustrates </w:t>
+      </w:r>
+      <w:r>
+        <w:rPr>
+          <w:b/>
+        </w:rPr>
+        <w:t>variability</w:t>
+      </w:r>
+      <w:r>
+        <w:rPr>
+          <w:b w:val="0"/>
+        </w:rPr>
+        <w:t xml:space="preserve"> in generation.</w:t>
       </w:r>
     </w:p>
     <w:p>
@@ -1756,27 +2567,61 @@
       </w:r>
     </w:p>
     <w:p>
-      <w:r>
+      <w:pPr>
+        <w:spacing w:line="336" w:lineRule="auto" w:after="180"/>
+      </w:pPr>
+      <w:r>
+        <w:rPr>
+          <w:b w:val="0"/>
+        </w:rPr>
         <w:t>Which labelled step matches this detail? 0.85 is below 16/17, so T=0.5 selects A.</w:t>
       </w:r>
     </w:p>
     <w:p>
-      <w:r>
+      <w:pPr>
+        <w:spacing w:line="336" w:lineRule="auto" w:after="180"/>
+        <w:shd w:fill="F4F9FC"/>
+      </w:pPr>
+      <w:r>
+        <w:rPr>
+          <w:b w:val="0"/>
+        </w:rPr>
         <w:t>1. Normalise</w:t>
       </w:r>
     </w:p>
     <w:p>
-      <w:r>
+      <w:pPr>
+        <w:spacing w:line="336" w:lineRule="auto" w:after="180"/>
+        <w:shd w:fill="F4F9FC"/>
+      </w:pPr>
+      <w:r>
+        <w:rPr>
+          <w:b w:val="0"/>
+        </w:rPr>
         <w:t>2. Original distribution</w:t>
       </w:r>
     </w:p>
     <w:p>
-      <w:r>
+      <w:pPr>
+        <w:spacing w:line="336" w:lineRule="auto" w:after="180"/>
+        <w:shd w:fill="F4F9FC"/>
+      </w:pPr>
+      <w:r>
+        <w:rPr>
+          <w:b w:val="0"/>
+        </w:rPr>
         <w:t>3. T=0.5 weights</w:t>
       </w:r>
     </w:p>
     <w:p>
-      <w:r>
+      <w:pPr>
+        <w:spacing w:line="336" w:lineRule="auto" w:after="180"/>
+        <w:shd w:fill="F4F9FC"/>
+      </w:pPr>
+      <w:r>
+        <w:rPr>
+          <w:b w:val="0"/>
+        </w:rPr>
         <w:t>4. Same draw</w:t>
       </w:r>
     </w:p>
@@ -1814,41 +2659,215 @@
       </w:r>
     </w:p>
     <w:p>
-      <w:r>
+      <w:pPr>
+        <w:pStyle w:val="Heading3"/>
+      </w:pPr>
+      <w:r>
+        <w:t>Hint · try first</w:t>
+      </w:r>
+    </w:p>
+    <w:p>
+      <w:pPr>
+        <w:spacing w:line="336" w:lineRule="auto" w:after="180"/>
+        <w:shd w:fill="F1F6F8"/>
+      </w:pPr>
+      <w:r>
+        <w:rPr>
+          <w:b w:val="0"/>
+        </w:rPr>
         <w:t>Hint if needed: Read the steps in the pictorial case. Match the supplied detail to the stage that performs or records it.</w:t>
       </w:r>
     </w:p>
     <w:p>
-      <w:r>
-        <w:t>After your attempt, compare with the supported explanation: Same draw 0.85 is below 16/17, so T=0.5 selects A. Lower positive temperature concentrates this unequal distribution on its larger entry. It changes sampling probabilities, not evidence for whether A or B is true. Using the same draw isolates how the distribution changes the decision. This formula is a toy probability-space illustration corresponding to a temperature-scaled model distribution.</w:t>
-      </w:r>
-    </w:p>
-    <w:p>
       <w:pPr>
         <w:pStyle w:val="Heading3"/>
       </w:pPr>
       <w:r>
+        <w:t>Feedback · compare after trying</w:t>
+      </w:r>
+    </w:p>
+    <w:p>
+      <w:pPr>
+        <w:spacing w:line="336" w:lineRule="auto" w:after="180"/>
+        <w:shd w:fill="F1F6FC"/>
+      </w:pPr>
+      <w:r>
+        <w:rPr>
+          <w:b w:val="0"/>
+        </w:rPr>
+        <w:t xml:space="preserve">After your attempt, compare with the supported explanation: Same draw 0.85 is below 16/17, so T=0.5 selects A. Lower positive </w:t>
+      </w:r>
+      <w:r>
+        <w:rPr>
+          <w:b/>
+        </w:rPr>
+        <w:t>temperature</w:t>
+      </w:r>
+      <w:r>
+        <w:rPr>
+          <w:b w:val="0"/>
+        </w:rPr>
+        <w:t xml:space="preserve"> concentrates this unequal distribution on its larger entry.</w:t>
+      </w:r>
+    </w:p>
+    <w:p>
+      <w:pPr>
+        <w:spacing w:line="336" w:lineRule="auto" w:after="180"/>
+        <w:shd w:fill="F1F6FC"/>
+      </w:pPr>
+      <w:r>
+        <w:rPr>
+          <w:b w:val="0"/>
+        </w:rPr>
+        <w:t xml:space="preserve">It changes </w:t>
+      </w:r>
+      <w:r>
+        <w:rPr>
+          <w:b/>
+        </w:rPr>
+        <w:t>sampling</w:t>
+      </w:r>
+      <w:r>
+        <w:rPr>
+          <w:b w:val="0"/>
+        </w:rPr>
+        <w:t xml:space="preserve"> probabilities, not </w:t>
+      </w:r>
+      <w:r>
+        <w:rPr>
+          <w:b/>
+        </w:rPr>
+        <w:t>evidence</w:t>
+      </w:r>
+      <w:r>
+        <w:rPr>
+          <w:b w:val="0"/>
+        </w:rPr>
+        <w:t xml:space="preserve"> for whether A or B is true. Using the same draw isolates how the distribution changes the decision.</w:t>
+      </w:r>
+    </w:p>
+    <w:p>
+      <w:pPr>
+        <w:spacing w:line="336" w:lineRule="auto" w:after="180"/>
+        <w:shd w:fill="F1F6FC"/>
+      </w:pPr>
+      <w:r>
+        <w:rPr>
+          <w:b w:val="0"/>
+        </w:rPr>
+        <w:t xml:space="preserve">This formula is a toy probability-space illustration corresponding to a </w:t>
+      </w:r>
+      <w:r>
+        <w:rPr>
+          <w:b/>
+        </w:rPr>
+        <w:t>temperature</w:t>
+      </w:r>
+      <w:r>
+        <w:rPr>
+          <w:b w:val="0"/>
+        </w:rPr>
+        <w:t>-scaled model distribution.</w:t>
+      </w:r>
+    </w:p>
+    <w:p>
+      <w:pPr>
+        <w:pStyle w:val="Heading3"/>
+      </w:pPr>
+      <w:r>
         <w:t>Practice 2: explain the deciding evidence</w:t>
       </w:r>
     </w:p>
     <w:p>
-      <w:r>
+      <w:pPr>
+        <w:pStyle w:val="Heading3"/>
+      </w:pPr>
+      <w:r>
+        <w:t>Changed case · predict first</w:t>
+      </w:r>
+    </w:p>
+    <w:p>
+      <w:pPr>
+        <w:spacing w:line="336" w:lineRule="auto" w:after="180"/>
+        <w:shd w:fill="F5F1FB"/>
+      </w:pPr>
+      <w:r>
+        <w:rPr>
+          <w:b w:val="0"/>
+        </w:rPr>
         <w:t>Changed-case practice: Set the draw to 0.97, keeping both distributions. Which conclusion is supported by the supplied facts?</w:t>
       </w:r>
     </w:p>
     <w:p>
-      <w:r>
-        <w:t>1. This one example guarantees correct results for every future input.</w:t>
-      </w:r>
-    </w:p>
-    <w:p>
-      <w:r>
-        <w:t>2. Both temperatures select B.</w:t>
-      </w:r>
-    </w:p>
-    <w:p>
-      <w:r>
-        <w:t>3. We can decide the result without examining the changed input or the procedure.</w:t>
+      <w:pPr>
+        <w:spacing w:line="336" w:lineRule="auto" w:after="180"/>
+        <w:shd w:fill="F4F9FC"/>
+      </w:pPr>
+      <w:r>
+        <w:rPr>
+          <w:b w:val="0"/>
+        </w:rPr>
+        <w:t xml:space="preserve">1. This one example guarantees correct results for every future </w:t>
+      </w:r>
+      <w:r>
+        <w:rPr>
+          <w:b/>
+        </w:rPr>
+        <w:t>input</w:t>
+      </w:r>
+      <w:r>
+        <w:rPr>
+          <w:b w:val="0"/>
+        </w:rPr>
+        <w:t>.</w:t>
+      </w:r>
+    </w:p>
+    <w:p>
+      <w:pPr>
+        <w:spacing w:line="336" w:lineRule="auto" w:after="180"/>
+        <w:shd w:fill="F4F9FC"/>
+      </w:pPr>
+      <w:r>
+        <w:rPr>
+          <w:b w:val="0"/>
+        </w:rPr>
+        <w:t xml:space="preserve">2. Both </w:t>
+      </w:r>
+      <w:r>
+        <w:rPr>
+          <w:b/>
+        </w:rPr>
+        <w:t>temperature</w:t>
+      </w:r>
+      <w:r>
+        <w:rPr>
+          <w:b w:val="0"/>
+        </w:rPr>
+        <w:t>s select B.</w:t>
+      </w:r>
+    </w:p>
+    <w:p>
+      <w:pPr>
+        <w:spacing w:line="336" w:lineRule="auto" w:after="180"/>
+        <w:shd w:fill="F4F9FC"/>
+      </w:pPr>
+      <w:r>
+        <w:rPr>
+          <w:b w:val="0"/>
+        </w:rPr>
+        <w:t xml:space="preserve">3. We can decide the result without examining the changed </w:t>
+      </w:r>
+      <w:r>
+        <w:rPr>
+          <w:b/>
+        </w:rPr>
+        <w:t>input</w:t>
+      </w:r>
+      <w:r>
+        <w:rPr>
+          <w:b w:val="0"/>
+        </w:rPr>
+        <w:t xml:space="preserve"> or the procedure.</w:t>
       </w:r>
     </w:p>
     <w:p>
@@ -1885,31 +2904,155 @@
       </w:r>
     </w:p>
     <w:p>
-      <w:r>
+      <w:pPr>
+        <w:pStyle w:val="Heading3"/>
+      </w:pPr>
+      <w:r>
+        <w:t>Hint · try first</w:t>
+      </w:r>
+    </w:p>
+    <w:p>
+      <w:pPr>
+        <w:spacing w:line="336" w:lineRule="auto" w:after="180"/>
+        <w:shd w:fill="F1F6F8"/>
+      </w:pPr>
+      <w:r>
+        <w:rPr>
+          <w:b w:val="0"/>
+        </w:rPr>
         <w:t>Hint if needed: Use the changed condition and the deciding step in the pictorial trace. The answer must say what follows from those facts.</w:t>
       </w:r>
     </w:p>
     <w:p>
-      <w:r>
-        <w:t>After your attempt, compare with the supported explanation: Both temperatures select B. 0.97 exceeds both A boundaries, 0.8 and approximately 0.9412.</w:t>
-      </w:r>
-    </w:p>
-    <w:p>
       <w:pPr>
         <w:pStyle w:val="Heading3"/>
       </w:pPr>
       <w:r>
+        <w:t>Feedback · compare after trying</w:t>
+      </w:r>
+    </w:p>
+    <w:p>
+      <w:pPr>
+        <w:spacing w:line="336" w:lineRule="auto" w:after="180"/>
+        <w:shd w:fill="F1F6FC"/>
+      </w:pPr>
+      <w:r>
+        <w:rPr>
+          <w:b w:val="0"/>
+        </w:rPr>
+        <w:t xml:space="preserve">After your attempt, compare with the supported explanation: Both </w:t>
+      </w:r>
+      <w:r>
+        <w:rPr>
+          <w:b/>
+        </w:rPr>
+        <w:t>temperature</w:t>
+      </w:r>
+      <w:r>
+        <w:rPr>
+          <w:b w:val="0"/>
+        </w:rPr>
+        <w:t>s select B. 0.97 exceeds both A boundaries, 0.8 and approximately 0.9412.</w:t>
+      </w:r>
+    </w:p>
+    <w:p>
+      <w:pPr>
+        <w:pStyle w:val="Heading3"/>
+      </w:pPr>
+      <w:r>
         <w:t>Repair a missing building block</w:t>
       </w:r>
     </w:p>
     <w:p>
-      <w:r>
-        <w:t>Review Tokens and Context (ai-3/3). Goal: Account for fixed text, evidence and reserved output under a toy budget. Short practice: Can A alone justify answering 20 seats after the exception is known?. Return to this week and explain what you changed.</w:t>
-      </w:r>
-    </w:p>
-    <w:p>
-      <w:r>
-        <w:t>Review Predictive and Generative AI (ai-3/1). Goal: Distinguish discriminative prediction from generation by inspecting the requested output. Short practice: Identify the first unsupported claim and explain what source would be needed before asserting it.. Return to this week and explain what you changed.</w:t>
+      <w:pPr>
+        <w:spacing w:line="336" w:lineRule="auto" w:after="180"/>
+      </w:pPr>
+      <w:r>
+        <w:rPr>
+          <w:b w:val="0"/>
+        </w:rPr>
+        <w:t xml:space="preserve">Review Tokens and Context (ai-3/3). Goal: Account for fixed text, </w:t>
+      </w:r>
+      <w:r>
+        <w:rPr>
+          <w:b/>
+        </w:rPr>
+        <w:t>evidence</w:t>
+      </w:r>
+      <w:r>
+        <w:rPr>
+          <w:b w:val="0"/>
+        </w:rPr>
+        <w:t xml:space="preserve"> and reserved </w:t>
+      </w:r>
+      <w:r>
+        <w:rPr>
+          <w:b/>
+        </w:rPr>
+        <w:t>output</w:t>
+      </w:r>
+      <w:r>
+        <w:rPr>
+          <w:b w:val="0"/>
+        </w:rPr>
+        <w:t xml:space="preserve"> under a toy budget. Short practice: Can A alone justify answering 20 seats after the exception is known?.</w:t>
+      </w:r>
+    </w:p>
+    <w:p>
+      <w:pPr>
+        <w:spacing w:line="336" w:lineRule="auto" w:after="180"/>
+      </w:pPr>
+      <w:r>
+        <w:rPr>
+          <w:b w:val="0"/>
+        </w:rPr>
+        <w:t>Return to this week and explain what you changed.</w:t>
+      </w:r>
+    </w:p>
+    <w:p>
+      <w:pPr>
+        <w:spacing w:line="336" w:lineRule="auto" w:after="180"/>
+      </w:pPr>
+      <w:r>
+        <w:rPr>
+          <w:b w:val="0"/>
+        </w:rPr>
+        <w:t xml:space="preserve">Review Predictive and Generative AI (ai-3/1). Goal: Distinguish discriminative </w:t>
+      </w:r>
+      <w:r>
+        <w:rPr>
+          <w:b/>
+        </w:rPr>
+        <w:t>prediction</w:t>
+      </w:r>
+      <w:r>
+        <w:rPr>
+          <w:b w:val="0"/>
+        </w:rPr>
+        <w:t xml:space="preserve"> from generation by inspecting the requested </w:t>
+      </w:r>
+      <w:r>
+        <w:rPr>
+          <w:b/>
+        </w:rPr>
+        <w:t>output</w:t>
+      </w:r>
+      <w:r>
+        <w:rPr>
+          <w:b w:val="0"/>
+        </w:rPr>
+        <w:t>.</w:t>
+      </w:r>
+    </w:p>
+    <w:p>
+      <w:pPr>
+        <w:spacing w:line="336" w:lineRule="auto" w:after="180"/>
+      </w:pPr>
+      <w:r>
+        <w:rPr>
+          <w:b w:val="0"/>
+        </w:rPr>
+        <w:t>Short practice: Identify the first unsupported claim and explain what source would be needed before asserting it.. Return to this week and explain what you changed.</w:t>
       </w:r>
     </w:p>
     <w:p>
@@ -1921,8 +3064,37 @@
       </w:r>
     </w:p>
     <w:p>
-      <w:r>
-        <w:t>Use Download completed work in the hosted lesson to export your answers, reflections, practice feedback and code-run evidence. Open the HTML copy to read or print it. Drafts stay in this browser when storage is available; clear drafts on a shared device.</w:t>
+      <w:pPr>
+        <w:spacing w:line="336" w:lineRule="auto" w:after="180"/>
+      </w:pPr>
+      <w:r>
+        <w:rPr>
+          <w:b w:val="0"/>
+        </w:rPr>
+        <w:t xml:space="preserve">Use Download completed work in the hosted lesson to export your answers, reflections, practice feedback and code-run </w:t>
+      </w:r>
+      <w:r>
+        <w:rPr>
+          <w:b/>
+        </w:rPr>
+        <w:t>evidence</w:t>
+      </w:r>
+      <w:r>
+        <w:rPr>
+          <w:b w:val="0"/>
+        </w:rPr>
+        <w:t>. Open the HTML copy to read or print it.</w:t>
+      </w:r>
+    </w:p>
+    <w:p>
+      <w:pPr>
+        <w:spacing w:line="336" w:lineRule="auto" w:after="180"/>
+      </w:pPr>
+      <w:r>
+        <w:rPr>
+          <w:b w:val="0"/>
+        </w:rPr>
+        <w:t>Drafts stay in this browser when storage is available; clear drafts on a shared device.</w:t>
       </w:r>
     </w:p>
     <w:p>
@@ -1936,6 +3108,818 @@
     <w:p>
       <w:r>
         <w:t>________________________________________________________________</w:t>
+      </w:r>
+    </w:p>
+    <w:p>
+      <w:r>
+        <w:t>________________________________________________________________</w:t>
+      </w:r>
+    </w:p>
+    <w:p>
+      <w:r>
+        <w:t>________________________________________________________________</w:t>
+      </w:r>
+    </w:p>
+    <w:p>
+      <w:r>
+        <w:t>________________________________________________________________</w:t>
+      </w:r>
+    </w:p>
+    <w:p>
+      <w:r>
+        <w:t>________________________________________________________________</w:t>
+      </w:r>
+    </w:p>
+    <w:p>
+      <w:pPr>
+        <w:pStyle w:val="Heading1"/>
+      </w:pPr>
+      <w:r>
+        <w:t>26. Visual concept journey</w:t>
+      </w:r>
+    </w:p>
+    <w:p>
+      <w:r>
+        <w:t>Explain each Sampling and Variability picture from its labels, then record a relevant limit.</w:t>
+      </w:r>
+    </w:p>
+    <w:p>
+      <w:pPr>
+        <w:pStyle w:val="Heading3"/>
+      </w:pPr>
+      <w:r>
+        <w:t>01. Sampling and Variability: the case</w:t>
+      </w:r>
+    </w:p>
+    <w:p>
+      <w:r>
+        <w:drawing>
+          <wp:inline xmlns:a="http://schemas.openxmlformats.org/drawingml/2006/main" xmlns:pic="http://schemas.openxmlformats.org/drawingml/2006/picture">
+            <wp:extent cx="5486400" cy="2840736"/>
+            <wp:docPr id="3" name="Picture 3" descr="A fictional two-token distribution illustrates variability in generation. Supplied facts: At T=1, A=0.8 and B=0.2. For positive T use p^(1/T), then normalise. Use token order A,B and cumulative intervals [0,boundary),[boundary,1). Draw u=0.85."/>
+            <wp:cNvGraphicFramePr>
+              <a:graphicFrameLocks noChangeAspect="1"/>
+            </wp:cNvGraphicFramePr>
+            <a:graphic>
+              <a:graphicData uri="http://schemas.openxmlformats.org/drawingml/2006/picture">
+                <pic:pic>
+                  <pic:nvPicPr>
+                    <pic:cNvPr id="0" name="academy-story-ai-3-4-01.png"/>
+                    <pic:cNvPicPr/>
+                  </pic:nvPicPr>
+                  <pic:blipFill>
+                    <a:blip r:embed="rId11"/>
+                    <a:stretch>
+                      <a:fillRect/>
+                    </a:stretch>
+                  </pic:blipFill>
+                  <pic:spPr>
+                    <a:xfrm>
+                      <a:off x="0" y="0"/>
+                      <a:ext cx="5486400" cy="2840736"/>
+                    </a:xfrm>
+                    <a:prstGeom prst="rect"/>
+                  </pic:spPr>
+                </pic:pic>
+              </a:graphicData>
+            </a:graphic>
+          </wp:inline>
+        </w:drawing>
+      </w:r>
+    </w:p>
+    <w:p>
+      <w:pPr>
+        <w:spacing w:line="336" w:lineRule="auto" w:after="180"/>
+      </w:pPr>
+      <w:r>
+        <w:rPr>
+          <w:b w:val="0"/>
+        </w:rPr>
+        <w:t xml:space="preserve">A fictional two-token distribution illustrates </w:t>
+      </w:r>
+      <w:r>
+        <w:rPr>
+          <w:b/>
+        </w:rPr>
+        <w:t>variability</w:t>
+      </w:r>
+      <w:r>
+        <w:rPr>
+          <w:b w:val="0"/>
+        </w:rPr>
+        <w:t xml:space="preserve"> in generation. Supplied facts: At T=1, A=0.8 and B=0.2. For positive T use p^(1/T), then normalise.</w:t>
+      </w:r>
+    </w:p>
+    <w:p>
+      <w:pPr>
+        <w:spacing w:line="336" w:lineRule="auto" w:after="180"/>
+      </w:pPr>
+      <w:r>
+        <w:rPr>
+          <w:b w:val="0"/>
+        </w:rPr>
+        <w:t xml:space="preserve">Use token order A,B and </w:t>
+      </w:r>
+      <w:r>
+        <w:rPr>
+          <w:b/>
+        </w:rPr>
+        <w:t>cumulative interval</w:t>
+      </w:r>
+      <w:r>
+        <w:rPr>
+          <w:b w:val="0"/>
+        </w:rPr>
+        <w:t>s [0,boundary),[boundary,1). Draw u=0.85.</w:t>
+      </w:r>
+    </w:p>
+    <w:p>
+      <w:pPr>
+        <w:spacing w:line="336" w:lineRule="auto" w:after="180"/>
+        <w:shd w:fill="F5F1FB"/>
+      </w:pPr>
+      <w:r>
+        <w:rPr>
+          <w:b w:val="0"/>
+        </w:rPr>
+        <w:t>Point to the given fact that matters most. Explain why it matters.</w:t>
+      </w:r>
+    </w:p>
+    <w:p>
+      <w:pPr>
+        <w:pStyle w:val="Heading3"/>
+      </w:pPr>
+      <w:r>
+        <w:t>My picture explanation, deciding evidence and one limit</w:t>
+      </w:r>
+    </w:p>
+    <w:p>
+      <w:r>
+        <w:t>________________________________________________________________</w:t>
+      </w:r>
+    </w:p>
+    <w:p>
+      <w:r>
+        <w:t>________________________________________________________________</w:t>
+      </w:r>
+    </w:p>
+    <w:p>
+      <w:r>
+        <w:t>________________________________________________________________</w:t>
+      </w:r>
+    </w:p>
+    <w:p>
+      <w:r>
+        <w:t>________________________________________________________________</w:t>
+      </w:r>
+    </w:p>
+    <w:p>
+      <w:pPr>
+        <w:pStyle w:val="Heading3"/>
+      </w:pPr>
+      <w:r>
+        <w:t>02. Follow the deciding steps</w:t>
+      </w:r>
+    </w:p>
+    <w:p>
+      <w:r>
+        <w:drawing>
+          <wp:inline xmlns:a="http://schemas.openxmlformats.org/drawingml/2006/main" xmlns:pic="http://schemas.openxmlformats.org/drawingml/2006/picture">
+            <wp:extent cx="5486400" cy="4005072"/>
+            <wp:docPr id="4" name="Picture 4" descr="Original distribution: A boundary 0.8; u=0.85 selects B. → T=0.5 weights: Square probabilities:0.64 and 0.04; total 0.68. → Normalise: A=16/17≈0.9412; B=1/17≈0.0588. → Same draw: 0.85 is below 16/17, so T=0.5 selects A."/>
+            <wp:cNvGraphicFramePr>
+              <a:graphicFrameLocks noChangeAspect="1"/>
+            </wp:cNvGraphicFramePr>
+            <a:graphic>
+              <a:graphicData uri="http://schemas.openxmlformats.org/drawingml/2006/picture">
+                <pic:pic>
+                  <pic:nvPicPr>
+                    <pic:cNvPr id="0" name="academy-story-ai-3-4-02.png"/>
+                    <pic:cNvPicPr/>
+                  </pic:nvPicPr>
+                  <pic:blipFill>
+                    <a:blip r:embed="rId12"/>
+                    <a:stretch>
+                      <a:fillRect/>
+                    </a:stretch>
+                  </pic:blipFill>
+                  <pic:spPr>
+                    <a:xfrm>
+                      <a:off x="0" y="0"/>
+                      <a:ext cx="5486400" cy="4005072"/>
+                    </a:xfrm>
+                    <a:prstGeom prst="rect"/>
+                  </pic:spPr>
+                </pic:pic>
+              </a:graphicData>
+            </a:graphic>
+          </wp:inline>
+        </w:drawing>
+      </w:r>
+    </w:p>
+    <w:p>
+      <w:pPr>
+        <w:spacing w:line="336" w:lineRule="auto" w:after="180"/>
+      </w:pPr>
+      <w:r>
+        <w:rPr>
+          <w:b w:val="0"/>
+        </w:rPr>
+        <w:t>Original distribution: A boundary 0.8; u=0.85 selects B. → T=0.5 weights: Square probabilities:0.64 and 0.04; total 0.68. → Normalise: A=16/17≈0.9412; B=1/17≈0.0588. → Same draw: 0.85 is below 16/17, so T=0.5 selects A.</w:t>
+      </w:r>
+    </w:p>
+    <w:p>
+      <w:pPr>
+        <w:spacing w:line="336" w:lineRule="auto" w:after="180"/>
+        <w:shd w:fill="F5F1FB"/>
+      </w:pPr>
+      <w:r>
+        <w:rPr>
+          <w:b w:val="0"/>
+        </w:rPr>
+        <w:t xml:space="preserve">Point to each numbered stage and explain which recorded </w:t>
+      </w:r>
+      <w:r>
+        <w:rPr>
+          <w:b/>
+        </w:rPr>
+        <w:t>input</w:t>
+      </w:r>
+      <w:r>
+        <w:rPr>
+          <w:b w:val="0"/>
+        </w:rPr>
+        <w:t xml:space="preserve"> it uses.</w:t>
+      </w:r>
+    </w:p>
+    <w:p>
+      <w:pPr>
+        <w:pStyle w:val="Heading3"/>
+      </w:pPr>
+      <w:r>
+        <w:t>My picture explanation, deciding evidence and one limit</w:t>
+      </w:r>
+    </w:p>
+    <w:p>
+      <w:r>
+        <w:t>________________________________________________________________</w:t>
+      </w:r>
+    </w:p>
+    <w:p>
+      <w:r>
+        <w:t>________________________________________________________________</w:t>
+      </w:r>
+    </w:p>
+    <w:p>
+      <w:r>
+        <w:t>________________________________________________________________</w:t>
+      </w:r>
+    </w:p>
+    <w:p>
+      <w:r>
+        <w:t>________________________________________________________________</w:t>
+      </w:r>
+    </w:p>
+    <w:p>
+      <w:pPr>
+        <w:pStyle w:val="Heading3"/>
+      </w:pPr>
+      <w:r>
+        <w:t>03. Temperature-scaled toy probabilities</w:t>
+      </w:r>
+    </w:p>
+    <w:p>
+      <w:r>
+        <w:drawing>
+          <wp:inline xmlns:a="http://schemas.openxmlformats.org/drawingml/2006/main" xmlns:pic="http://schemas.openxmlformats.org/drawingml/2006/picture">
+            <wp:extent cx="5486400" cy="3096768"/>
+            <wp:docPr id="5" name="Picture 5" descr="Temperature-scaled toy probabilities. A: T=1 = 0.8, T=0.5 = 0.9411764705882353. B: T=1 = 0.2, T=0.5 = 0.058823529411764705."/>
+            <wp:cNvGraphicFramePr>
+              <a:graphicFrameLocks noChangeAspect="1"/>
+            </wp:cNvGraphicFramePr>
+            <a:graphic>
+              <a:graphicData uri="http://schemas.openxmlformats.org/drawingml/2006/picture">
+                <pic:pic>
+                  <pic:nvPicPr>
+                    <pic:cNvPr id="0" name="academy-story-ai-3-4-03.png"/>
+                    <pic:cNvPicPr/>
+                  </pic:nvPicPr>
+                  <pic:blipFill>
+                    <a:blip r:embed="rId13"/>
+                    <a:stretch>
+                      <a:fillRect/>
+                    </a:stretch>
+                  </pic:blipFill>
+                  <pic:spPr>
+                    <a:xfrm>
+                      <a:off x="0" y="0"/>
+                      <a:ext cx="5486400" cy="3096768"/>
+                    </a:xfrm>
+                    <a:prstGeom prst="rect"/>
+                  </pic:spPr>
+                </pic:pic>
+              </a:graphicData>
+            </a:graphic>
+          </wp:inline>
+        </w:drawing>
+      </w:r>
+    </w:p>
+    <w:p>
+      <w:pPr>
+        <w:spacing w:line="336" w:lineRule="auto" w:after="180"/>
+      </w:pPr>
+      <w:r>
+        <w:rPr>
+          <w:b/>
+        </w:rPr>
+        <w:t>Temperature</w:t>
+      </w:r>
+      <w:r>
+        <w:rPr>
+          <w:b w:val="0"/>
+        </w:rPr>
+        <w:t>-scaled toy probabilities. A: T=1 = 0.8, T=0.5 = 0.9411764705882353. B: T=1 = 0.2, T=0.5 = 0.058823529411764705.</w:t>
+      </w:r>
+    </w:p>
+    <w:p>
+      <w:pPr>
+        <w:spacing w:line="336" w:lineRule="auto" w:after="180"/>
+        <w:shd w:fill="F5F1FB"/>
+      </w:pPr>
+      <w:r>
+        <w:rPr>
+          <w:b w:val="0"/>
+        </w:rPr>
+        <w:t>Read the labels and values. Explain the relationship the model shows.</w:t>
+      </w:r>
+    </w:p>
+    <w:p>
+      <w:pPr>
+        <w:pStyle w:val="Heading3"/>
+      </w:pPr>
+      <w:r>
+        <w:t>My picture explanation, deciding evidence and one limit</w:t>
+      </w:r>
+    </w:p>
+    <w:p>
+      <w:r>
+        <w:t>________________________________________________________________</w:t>
+      </w:r>
+    </w:p>
+    <w:p>
+      <w:r>
+        <w:t>________________________________________________________________</w:t>
+      </w:r>
+    </w:p>
+    <w:p>
+      <w:r>
+        <w:t>________________________________________________________________</w:t>
+      </w:r>
+    </w:p>
+    <w:p>
+      <w:r>
+        <w:t>________________________________________________________________</w:t>
+      </w:r>
+    </w:p>
+    <w:p>
+      <w:pPr>
+        <w:pStyle w:val="Heading3"/>
+      </w:pPr>
+      <w:r>
+        <w:t>04. Change one thing. Trace what follows.</w:t>
+      </w:r>
+    </w:p>
+    <w:p>
+      <w:r>
+        <w:drawing>
+          <wp:inline xmlns:a="http://schemas.openxmlformats.org/drawingml/2006/main" xmlns:pic="http://schemas.openxmlformats.org/drawingml/2006/picture">
+            <wp:extent cx="5486400" cy="3026664"/>
+            <wp:docPr id="6" name="Picture 6" descr="Original case: 0.85 is below 16/17, so T=0.5 selects A. Changed condition: Set the draw to 0.97, keeping both distributions. Expected result: Both temperatures select B. Reason: 0.97 exceeds both A boundaries, 0.8 and approximately 0.9412."/>
+            <wp:cNvGraphicFramePr>
+              <a:graphicFrameLocks noChangeAspect="1"/>
+            </wp:cNvGraphicFramePr>
+            <a:graphic>
+              <a:graphicData uri="http://schemas.openxmlformats.org/drawingml/2006/picture">
+                <pic:pic>
+                  <pic:nvPicPr>
+                    <pic:cNvPr id="0" name="academy-story-ai-3-4-04.png"/>
+                    <pic:cNvPicPr/>
+                  </pic:nvPicPr>
+                  <pic:blipFill>
+                    <a:blip r:embed="rId14"/>
+                    <a:stretch>
+                      <a:fillRect/>
+                    </a:stretch>
+                  </pic:blipFill>
+                  <pic:spPr>
+                    <a:xfrm>
+                      <a:off x="0" y="0"/>
+                      <a:ext cx="5486400" cy="3026664"/>
+                    </a:xfrm>
+                    <a:prstGeom prst="rect"/>
+                  </pic:spPr>
+                </pic:pic>
+              </a:graphicData>
+            </a:graphic>
+          </wp:inline>
+        </w:drawing>
+      </w:r>
+    </w:p>
+    <w:p>
+      <w:pPr>
+        <w:spacing w:line="336" w:lineRule="auto" w:after="180"/>
+      </w:pPr>
+      <w:r>
+        <w:rPr>
+          <w:b w:val="0"/>
+        </w:rPr>
+        <w:t xml:space="preserve">Original case: 0.85 is below 16/17, so T=0.5 selects A. Changed condition: Set the draw to 0.97, keeping both distributions. Expected result: Both </w:t>
+      </w:r>
+      <w:r>
+        <w:rPr>
+          <w:b/>
+        </w:rPr>
+        <w:t>temperature</w:t>
+      </w:r>
+      <w:r>
+        <w:rPr>
+          <w:b w:val="0"/>
+        </w:rPr>
+        <w:t>s select B.</w:t>
+      </w:r>
+    </w:p>
+    <w:p>
+      <w:pPr>
+        <w:spacing w:line="336" w:lineRule="auto" w:after="180"/>
+      </w:pPr>
+      <w:r>
+        <w:rPr>
+          <w:b w:val="0"/>
+        </w:rPr>
+        <w:t>Reason: 0.97 exceeds both A boundaries, 0.8 and approximately 0.9412.</w:t>
+      </w:r>
+    </w:p>
+    <w:p>
+      <w:pPr>
+        <w:spacing w:line="336" w:lineRule="auto" w:after="180"/>
+        <w:shd w:fill="F5F1FB"/>
+      </w:pPr>
+      <w:r>
+        <w:rPr>
+          <w:b w:val="0"/>
+        </w:rPr>
+        <w:t>Predict before checking the worked changed-case result. Name what changed and what the supplied facts allow you to conclude.</w:t>
+      </w:r>
+    </w:p>
+    <w:p>
+      <w:pPr>
+        <w:pStyle w:val="Heading3"/>
+      </w:pPr>
+      <w:r>
+        <w:t>My picture explanation, deciding evidence and one limit</w:t>
+      </w:r>
+    </w:p>
+    <w:p>
+      <w:r>
+        <w:t>________________________________________________________________</w:t>
+      </w:r>
+    </w:p>
+    <w:p>
+      <w:r>
+        <w:t>________________________________________________________________</w:t>
+      </w:r>
+    </w:p>
+    <w:p>
+      <w:r>
+        <w:t>________________________________________________________________</w:t>
+      </w:r>
+    </w:p>
+    <w:p>
+      <w:r>
+        <w:t>________________________________________________________________</w:t>
+      </w:r>
+    </w:p>
+    <w:p>
+      <w:pPr>
+        <w:pStyle w:val="Heading3"/>
+      </w:pPr>
+      <w:r>
+        <w:t>05. Connect the explanation to its limit</w:t>
+      </w:r>
+    </w:p>
+    <w:p>
+      <w:r>
+        <w:drawing>
+          <wp:inline xmlns:a="http://schemas.openxmlformats.org/drawingml/2006/main" xmlns:pic="http://schemas.openxmlformats.org/drawingml/2006/picture">
+            <wp:extent cx="5486400" cy="2834640"/>
+            <wp:docPr id="7" name="Picture 7" descr="Lower positive temperature concentrates this unequal distribution on its larger entry. It changes sampling probabilities, not evidence for whether A or B is true. Using the same draw isolates how the distribution changes the decision. This formula is a toy probability-space illustration corresponding to a temperature-scaled model distribution. Limit: Two tokens and one draw do not predict every output; temperature alone does not solve hallucinations."/>
+            <wp:cNvGraphicFramePr>
+              <a:graphicFrameLocks noChangeAspect="1"/>
+            </wp:cNvGraphicFramePr>
+            <a:graphic>
+              <a:graphicData uri="http://schemas.openxmlformats.org/drawingml/2006/picture">
+                <pic:pic>
+                  <pic:nvPicPr>
+                    <pic:cNvPr id="0" name="academy-story-ai-3-4-05.png"/>
+                    <pic:cNvPicPr/>
+                  </pic:nvPicPr>
+                  <pic:blipFill>
+                    <a:blip r:embed="rId15"/>
+                    <a:stretch>
+                      <a:fillRect/>
+                    </a:stretch>
+                  </pic:blipFill>
+                  <pic:spPr>
+                    <a:xfrm>
+                      <a:off x="0" y="0"/>
+                      <a:ext cx="5486400" cy="2834640"/>
+                    </a:xfrm>
+                    <a:prstGeom prst="rect"/>
+                  </pic:spPr>
+                </pic:pic>
+              </a:graphicData>
+            </a:graphic>
+          </wp:inline>
+        </w:drawing>
+      </w:r>
+    </w:p>
+    <w:p>
+      <w:pPr>
+        <w:spacing w:line="336" w:lineRule="auto" w:after="180"/>
+      </w:pPr>
+      <w:r>
+        <w:rPr>
+          <w:b w:val="0"/>
+        </w:rPr>
+        <w:t xml:space="preserve">Lower positive </w:t>
+      </w:r>
+      <w:r>
+        <w:rPr>
+          <w:b/>
+        </w:rPr>
+        <w:t>temperature</w:t>
+      </w:r>
+      <w:r>
+        <w:rPr>
+          <w:b w:val="0"/>
+        </w:rPr>
+        <w:t xml:space="preserve"> concentrates this unequal distribution on its larger entry. It changes </w:t>
+      </w:r>
+      <w:r>
+        <w:rPr>
+          <w:b/>
+        </w:rPr>
+        <w:t>sampling</w:t>
+      </w:r>
+      <w:r>
+        <w:rPr>
+          <w:b w:val="0"/>
+        </w:rPr>
+        <w:t xml:space="preserve"> probabilities, not </w:t>
+      </w:r>
+      <w:r>
+        <w:rPr>
+          <w:b/>
+        </w:rPr>
+        <w:t>evidence</w:t>
+      </w:r>
+      <w:r>
+        <w:rPr>
+          <w:b w:val="0"/>
+        </w:rPr>
+        <w:t xml:space="preserve"> for whether A or B is true.</w:t>
+      </w:r>
+    </w:p>
+    <w:p>
+      <w:pPr>
+        <w:spacing w:line="336" w:lineRule="auto" w:after="180"/>
+      </w:pPr>
+      <w:r>
+        <w:rPr>
+          <w:b w:val="0"/>
+        </w:rPr>
+        <w:t xml:space="preserve">Using the same draw isolates how the distribution changes the decision. This formula is a toy probability-space illustration corresponding to a </w:t>
+      </w:r>
+      <w:r>
+        <w:rPr>
+          <w:b/>
+        </w:rPr>
+        <w:t>temperature</w:t>
+      </w:r>
+      <w:r>
+        <w:rPr>
+          <w:b w:val="0"/>
+        </w:rPr>
+        <w:t>-scaled model distribution.</w:t>
+      </w:r>
+    </w:p>
+    <w:p>
+      <w:pPr>
+        <w:spacing w:line="336" w:lineRule="auto" w:after="180"/>
+      </w:pPr>
+      <w:r>
+        <w:rPr>
+          <w:b w:val="0"/>
+        </w:rPr>
+        <w:t xml:space="preserve">Limit: Two tokens and one draw do not predict every </w:t>
+      </w:r>
+      <w:r>
+        <w:rPr>
+          <w:b/>
+        </w:rPr>
+        <w:t>output</w:t>
+      </w:r>
+      <w:r>
+        <w:rPr>
+          <w:b w:val="0"/>
+        </w:rPr>
+        <w:t xml:space="preserve">; </w:t>
+      </w:r>
+      <w:r>
+        <w:rPr>
+          <w:b/>
+        </w:rPr>
+        <w:t>temperature</w:t>
+      </w:r>
+      <w:r>
+        <w:rPr>
+          <w:b w:val="0"/>
+        </w:rPr>
+        <w:t xml:space="preserve"> alone does not solve hallucinations.</w:t>
+      </w:r>
+    </w:p>
+    <w:p>
+      <w:pPr>
+        <w:spacing w:line="336" w:lineRule="auto" w:after="180"/>
+        <w:shd w:fill="F5F1FB"/>
+      </w:pPr>
+      <w:r>
+        <w:rPr>
+          <w:b w:val="0"/>
+        </w:rPr>
+        <w:t>Explain the case, then point to a limit on the claim.</w:t>
+      </w:r>
+    </w:p>
+    <w:p>
+      <w:pPr>
+        <w:pStyle w:val="Heading3"/>
+      </w:pPr>
+      <w:r>
+        <w:t>My picture explanation, deciding evidence and one limit</w:t>
+      </w:r>
+    </w:p>
+    <w:p>
+      <w:r>
+        <w:t>________________________________________________________________</w:t>
+      </w:r>
+    </w:p>
+    <w:p>
+      <w:r>
+        <w:t>________________________________________________________________</w:t>
+      </w:r>
+    </w:p>
+    <w:p>
+      <w:r>
+        <w:t>________________________________________________________________</w:t>
+      </w:r>
+    </w:p>
+    <w:p>
+      <w:r>
+        <w:t>________________________________________________________________</w:t>
+      </w:r>
+    </w:p>
+    <w:p>
+      <w:pPr>
+        <w:pStyle w:val="Heading3"/>
+      </w:pPr>
+      <w:r>
+        <w:t>06. Make the idea visible in your project</w:t>
+      </w:r>
+    </w:p>
+    <w:p>
+      <w:r>
+        <w:drawing>
+          <wp:inline xmlns:a="http://schemas.openxmlformats.org/drawingml/2006/main" xmlns:pic="http://schemas.openxmlformats.org/drawingml/2006/picture">
+            <wp:extent cx="5486400" cy="3380232"/>
+            <wp:docPr id="8" name="Picture 8" descr="Keep Study Buddy generation settings fixed during prompt comparisons and check evidence regardless of variability. Draw your input, deciding step, result and limit. Supported question: Does T=0.5 make B impossible, and does choosing A guarantee factual accuracy?"/>
+            <wp:cNvGraphicFramePr>
+              <a:graphicFrameLocks noChangeAspect="1"/>
+            </wp:cNvGraphicFramePr>
+            <a:graphic>
+              <a:graphicData uri="http://schemas.openxmlformats.org/drawingml/2006/picture">
+                <pic:pic>
+                  <pic:nvPicPr>
+                    <pic:cNvPr id="0" name="academy-story-ai-3-4-06.png"/>
+                    <pic:cNvPicPr/>
+                  </pic:nvPicPr>
+                  <pic:blipFill>
+                    <a:blip r:embed="rId16"/>
+                    <a:stretch>
+                      <a:fillRect/>
+                    </a:stretch>
+                  </pic:blipFill>
+                  <pic:spPr>
+                    <a:xfrm>
+                      <a:off x="0" y="0"/>
+                      <a:ext cx="5486400" cy="3380232"/>
+                    </a:xfrm>
+                    <a:prstGeom prst="rect"/>
+                  </pic:spPr>
+                </pic:pic>
+              </a:graphicData>
+            </a:graphic>
+          </wp:inline>
+        </w:drawing>
+      </w:r>
+    </w:p>
+    <w:p>
+      <w:pPr>
+        <w:spacing w:line="336" w:lineRule="auto" w:after="180"/>
+      </w:pPr>
+      <w:r>
+        <w:rPr>
+          <w:b w:val="0"/>
+        </w:rPr>
+        <w:t xml:space="preserve">Keep Study Buddy generation settings fixed during prompt comparisons and check </w:t>
+      </w:r>
+      <w:r>
+        <w:rPr>
+          <w:b/>
+        </w:rPr>
+        <w:t>evidence</w:t>
+      </w:r>
+      <w:r>
+        <w:rPr>
+          <w:b w:val="0"/>
+        </w:rPr>
+        <w:t xml:space="preserve"> regardless of </w:t>
+      </w:r>
+      <w:r>
+        <w:rPr>
+          <w:b/>
+        </w:rPr>
+        <w:t>variability</w:t>
+      </w:r>
+      <w:r>
+        <w:rPr>
+          <w:b w:val="0"/>
+        </w:rPr>
+        <w:t xml:space="preserve">. Draw your </w:t>
+      </w:r>
+      <w:r>
+        <w:rPr>
+          <w:b/>
+        </w:rPr>
+        <w:t>input</w:t>
+      </w:r>
+      <w:r>
+        <w:rPr>
+          <w:b w:val="0"/>
+        </w:rPr>
+        <w:t>, deciding step, result and limit.</w:t>
+      </w:r>
+    </w:p>
+    <w:p>
+      <w:pPr>
+        <w:spacing w:line="336" w:lineRule="auto" w:after="180"/>
+      </w:pPr>
+      <w:r>
+        <w:rPr>
+          <w:b w:val="0"/>
+        </w:rPr>
+        <w:t>Supported question: Does T=0.5 make B impossible, and does choosing A guarantee factual accuracy?</w:t>
+      </w:r>
+    </w:p>
+    <w:p>
+      <w:pPr>
+        <w:spacing w:line="336" w:lineRule="auto" w:after="180"/>
+        <w:shd w:fill="F5F1FB"/>
+      </w:pPr>
+      <w:r>
+        <w:rPr>
+          <w:b w:val="0"/>
+        </w:rPr>
+        <w:t xml:space="preserve">Draw your project trace and justify the deciding step using </w:t>
+      </w:r>
+      <w:r>
+        <w:rPr>
+          <w:b/>
+        </w:rPr>
+        <w:t>evidence</w:t>
+      </w:r>
+      <w:r>
+        <w:rPr>
+          <w:b w:val="0"/>
+        </w:rPr>
+        <w:t>.</w:t>
+      </w:r>
+    </w:p>
+    <w:p>
+      <w:pPr>
+        <w:pStyle w:val="Heading3"/>
+      </w:pPr>
+      <w:r>
+        <w:t>My picture explanation, deciding evidence and one limit</w:t>
       </w:r>
     </w:p>
     <w:p>

--- a/downloads/workbook/ai-3-week-04.docx
+++ b/downloads/workbook/ai-3-week-04.docx
@@ -25,50 +25,177 @@
         <w:pStyle w:val="Heading1"/>
       </w:pPr>
       <w:r>
-        <w:t>01. Recall and choose your starting point</w:t>
-      </w:r>
-    </w:p>
-    <w:p>
-      <w:r>
-        <w:t>Record your starting explanation for Sampling and Variability before opening notes. Show any later correction separately.</w:t>
-      </w:r>
-    </w:p>
-    <w:p>
-      <w:pPr>
-        <w:spacing w:line="336" w:lineRule="auto" w:after="180"/>
-      </w:pPr>
-      <w:r>
-        <w:rPr>
-          <w:b w:val="0"/>
-        </w:rPr>
+        <w:t>One connected sampling record, with a small attention extension.</w:t>
+      </w:r>
+    </w:p>
+    <w:p>
+      <w:r>
+        <w:t>Trace boundaries, calculate probabilities, compare a draw and specify a fair experiment.</w:t>
+      </w:r>
+    </w:p>
+    <w:p>
+      <w:r>
+        <w:t>Retain token order, exact intervals, draws, transformations, outcomes and separate reference checks.</w:t>
+      </w:r>
+    </w:p>
+    <w:p>
+      <w:pPr>
+        <w:pStyle w:val="Heading1"/>
+      </w:pPr>
+      <w:r>
+        <w:t>01. Recall · Retrieve earlier ideas</w:t>
+      </w:r>
+    </w:p>
+    <w:p>
+      <w:r>
+        <w:t>Try before opening notes.</w:t>
+      </w:r>
+    </w:p>
+    <w:p>
+      <w:pPr>
+        <w:pStyle w:val="Heading2"/>
+      </w:pPr>
+      <w:r>
+        <w:t>Your evidence record</w:t>
+      </w:r>
+    </w:p>
+    <w:p>
+      <w:pPr>
+        <w:pStyle w:val="ListBullet"/>
+      </w:pPr>
+      <w:r>
         <w:t>Try the recall before opening notes. Then use a different colour or a labelled second line to correct your explanation.</w:t>
       </w:r>
     </w:p>
     <w:p>
       <w:pPr>
+        <w:pStyle w:val="ListBullet"/>
+      </w:pPr>
+      <w:r>
+        <w:t>Without opening the old lesson, explain one key idea from Tokens and Context. Give an example and a mistake that the idea helps you avoid.</w:t>
+      </w:r>
+    </w:p>
+    <w:p>
+      <w:pPr>
         <w:pStyle w:val="Heading3"/>
       </w:pPr>
       <w:r>
+        <w:t>My remembered idea, example and correction</w:t>
+      </w:r>
+    </w:p>
+    <w:p>
+      <w:r>
+        <w:t>________________________________________________________________</w:t>
+      </w:r>
+    </w:p>
+    <w:p>
+      <w:r>
+        <w:t>________________________________________________________________</w:t>
+      </w:r>
+    </w:p>
+    <w:p>
+      <w:r>
+        <w:t>________________________________________________________________</w:t>
+      </w:r>
+    </w:p>
+    <w:p>
+      <w:pPr>
+        <w:pStyle w:val="ListBullet"/>
+      </w:pPr>
+      <w:r>
+        <w:t>Without opening the old lesson, explain one key idea from Predictive and Generative AI. Give an example and a mistake that the idea helps you avoid.</w:t>
+      </w:r>
+    </w:p>
+    <w:p>
+      <w:pPr>
+        <w:pStyle w:val="Heading3"/>
+      </w:pPr>
+      <w:r>
+        <w:t>My remembered idea, example and correction</w:t>
+      </w:r>
+    </w:p>
+    <w:p>
+      <w:r>
+        <w:t>________________________________________________________________</w:t>
+      </w:r>
+    </w:p>
+    <w:p>
+      <w:r>
+        <w:t>________________________________________________________________</w:t>
+      </w:r>
+    </w:p>
+    <w:p>
+      <w:r>
+        <w:t>________________________________________________________________</w:t>
+      </w:r>
+    </w:p>
+    <w:p>
+      <w:pPr>
+        <w:pStyle w:val="Heading2"/>
+      </w:pPr>
+      <w:r>
+        <w:t>Earlier wording, alternatives and picture transcripts · reference / check after trying</w:t>
+      </w:r>
+    </w:p>
+    <w:p>
+      <w:pPr>
+        <w:pStyle w:val="Heading3"/>
+      </w:pPr>
+      <w:r>
         <w:t>Tokens and Context</w:t>
       </w:r>
     </w:p>
     <w:p>
       <w:pPr>
-        <w:spacing w:line="336" w:lineRule="auto" w:after="180"/>
-      </w:pPr>
-      <w:r>
-        <w:rPr>
-          <w:b w:val="0"/>
-        </w:rPr>
-        <w:t>Without opening the old lesson, explain one key idea from Tokens and Context. Give an example and a mistake that the idea helps you avoid.</w:t>
-      </w:r>
-    </w:p>
-    <w:p>
-      <w:pPr>
         <w:pStyle w:val="Heading3"/>
       </w:pPr>
       <w:r>
-        <w:t>My remembered idea, example and correction</w:t>
+        <w:t>Predictive and Generative AI</w:t>
+      </w:r>
+    </w:p>
+    <w:p>
+      <w:pPr>
+        <w:pStyle w:val="Heading1"/>
+      </w:pPr>
+      <w:r>
+        <w:t>12. W1 · Trace interval boundaries</w:t>
+      </w:r>
+    </w:p>
+    <w:p>
+      <w:r>
+        <w:t>Reject the draw1 under the stated half-open contract.</w:t>
+      </w:r>
+    </w:p>
+    <w:p>
+      <w:pPr>
+        <w:pStyle w:val="Heading2"/>
+      </w:pPr>
+      <w:r>
+        <w:t>Your evidence record</w:t>
+      </w:r>
+    </w:p>
+    <w:p>
+      <w:pPr>
+        <w:pStyle w:val="ListBullet"/>
+      </w:pPr>
+      <w:r>
+        <w:t>Main table order red,blue,green with probabilities0.6,0.3,0.1. Intervals[0,0.6),[0.6,0.9),[0.9,1). T=0.5 squares and normalises:18/23,9/46,1/46; boundaries18/23,45/46,1. Separate pictured A/B probabilities0.8/0.2 become16/17,1/17. Do not substitute those boundaries into the main table.</w:t>
+      </w:r>
+    </w:p>
+    <w:p>
+      <w:pPr>
+        <w:pStyle w:val="ListBullet"/>
+      </w:pPr>
+      <w:r>
+        <w:t>At T=1 select tokens for u=0,0.6,0.9 and 0.999. Explain the handling of u=1.</w:t>
+      </w:r>
+    </w:p>
+    <w:p>
+      <w:pPr>
+        <w:pStyle w:val="Heading3"/>
+      </w:pPr>
+      <w:r>
+        <w:t>My reasoning and evidence</w:t>
       </w:r>
     </w:p>
     <w:p>
@@ -87,22 +214,130 @@
       </w:r>
     </w:p>
     <w:p>
+      <w:r>
+        <w:t>________________________________________________________________</w:t>
+      </w:r>
+    </w:p>
+    <w:p>
+      <w:r>
+        <w:t>________________________________________________________________</w:t>
+      </w:r>
+    </w:p>
+    <w:p>
+      <w:r>
+        <w:t>________________________________________________________________</w:t>
+      </w:r>
+    </w:p>
+    <w:p>
+      <w:pPr>
+        <w:pStyle w:val="Heading1"/>
+      </w:pPr>
+      <w:r>
+        <w:t>13. W2 · Compute the adjusted table</w:t>
+      </w:r>
+    </w:p>
+    <w:p>
+      <w:r>
+        <w:t>Square, total and normalise with exact fractions.</w:t>
+      </w:r>
+    </w:p>
+    <w:p>
+      <w:pPr>
+        <w:pStyle w:val="Heading2"/>
+      </w:pPr>
+      <w:r>
+        <w:t>Your evidence record</w:t>
+      </w:r>
+    </w:p>
+    <w:p>
+      <w:pPr>
+        <w:pStyle w:val="ListBullet"/>
+      </w:pPr>
+      <w:r>
+        <w:t>Main table order red,blue,green with probabilities0.6,0.3,0.1. Intervals[0,0.6),[0.6,0.9),[0.9,1). T=0.5 squares and normalises:18/23,9/46,1/46; boundaries18/23,45/46,1. Separate pictured A/B probabilities0.8/0.2 become16/17,1/17. Do not substitute those boundaries into the main table.</w:t>
+      </w:r>
+    </w:p>
+    <w:p>
+      <w:pPr>
+        <w:pStyle w:val="ListBullet"/>
+      </w:pPr>
+      <w:r>
+        <w:t>At T=0.5 compute squared weights, total and normalised probabilities. Check the sum.</w:t>
+      </w:r>
+    </w:p>
+    <w:p>
       <w:pPr>
         <w:pStyle w:val="Heading3"/>
       </w:pPr>
       <w:r>
-        <w:t>Predictive and Generative AI</w:t>
-      </w:r>
-    </w:p>
-    <w:p>
-      <w:pPr>
-        <w:spacing w:line="336" w:lineRule="auto" w:after="180"/>
-      </w:pPr>
-      <w:r>
-        <w:rPr>
-          <w:b w:val="0"/>
-        </w:rPr>
-        <w:t>Without opening the old lesson, explain one key idea from Predictive and Generative AI. Give an example and a mistake that the idea helps you avoid.</w:t>
+        <w:t>My reasoning and evidence</w:t>
+      </w:r>
+    </w:p>
+    <w:p>
+      <w:r>
+        <w:t>________________________________________________________________</w:t>
+      </w:r>
+    </w:p>
+    <w:p>
+      <w:r>
+        <w:t>________________________________________________________________</w:t>
+      </w:r>
+    </w:p>
+    <w:p>
+      <w:r>
+        <w:t>________________________________________________________________</w:t>
+      </w:r>
+    </w:p>
+    <w:p>
+      <w:r>
+        <w:t>________________________________________________________________</w:t>
+      </w:r>
+    </w:p>
+    <w:p>
+      <w:r>
+        <w:t>________________________________________________________________</w:t>
+      </w:r>
+    </w:p>
+    <w:p>
+      <w:r>
+        <w:t>________________________________________________________________</w:t>
+      </w:r>
+    </w:p>
+    <w:p>
+      <w:pPr>
+        <w:pStyle w:val="Heading1"/>
+      </w:pPr>
+      <w:r>
+        <w:t>14. W3 · Compare a fixed draw</w:t>
+      </w:r>
+    </w:p>
+    <w:p>
+      <w:r>
+        <w:t>Do not infer factual improvement from a changed token.</w:t>
+      </w:r>
+    </w:p>
+    <w:p>
+      <w:pPr>
+        <w:pStyle w:val="Heading2"/>
+      </w:pPr>
+      <w:r>
+        <w:t>Your evidence record</w:t>
+      </w:r>
+    </w:p>
+    <w:p>
+      <w:pPr>
+        <w:pStyle w:val="ListBullet"/>
+      </w:pPr>
+      <w:r>
+        <w:t>Main table order red,blue,green with probabilities0.6,0.3,0.1. Intervals[0,0.6),[0.6,0.9),[0.9,1). T=0.5 squares and normalises:18/23,9/46,1/46; boundaries18/23,45/46,1. Separate pictured A/B probabilities0.8/0.2 become16/17,1/17. Do not substitute those boundaries into the main table.</w:t>
+      </w:r>
+    </w:p>
+    <w:p>
+      <w:pPr>
+        <w:pStyle w:val="ListBullet"/>
+      </w:pPr>
+      <w:r>
+        <w:t>Trace u=0.7 at T=1 and T=0.5. Does the different output demonstrate improved factual accuracy?</w:t>
       </w:r>
     </w:p>
     <w:p>
@@ -110,7 +345,7 @@
         <w:pStyle w:val="Heading3"/>
       </w:pPr>
       <w:r>
-        <w:t>My remembered idea, example and correction</w:t>
+        <w:t>My reasoning and evidence</w:t>
       </w:r>
     </w:p>
     <w:p>
@@ -129,151 +364,63 @@
       </w:r>
     </w:p>
     <w:p>
+      <w:r>
+        <w:t>________________________________________________________________</w:t>
+      </w:r>
+    </w:p>
+    <w:p>
+      <w:r>
+        <w:t>________________________________________________________________</w:t>
+      </w:r>
+    </w:p>
+    <w:p>
+      <w:r>
+        <w:t>________________________________________________________________</w:t>
+      </w:r>
+    </w:p>
+    <w:p>
       <w:pPr>
         <w:pStyle w:val="Heading1"/>
       </w:pPr>
       <w:r>
-        <w:t>02. Practise with fading help</w:t>
-      </w:r>
-    </w:p>
-    <w:p>
-      <w:r>
-        <w:t>Complete the supported Sampling and Variability trace and record the first step you can explain without help.</w:t>
-      </w:r>
-    </w:p>
-    <w:p>
-      <w:pPr>
-        <w:spacing w:line="336" w:lineRule="auto" w:after="180"/>
-      </w:pPr>
-      <w:r>
-        <w:rPr>
-          <w:b w:val="0"/>
-        </w:rPr>
-        <w:t xml:space="preserve">Use W2: Compute the adjusted table for </w:t>
-      </w:r>
-      <w:r>
-        <w:rPr>
-          <w:b/>
-        </w:rPr>
-        <w:t>Sampling</w:t>
-      </w:r>
-      <w:r>
-        <w:rPr>
-          <w:b w:val="0"/>
-        </w:rPr>
-        <w:t xml:space="preserve"> and </w:t>
-      </w:r>
-      <w:r>
-        <w:rPr>
-          <w:b/>
-        </w:rPr>
-        <w:t>temperature</w:t>
-      </w:r>
-      <w:r>
-        <w:rPr>
-          <w:b w:val="0"/>
-        </w:rPr>
-        <w:t>. Record the answer once; the lesson and workbook refer to the same attempt.</w:t>
-      </w:r>
-    </w:p>
-    <w:tbl>
-      <w:tblPr>
-        <w:tblStyle w:val="LightShading-Accent1"/>
-        <w:tblW w:type="auto" w:w="0"/>
-        <w:tblLook w:firstColumn="1" w:firstRow="1" w:lastColumn="0" w:lastRow="0" w:noHBand="0" w:noVBand="1" w:val="04A0"/>
-      </w:tblPr>
-      <w:tblGrid>
-        <w:gridCol w:w="2556"/>
-        <w:gridCol w:w="2556"/>
-        <w:gridCol w:w="2556"/>
-        <w:gridCol w:w="2556"/>
-      </w:tblGrid>
-      <w:tr>
-        <w:trPr>
-          <w:tblHeader/>
-        </w:trPr>
-        <w:tc>
-          <w:tcPr>
-            <w:tcW w:type="dxa" w:w="2556"/>
-          </w:tcPr>
-          <w:p>
-            <w:r>
-              <w:t>Given inputs</w:t>
-            </w:r>
-          </w:p>
-        </w:tc>
-        <w:tc>
-          <w:tcPr>
-            <w:tcW w:type="dxa" w:w="2556"/>
-          </w:tcPr>
-          <w:p>
-            <w:r>
-              <w:t>Procedure I chose</w:t>
-            </w:r>
-          </w:p>
-        </w:tc>
-        <w:tc>
-          <w:tcPr>
-            <w:tcW w:type="dxa" w:w="2556"/>
-          </w:tcPr>
-          <w:p>
-            <w:r>
-              <w:t>Middle steps</w:t>
-            </w:r>
-          </w:p>
-        </w:tc>
-        <w:tc>
-          <w:tcPr>
-            <w:tcW w:type="dxa" w:w="2556"/>
-          </w:tcPr>
-          <w:p>
-            <w:r>
-              <w:t>Result and check</w:t>
-            </w:r>
-          </w:p>
-        </w:tc>
-      </w:tr>
-      <w:tr>
-        <w:tc>
-          <w:tcPr>
-            <w:tcW w:type="dxa" w:w="2556"/>
-          </w:tcPr>
-          <w:p>
-            <w:r/>
-          </w:p>
-        </w:tc>
-        <w:tc>
-          <w:tcPr>
-            <w:tcW w:type="dxa" w:w="2556"/>
-          </w:tcPr>
-          <w:p>
-            <w:r/>
-          </w:p>
-        </w:tc>
-        <w:tc>
-          <w:tcPr>
-            <w:tcW w:type="dxa" w:w="2556"/>
-          </w:tcPr>
-          <w:p>
-            <w:r/>
-          </w:p>
-        </w:tc>
-        <w:tc>
-          <w:tcPr>
-            <w:tcW w:type="dxa" w:w="2556"/>
-          </w:tcPr>
-          <w:p>
-            <w:r/>
-          </w:p>
-        </w:tc>
-      </w:tr>
-    </w:tbl>
+        <w:t>16. W5 · Specify a controlled experiment</w:t>
+      </w:r>
+    </w:p>
+    <w:p>
+      <w:r>
+        <w:t>Fix task, model conditions and evaluation criteria before comparison.</w:t>
+      </w:r>
+    </w:p>
+    <w:p>
+      <w:pPr>
+        <w:pStyle w:val="Heading2"/>
+      </w:pPr>
+      <w:r>
+        <w:t>Your evidence record</w:t>
+      </w:r>
+    </w:p>
+    <w:p>
+      <w:pPr>
+        <w:pStyle w:val="ListBullet"/>
+      </w:pPr>
+      <w:r>
+        <w:t>Main table order red,blue,green with probabilities0.6,0.3,0.1. Intervals[0,0.6),[0.6,0.9),[0.9,1). T=0.5 squares and normalises:18/23,9/46,1/46; boundaries18/23,45/46,1. Separate pictured A/B probabilities0.8/0.2 become16/17,1/17. Do not substitute those boundaries into the main table.</w:t>
+      </w:r>
+    </w:p>
+    <w:p>
+      <w:pPr>
+        <w:pStyle w:val="ListBullet"/>
+      </w:pPr>
+      <w:r>
+        <w:t>A student changes the prompt and model as well as temperature, then attributes a better answer to temperature. Propose a fair comparison and reject any unsupported universal claim.</w:t>
+      </w:r>
+    </w:p>
     <w:p>
       <w:pPr>
         <w:pStyle w:val="Heading3"/>
       </w:pPr>
       <w:r>
-        <w:t>The step I completed without help, and the hint I needed</w:t>
+        <w:t>My reasoning and evidence</w:t>
       </w:r>
     </w:p>
     <w:p>
@@ -292,74 +439,55 @@
       </w:r>
     </w:p>
     <w:p>
+      <w:r>
+        <w:t>________________________________________________________________</w:t>
+      </w:r>
+    </w:p>
+    <w:p>
+      <w:r>
+        <w:t>________________________________________________________________</w:t>
+      </w:r>
+    </w:p>
+    <w:p>
+      <w:r>
+        <w:t>________________________________________________________________</w:t>
+      </w:r>
+    </w:p>
+    <w:p>
       <w:pPr>
         <w:pStyle w:val="Heading1"/>
       </w:pPr>
       <w:r>
-        <w:t>03. Individual reasoning check</w:t>
-      </w:r>
-    </w:p>
-    <w:p>
-      <w:r>
-        <w:t>Check the proposed Sampling and Variability explanation against the supplied facts before discussing it.</w:t>
-      </w:r>
-    </w:p>
-    <w:p>
-      <w:pPr>
-        <w:spacing w:line="336" w:lineRule="auto" w:after="180"/>
-      </w:pPr>
-      <w:r>
-        <w:rPr>
-          <w:b w:val="0"/>
-        </w:rPr>
-        <w:t xml:space="preserve">Use the worked case for </w:t>
-      </w:r>
-      <w:r>
-        <w:rPr>
-          <w:b/>
-        </w:rPr>
-        <w:t>Sampling</w:t>
-      </w:r>
-      <w:r>
-        <w:rPr>
-          <w:b w:val="0"/>
-        </w:rPr>
-        <w:t xml:space="preserve"> and </w:t>
-      </w:r>
-      <w:r>
-        <w:rPr>
-          <w:b/>
-        </w:rPr>
-        <w:t>temperature</w:t>
-      </w:r>
-      <w:r>
-        <w:rPr>
-          <w:b w:val="0"/>
-        </w:rPr>
-        <w:t>. Proposed explanation: “</w:t>
-      </w:r>
-      <w:r>
-        <w:rPr>
-          <w:b/>
-        </w:rPr>
-        <w:t>Sampling</w:t>
-      </w:r>
-      <w:r>
-        <w:rPr>
-          <w:b w:val="0"/>
-        </w:rPr>
-        <w:t xml:space="preserve"> means equal chances”. Decide whether this explanation is supported.</w:t>
-      </w:r>
-    </w:p>
-    <w:p>
-      <w:pPr>
-        <w:spacing w:line="336" w:lineRule="auto" w:after="180"/>
-      </w:pPr>
-      <w:r>
-        <w:rPr>
-          <w:b w:val="0"/>
-        </w:rPr>
-        <w:t>Point to the step or supplied fact that decides; explain your repair if needed.</w:t>
+        <w:t>04. W4 · Sample a new table independently</w:t>
+      </w:r>
+    </w:p>
+    <w:p>
+      <w:r>
+        <w:t>Keep the first attempt before hints.</w:t>
+      </w:r>
+    </w:p>
+    <w:p>
+      <w:pPr>
+        <w:pStyle w:val="Heading2"/>
+      </w:pPr>
+      <w:r>
+        <w:t>Your evidence record</w:t>
+      </w:r>
+    </w:p>
+    <w:p>
+      <w:pPr>
+        <w:pStyle w:val="ListBullet"/>
+      </w:pPr>
+      <w:r>
+        <w:t>Use exact fractions for squared weights and cumulative boundaries. Intervals are left-inclusive,right-exclusive in A,B,C order. Zero temperature is outside the stated formula. The task provides no factual reference for these labels, so explain the procedural comparison without calling either output true.</w:t>
+      </w:r>
+    </w:p>
+    <w:p>
+      <w:pPr>
+        <w:pStyle w:val="ListBullet"/>
+      </w:pPr>
+      <w:r>
+        <w:t>Probabilities A=0.5,B=0.3,C=0.2 in that order. Compute T=0.5 probabilities and cumulative boundaries. Trace u=0.5 and u=0.9 under T=1 and T=0.5. Explain the limit of the comparison.</w:t>
       </w:r>
     </w:p>
     <w:p>
@@ -367,7 +495,7 @@
         <w:pStyle w:val="Heading3"/>
       </w:pPr>
       <w:r>
-        <w:t>My explanation before partner discussion</w:t>
+        <w:t>My independent explanation, trace and limits</w:t>
       </w:r>
     </w:p>
     <w:p>
@@ -391,16 +519,79 @@
       </w:r>
     </w:p>
     <w:p>
+      <w:r>
+        <w:t>________________________________________________________________</w:t>
+      </w:r>
+    </w:p>
+    <w:p>
+      <w:r>
+        <w:t>________________________________________________________________</w:t>
+      </w:r>
+    </w:p>
+    <w:p>
+      <w:r>
+        <w:t>________________________________________________________________</w:t>
+      </w:r>
+    </w:p>
+    <w:p>
+      <w:pPr>
+        <w:pStyle w:val="ListBullet"/>
+      </w:pPr>
+      <w:r>
+        <w:t>Attempt this case before feedback. Record any help. Earlier examples below are further practice; a case already practised with feedback cannot establish fresh transfer.</w:t>
+      </w:r>
+    </w:p>
+    <w:p>
+      <w:pPr>
+        <w:pStyle w:val="Heading2"/>
+      </w:pPr>
+      <w:r>
+        <w:t>Earlier wording, alternatives and picture transcripts · reference / check after trying</w:t>
+      </w:r>
+    </w:p>
+    <w:p>
+      <w:pPr>
+        <w:pStyle w:val="Heading3"/>
+      </w:pPr>
+      <w:r>
+        <w:t>Independent case: Sample a new table independently</w:t>
+      </w:r>
+    </w:p>
+    <w:p>
       <w:pPr>
         <w:pStyle w:val="Heading1"/>
       </w:pPr>
       <w:r>
-        <w:t>04. Independent transfer case</w:t>
-      </w:r>
-    </w:p>
-    <w:p>
-      <w:r>
-        <w:t>Write one first attempt at the reserved independent case before feedback. Repeated copies of that case refer to the same recorded attempt.</w:t>
+        <w:t>09. Project · Keep the decision and evidence</w:t>
+      </w:r>
+    </w:p>
+    <w:p>
+      <w:r>
+        <w:t>Extend the existing project record.</w:t>
+      </w:r>
+    </w:p>
+    <w:p>
+      <w:pPr>
+        <w:pStyle w:val="Heading2"/>
+      </w:pPr>
+      <w:r>
+        <w:t>Your evidence record</w:t>
+      </w:r>
+    </w:p>
+    <w:p>
+      <w:pPr>
+        <w:pStyle w:val="ListBullet"/>
+      </w:pPr>
+      <w:r>
+        <w:t>Use low variability for structured study answers and allow more diversity only for labeled brainstorming.</w:t>
+      </w:r>
+    </w:p>
+    <w:p>
+      <w:pPr>
+        <w:pStyle w:val="ListBullet"/>
+      </w:pPr>
+      <w:r>
+        <w:t>The project change and evidence I will keep</w:t>
       </w:r>
     </w:p>
     <w:p>
@@ -408,26 +599,7 @@
         <w:pStyle w:val="Heading3"/>
       </w:pPr>
       <w:r>
-        <w:t>Independent case: Sample a new table independently</w:t>
-      </w:r>
-    </w:p>
-    <w:p>
-      <w:pPr>
-        <w:spacing w:line="336" w:lineRule="auto" w:after="180"/>
-      </w:pPr>
-      <w:r>
-        <w:rPr>
-          <w:b w:val="0"/>
-        </w:rPr>
-        <w:t>Probabilities A=0.5,B=0.3,C=0.2 in that order. Compute T=0.5 probabilities and cumulative boundaries. Trace u=0.5 and u=0.9 under T=1 and T=0.5. Explain the limit of the comparison.</w:t>
-      </w:r>
-    </w:p>
-    <w:p>
-      <w:pPr>
-        <w:pStyle w:val="Heading3"/>
-      </w:pPr>
-      <w:r>
-        <w:t>My independent explanation, trace and limits</w:t>
+        <w:t>Write or draw your reasoning and evidence.</w:t>
       </w:r>
     </w:p>
     <w:p>
@@ -456,1422 +628,24 @@
       </w:r>
     </w:p>
     <w:p>
-      <w:r>
-        <w:t>________________________________________________________________</w:t>
-      </w:r>
-    </w:p>
-    <w:p>
-      <w:r>
-        <w:t>________________________________________________________________</w:t>
-      </w:r>
-    </w:p>
-    <w:p>
-      <w:pPr>
-        <w:spacing w:line="336" w:lineRule="auto" w:after="180"/>
-      </w:pPr>
-      <w:r>
-        <w:rPr>
-          <w:b w:val="0"/>
-        </w:rPr>
-        <w:t>Attempt this case before feedback. Record any help. Earlier examples below are further practice; a case already practised with feedback cannot establish fresh transfer.</w:t>
-      </w:r>
-    </w:p>
-    <w:p>
       <w:pPr>
         <w:pStyle w:val="Heading1"/>
       </w:pPr>
       <w:r>
-        <w:t>05. Your learning target</w:t>
-      </w:r>
-    </w:p>
-    <w:p>
-      <w:r>
-        <w:t>Connect the Sampling and Variability target to a trace and a justified conclusion.</w:t>
-      </w:r>
-    </w:p>
-    <w:p>
-      <w:pPr>
-        <w:spacing w:line="336" w:lineRule="auto" w:after="180"/>
-      </w:pPr>
-      <w:r>
-        <w:rPr>
-          <w:b w:val="0"/>
-        </w:rPr>
-        <w:t>Prompt A gives three identical wrong answers. Prompt B gives two correct answers and one wrong answer. Compare consistency and correctness without declaring either generally superior.</w:t>
-      </w:r>
-    </w:p>
-    <w:p>
-      <w:pPr>
-        <w:pStyle w:val="Heading1"/>
-      </w:pPr>
-      <w:r>
-        <w:t>06. Solve the given case</w:t>
-      </w:r>
-    </w:p>
-    <w:p>
-      <w:r>
-        <w:t>Solve the supplied Sampling and Variability case and show the deciding evidence.</w:t>
-      </w:r>
-    </w:p>
-    <w:p>
-      <w:pPr>
-        <w:spacing w:line="336" w:lineRule="auto" w:after="180"/>
-      </w:pPr>
-      <w:r>
-        <w:rPr>
-          <w:b w:val="0"/>
-        </w:rPr>
-        <w:t>One prompt produces three different valid quiz questions.</w:t>
-      </w:r>
-    </w:p>
-    <w:p>
-      <w:pPr>
-        <w:spacing w:line="336" w:lineRule="auto" w:after="180"/>
-        <w:shd w:fill="F5F1FB"/>
-      </w:pPr>
-      <w:r>
-        <w:rPr>
-          <w:b w:val="0"/>
-        </w:rPr>
-        <w:t xml:space="preserve">Does </w:t>
-      </w:r>
-      <w:r>
-        <w:rPr>
-          <w:b/>
-        </w:rPr>
-        <w:t>variability</w:t>
-      </w:r>
-      <w:r>
-        <w:rPr>
-          <w:b w:val="0"/>
-        </w:rPr>
-        <w:t xml:space="preserve"> mean failure?</w:t>
-      </w:r>
-    </w:p>
-    <w:p>
-      <w:pPr>
-        <w:spacing w:line="336" w:lineRule="auto" w:after="180"/>
-      </w:pPr>
-      <w:r>
-        <w:rPr>
-          <w:b w:val="0"/>
-        </w:rPr>
-        <w:t xml:space="preserve">Show your trace, calculation or </w:t>
-      </w:r>
-      <w:r>
-        <w:rPr>
-          <w:b/>
-        </w:rPr>
-        <w:t>evidence</w:t>
-      </w:r>
-    </w:p>
-    <w:p>
-      <w:pPr>
-        <w:pStyle w:val="Heading3"/>
-      </w:pPr>
-      <w:r>
-        <w:t>Write or draw your reasoning and evidence.</w:t>
-      </w:r>
-    </w:p>
-    <w:p>
-      <w:r>
-        <w:t>________________________________________________________________</w:t>
-      </w:r>
-    </w:p>
-    <w:p>
-      <w:r>
-        <w:t>________________________________________________________________</w:t>
-      </w:r>
-    </w:p>
-    <w:p>
-      <w:r>
-        <w:t>________________________________________________________________</w:t>
-      </w:r>
-    </w:p>
-    <w:p>
-      <w:r>
-        <w:t>________________________________________________________________</w:t>
-      </w:r>
-    </w:p>
-    <w:p>
-      <w:r>
-        <w:t>________________________________________________________________</w:t>
-      </w:r>
-    </w:p>
-    <w:p>
-      <w:pPr>
-        <w:pStyle w:val="Heading1"/>
-      </w:pPr>
-      <w:r>
-        <w:t>07. Check a changed case</w:t>
-      </w:r>
-    </w:p>
-    <w:p>
-      <w:r>
-        <w:t>Apply the procedure to the changed case and record why the conclusion follows.</w:t>
-      </w:r>
-    </w:p>
-    <w:p>
-      <w:pPr>
-        <w:spacing w:line="336" w:lineRule="auto" w:after="180"/>
-      </w:pPr>
-      <w:r>
-        <w:rPr>
-          <w:b w:val="0"/>
-        </w:rPr>
-        <w:t>Prompt A is run three times and returns three different stories. Does this alone prove the prompt changed? Describe a fair comparison of two prompts.</w:t>
-      </w:r>
-    </w:p>
-    <w:p>
-      <w:pPr>
-        <w:spacing w:line="336" w:lineRule="auto" w:after="180"/>
-      </w:pPr>
-      <w:r>
-        <w:rPr>
-          <w:b w:val="0"/>
-        </w:rPr>
-        <w:t>My independent answer and reason</w:t>
-      </w:r>
-    </w:p>
-    <w:p>
-      <w:pPr>
-        <w:pStyle w:val="Heading3"/>
-      </w:pPr>
-      <w:r>
-        <w:t>Write or draw your reasoning and evidence.</w:t>
-      </w:r>
-    </w:p>
-    <w:p>
-      <w:r>
-        <w:t>________________________________________________________________</w:t>
-      </w:r>
-    </w:p>
-    <w:p>
-      <w:r>
-        <w:t>________________________________________________________________</w:t>
-      </w:r>
-    </w:p>
-    <w:p>
-      <w:r>
-        <w:t>________________________________________________________________</w:t>
-      </w:r>
-    </w:p>
-    <w:p>
-      <w:r>
-        <w:t>________________________________________________________________</w:t>
-      </w:r>
-    </w:p>
-    <w:p>
-      <w:r>
-        <w:t>________________________________________________________________</w:t>
-      </w:r>
-    </w:p>
-    <w:p>
-      <w:pPr>
-        <w:pStyle w:val="Heading3"/>
-      </w:pPr>
-      <w:r>
-        <w:t>Week 4 Test and reflect</w:t>
-      </w:r>
-    </w:p>
-    <w:p>
-      <w:pPr>
-        <w:pStyle w:val="Heading1"/>
-      </w:pPr>
-      <w:r>
-        <w:t>08. Design a revealing test</w:t>
-      </w:r>
-    </w:p>
-    <w:p>
-      <w:r>
-        <w:t>Specify a changed input, expected result and observation separately.</w:t>
-      </w:r>
-    </w:p>
-    <w:p>
-      <w:pPr>
-        <w:spacing w:line="336" w:lineRule="auto" w:after="180"/>
-      </w:pPr>
-      <w:r>
-        <w:rPr>
-          <w:b w:val="0"/>
-        </w:rPr>
-        <w:t xml:space="preserve">Create a changed </w:t>
-      </w:r>
-      <w:r>
-        <w:rPr>
-          <w:b/>
-        </w:rPr>
-        <w:t>input</w:t>
-      </w:r>
-      <w:r>
-        <w:rPr>
-          <w:b w:val="0"/>
-        </w:rPr>
-        <w:t>, boundary case or missing-information case. Write the expected answer or safe response before testing.</w:t>
-      </w:r>
-    </w:p>
-    <w:tbl>
-      <w:tblPr>
-        <w:tblStyle w:val="LightShading-Accent1"/>
-        <w:tblW w:type="auto" w:w="0"/>
-        <w:tblLook w:firstColumn="1" w:firstRow="1" w:lastColumn="0" w:lastRow="0" w:noHBand="0" w:noVBand="1" w:val="04A0"/>
-      </w:tblPr>
-      <w:tblGrid>
-        <w:gridCol w:w="5112"/>
-        <w:gridCol w:w="5112"/>
-      </w:tblGrid>
-      <w:tr>
-        <w:trPr>
-          <w:tblHeader/>
-        </w:trPr>
-        <w:tc>
-          <w:tcPr>
-            <w:tcW w:type="dxa" w:w="5112"/>
-          </w:tcPr>
-          <w:p>
-            <w:r>
-              <w:t>Test record</w:t>
-            </w:r>
-          </w:p>
-        </w:tc>
-        <w:tc>
-          <w:tcPr>
-            <w:tcW w:type="dxa" w:w="5112"/>
-          </w:tcPr>
-          <w:p>
-            <w:r>
-              <w:t>My evidence</w:t>
-            </w:r>
-          </w:p>
-        </w:tc>
-      </w:tr>
-      <w:tr>
-        <w:tc>
-          <w:tcPr>
-            <w:tcW w:type="dxa" w:w="5112"/>
-          </w:tcPr>
-          <w:p>
-            <w:r>
-              <w:t>Changed input or condition</w:t>
-            </w:r>
-          </w:p>
-        </w:tc>
-        <w:tc>
-          <w:tcPr>
-            <w:tcW w:type="dxa" w:w="5112"/>
-          </w:tcPr>
-          <w:p>
-            <w:r/>
-          </w:p>
-        </w:tc>
-      </w:tr>
-      <w:tr>
-        <w:tc>
-          <w:tcPr>
-            <w:tcW w:type="dxa" w:w="5112"/>
-          </w:tcPr>
-          <w:p>
-            <w:r>
-              <w:t>Expected answer or fallback</w:t>
-            </w:r>
-          </w:p>
-        </w:tc>
-        <w:tc>
-          <w:tcPr>
-            <w:tcW w:type="dxa" w:w="5112"/>
-          </w:tcPr>
-          <w:p>
-            <w:r/>
-          </w:p>
-        </w:tc>
-      </w:tr>
-      <w:tr>
-        <w:tc>
-          <w:tcPr>
-            <w:tcW w:type="dxa" w:w="5112"/>
-          </w:tcPr>
-          <w:p>
-            <w:r>
-              <w:t>Observed result</w:t>
-            </w:r>
-          </w:p>
-        </w:tc>
-        <w:tc>
-          <w:tcPr>
-            <w:tcW w:type="dxa" w:w="5112"/>
-          </w:tcPr>
-          <w:p>
-            <w:r/>
-          </w:p>
-        </w:tc>
-      </w:tr>
-      <w:tr>
-        <w:tc>
-          <w:tcPr>
-            <w:tcW w:type="dxa" w:w="5112"/>
-          </w:tcPr>
-          <w:p>
-            <w:r>
-              <w:t>Why the result occurred</w:t>
-            </w:r>
-          </w:p>
-        </w:tc>
-        <w:tc>
-          <w:tcPr>
-            <w:tcW w:type="dxa" w:w="5112"/>
-          </w:tcPr>
-          <w:p>
-            <w:r/>
-          </w:p>
-        </w:tc>
-      </w:tr>
-    </w:tbl>
-    <w:p>
-      <w:pPr>
-        <w:pStyle w:val="Heading1"/>
-      </w:pPr>
-      <w:r>
-        <w:t>09. Project checkpoint</w:t>
-      </w:r>
-    </w:p>
-    <w:p>
-      <w:r>
-        <w:t>Justify what Sampling and Variability adds to Verified Study Buddy and keep the evidence.</w:t>
-      </w:r>
-    </w:p>
-    <w:p>
-      <w:pPr>
-        <w:spacing w:line="336" w:lineRule="auto" w:after="180"/>
-      </w:pPr>
-      <w:r>
-        <w:rPr>
-          <w:b w:val="0"/>
-        </w:rPr>
-        <w:t xml:space="preserve">Use low </w:t>
-      </w:r>
-      <w:r>
-        <w:rPr>
-          <w:b/>
-        </w:rPr>
-        <w:t>variability</w:t>
-      </w:r>
-      <w:r>
-        <w:rPr>
-          <w:b w:val="0"/>
-        </w:rPr>
-        <w:t xml:space="preserve"> for structured study answers and allow more diversity only for labeled brainstorming.</w:t>
-      </w:r>
-    </w:p>
-    <w:p>
-      <w:pPr>
-        <w:spacing w:line="336" w:lineRule="auto" w:after="180"/>
-      </w:pPr>
-      <w:r>
-        <w:rPr>
-          <w:b w:val="0"/>
-        </w:rPr>
-        <w:t xml:space="preserve">The project change and </w:t>
-      </w:r>
-      <w:r>
-        <w:rPr>
-          <w:b/>
-        </w:rPr>
-        <w:t>evidence</w:t>
-      </w:r>
-      <w:r>
-        <w:rPr>
-          <w:b w:val="0"/>
-        </w:rPr>
-        <w:t xml:space="preserve"> I will keep</w:t>
-      </w:r>
-    </w:p>
-    <w:p>
-      <w:pPr>
-        <w:pStyle w:val="Heading3"/>
-      </w:pPr>
-      <w:r>
-        <w:t>Write or draw your reasoning and evidence.</w:t>
-      </w:r>
-    </w:p>
-    <w:p>
-      <w:r>
-        <w:t>________________________________________________________________</w:t>
-      </w:r>
-    </w:p>
-    <w:p>
-      <w:r>
-        <w:t>________________________________________________________________</w:t>
-      </w:r>
-    </w:p>
-    <w:p>
-      <w:r>
-        <w:t>________________________________________________________________</w:t>
-      </w:r>
-    </w:p>
-    <w:p>
-      <w:r>
-        <w:t>________________________________________________________________</w:t>
-      </w:r>
-    </w:p>
-    <w:p>
-      <w:r>
-        <w:t>________________________________________________________________</w:t>
-      </w:r>
-    </w:p>
-    <w:p>
-      <w:pPr>
-        <w:pStyle w:val="Heading1"/>
-      </w:pPr>
-      <w:r>
-        <w:t>10. Self check</w:t>
-      </w:r>
-    </w:p>
-    <w:p>
-      <w:r>
-        <w:t>Judge explanation, evidence, transfer and limits separately; attach the work behind your judgement.</w:t>
-      </w:r>
-    </w:p>
-    <w:p>
-      <w:pPr>
-        <w:pStyle w:val="ListBullet"/>
-      </w:pPr>
-      <w:r>
-        <w:t>I can explain the mechanism.</w:t>
-      </w:r>
-    </w:p>
-    <w:p>
-      <w:pPr>
-        <w:pStyle w:val="ListBullet"/>
-      </w:pPr>
-      <w:r>
-        <w:t>I can show evidence.</w:t>
-      </w:r>
-    </w:p>
-    <w:p>
-      <w:pPr>
-        <w:pStyle w:val="ListBullet"/>
-      </w:pPr>
-      <w:r>
-        <w:t>I can handle a changed case.</w:t>
-      </w:r>
-    </w:p>
-    <w:p>
-      <w:pPr>
-        <w:pStyle w:val="ListBullet"/>
-      </w:pPr>
-      <w:r>
-        <w:t>I can name a limit.</w:t>
-      </w:r>
-    </w:p>
-    <w:p>
-      <w:r>
-        <w:t>Mark each as not yet, with help or independently, and attach supporting work.</w:t>
-      </w:r>
-    </w:p>
-    <w:p>
-      <w:pPr>
-        <w:spacing w:line="336" w:lineRule="auto" w:after="180"/>
-      </w:pPr>
-      <w:r>
-        <w:rPr>
-          <w:b w:val="0"/>
-        </w:rPr>
-        <w:t>Teacher review ____________________  Next step ____________________</w:t>
-      </w:r>
-    </w:p>
-    <w:p>
-      <w:pPr>
-        <w:pStyle w:val="Heading1"/>
-      </w:pPr>
-      <w:r>
-        <w:t>11. Transfer practice from the original programme</w:t>
-      </w:r>
-    </w:p>
-    <w:p>
-      <w:r>
-        <w:t>Use this earlier case as transfer practice. A case already discussed with feedback is not fresh assessment evidence.</w:t>
-      </w:r>
-    </w:p>
-    <w:p>
-      <w:pPr>
-        <w:spacing w:line="336" w:lineRule="auto" w:after="180"/>
-      </w:pPr>
-      <w:r>
-        <w:rPr>
-          <w:b w:val="0"/>
-        </w:rPr>
-        <w:t>Prompt A gives three identical wrong answers. Prompt B gives two correct answers and one wrong answer. Compare consistency and correctness without declaring either generally superior.</w:t>
-      </w:r>
-    </w:p>
-    <w:p>
-      <w:pPr>
-        <w:pStyle w:val="Heading3"/>
-      </w:pPr>
-      <w:r>
-        <w:t>My independently reasoned answer</w:t>
-      </w:r>
-    </w:p>
-    <w:p>
-      <w:r>
-        <w:t>________________________________________________________________</w:t>
-      </w:r>
-    </w:p>
-    <w:p>
-      <w:r>
-        <w:t>________________________________________________________________</w:t>
-      </w:r>
-    </w:p>
-    <w:p>
-      <w:r>
-        <w:t>________________________________________________________________</w:t>
-      </w:r>
-    </w:p>
-    <w:p>
-      <w:r>
-        <w:t>________________________________________________________________</w:t>
-      </w:r>
-    </w:p>
-    <w:p>
-      <w:r>
-        <w:t>________________________________________________________________</w:t>
-      </w:r>
-    </w:p>
-    <w:p>
-      <w:r>
-        <w:t>________________________________________________________________</w:t>
-      </w:r>
-    </w:p>
-    <w:p>
-      <w:r>
-        <w:t>________________________________________________________________</w:t>
-      </w:r>
-    </w:p>
-    <w:p>
-      <w:pPr>
-        <w:spacing w:line="336" w:lineRule="auto" w:after="180"/>
-      </w:pPr>
-      <w:r>
-        <w:rPr>
-          <w:b w:val="0"/>
-        </w:rPr>
-        <w:t>Record support used: none, hint or teacher explanation.</w:t>
-      </w:r>
-    </w:p>
-    <w:p>
-      <w:pPr>
-        <w:pStyle w:val="Heading1"/>
-      </w:pPr>
-      <w:r>
-        <w:t>12. W1 Trace boundaries</w:t>
-      </w:r>
-    </w:p>
-    <w:p>
-      <w:r>
-        <w:t>Trace boundaries. Apply the supplied Sampling and Variability facts and keep your reasoning.</w:t>
-      </w:r>
-    </w:p>
-    <w:p>
-      <w:pPr>
-        <w:spacing w:line="336" w:lineRule="auto" w:after="180"/>
-      </w:pPr>
-      <w:r>
-        <w:rPr>
-          <w:b w:val="0"/>
-        </w:rPr>
-        <w:t>At T=1 select tokens for u=0,0.6,0.9 and 0.999. Explain the handling of u=1.</w:t>
-      </w:r>
-    </w:p>
-    <w:p>
-      <w:pPr>
-        <w:pStyle w:val="Heading3"/>
-      </w:pPr>
-      <w:r>
-        <w:t>My reasoning and evidence</w:t>
-      </w:r>
-    </w:p>
-    <w:p>
-      <w:r>
-        <w:t>________________________________________________________________</w:t>
-      </w:r>
-    </w:p>
-    <w:p>
-      <w:r>
-        <w:t>________________________________________________________________</w:t>
-      </w:r>
-    </w:p>
-    <w:p>
-      <w:r>
-        <w:t>________________________________________________________________</w:t>
-      </w:r>
-    </w:p>
-    <w:p>
-      <w:r>
-        <w:t>________________________________________________________________</w:t>
-      </w:r>
-    </w:p>
-    <w:p>
-      <w:r>
-        <w:t>________________________________________________________________</w:t>
-      </w:r>
-    </w:p>
-    <w:p>
-      <w:r>
-        <w:t>________________________________________________________________</w:t>
-      </w:r>
-    </w:p>
-    <w:p>
-      <w:pPr>
-        <w:pStyle w:val="Heading1"/>
-      </w:pPr>
-      <w:r>
-        <w:t>13. W2 Compute the adjusted table</w:t>
-      </w:r>
-    </w:p>
-    <w:p>
-      <w:r>
-        <w:t>Compute the adjusted table. Apply the supplied Sampling and Variability facts and keep your reasoning.</w:t>
-      </w:r>
-    </w:p>
-    <w:p>
-      <w:pPr>
-        <w:spacing w:line="336" w:lineRule="auto" w:after="180"/>
-      </w:pPr>
-      <w:r>
-        <w:rPr>
-          <w:b w:val="0"/>
-        </w:rPr>
-        <w:t>At T=0.5 compute squared weights, total and normalised probabilities. Check the sum.</w:t>
-      </w:r>
-    </w:p>
-    <w:p>
-      <w:pPr>
-        <w:pStyle w:val="Heading3"/>
-      </w:pPr>
-      <w:r>
-        <w:t>My reasoning and evidence</w:t>
-      </w:r>
-    </w:p>
-    <w:p>
-      <w:r>
-        <w:t>________________________________________________________________</w:t>
-      </w:r>
-    </w:p>
-    <w:p>
-      <w:r>
-        <w:t>________________________________________________________________</w:t>
-      </w:r>
-    </w:p>
-    <w:p>
-      <w:r>
-        <w:t>________________________________________________________________</w:t>
-      </w:r>
-    </w:p>
-    <w:p>
-      <w:r>
-        <w:t>________________________________________________________________</w:t>
-      </w:r>
-    </w:p>
-    <w:p>
-      <w:r>
-        <w:t>________________________________________________________________</w:t>
-      </w:r>
-    </w:p>
-    <w:p>
-      <w:r>
-        <w:t>________________________________________________________________</w:t>
-      </w:r>
-    </w:p>
-    <w:p>
-      <w:pPr>
-        <w:pStyle w:val="Heading1"/>
-      </w:pPr>
-      <w:r>
-        <w:t>14. W3 Compare a fixed draw</w:t>
-      </w:r>
-    </w:p>
-    <w:p>
-      <w:r>
-        <w:t>Compare a fixed draw. Apply the supplied Sampling and Variability facts and keep your reasoning.</w:t>
-      </w:r>
-    </w:p>
-    <w:p>
-      <w:pPr>
-        <w:spacing w:line="336" w:lineRule="auto" w:after="180"/>
-        <w:shd w:fill="F5F1FB"/>
-      </w:pPr>
-      <w:r>
-        <w:rPr>
-          <w:b w:val="0"/>
-        </w:rPr>
-        <w:t xml:space="preserve">Trace u=0.7 at T=1 and T=0.5. Does the different </w:t>
-      </w:r>
-      <w:r>
-        <w:rPr>
-          <w:b/>
-        </w:rPr>
-        <w:t>output</w:t>
-      </w:r>
-      <w:r>
-        <w:rPr>
-          <w:b w:val="0"/>
-        </w:rPr>
-        <w:t xml:space="preserve"> demonstrate improved factual accuracy?</w:t>
-      </w:r>
-    </w:p>
-    <w:p>
-      <w:pPr>
-        <w:pStyle w:val="Heading3"/>
-      </w:pPr>
-      <w:r>
-        <w:t>My reasoning and evidence</w:t>
-      </w:r>
-    </w:p>
-    <w:p>
-      <w:r>
-        <w:t>________________________________________________________________</w:t>
-      </w:r>
-    </w:p>
-    <w:p>
-      <w:r>
-        <w:t>________________________________________________________________</w:t>
-      </w:r>
-    </w:p>
-    <w:p>
-      <w:r>
-        <w:t>________________________________________________________________</w:t>
-      </w:r>
-    </w:p>
-    <w:p>
-      <w:r>
-        <w:t>________________________________________________________________</w:t>
-      </w:r>
-    </w:p>
-    <w:p>
-      <w:r>
-        <w:t>________________________________________________________________</w:t>
-      </w:r>
-    </w:p>
-    <w:p>
-      <w:r>
-        <w:t>________________________________________________________________</w:t>
-      </w:r>
-    </w:p>
-    <w:p>
-      <w:pPr>
-        <w:pStyle w:val="Heading1"/>
-      </w:pPr>
-      <w:r>
-        <w:t>15. W4 Sample a new table independently</w:t>
-      </w:r>
-    </w:p>
-    <w:p>
-      <w:r>
-        <w:t>Attempt before feedback. If this repeats the selected independent case, reuse that first attempt; otherwise keep a separate record. Sample a new table independently. Apply the supplied Sampling and Variability facts and keep your reasoning.</w:t>
-      </w:r>
-    </w:p>
-    <w:p>
-      <w:pPr>
-        <w:spacing w:line="336" w:lineRule="auto" w:after="180"/>
-      </w:pPr>
-      <w:r>
-        <w:rPr>
-          <w:b w:val="0"/>
-        </w:rPr>
-        <w:t>Probabilities A=0.5,B=0.3,C=0.2 in that order. Compute T=0.5 probabilities and cumulative boundaries. Trace u=0.5 and u=0.9 under T=1 and T=0.5. Explain the limit of the comparison.</w:t>
-      </w:r>
-    </w:p>
-    <w:p>
-      <w:pPr>
-        <w:pStyle w:val="Heading3"/>
-      </w:pPr>
-      <w:r>
-        <w:t>My reasoning and evidence</w:t>
-      </w:r>
-    </w:p>
-    <w:p>
-      <w:r>
-        <w:t>________________________________________________________________</w:t>
-      </w:r>
-    </w:p>
-    <w:p>
-      <w:r>
-        <w:t>________________________________________________________________</w:t>
-      </w:r>
-    </w:p>
-    <w:p>
-      <w:r>
-        <w:t>________________________________________________________________</w:t>
-      </w:r>
-    </w:p>
-    <w:p>
-      <w:r>
-        <w:t>________________________________________________________________</w:t>
-      </w:r>
-    </w:p>
-    <w:p>
-      <w:r>
-        <w:t>________________________________________________________________</w:t>
-      </w:r>
-    </w:p>
-    <w:p>
-      <w:r>
-        <w:t>________________________________________________________________</w:t>
-      </w:r>
-    </w:p>
-    <w:p>
-      <w:r>
-        <w:t>________________________________________________________________</w:t>
-      </w:r>
-    </w:p>
-    <w:p>
-      <w:r>
-        <w:t>________________________________________________________________</w:t>
-      </w:r>
-    </w:p>
-    <w:p>
-      <w:pPr>
-        <w:pStyle w:val="Heading1"/>
-      </w:pPr>
-      <w:r>
-        <w:t>16. W5 Specify a valid experiment</w:t>
-      </w:r>
-    </w:p>
-    <w:p>
-      <w:r>
-        <w:t>Specify a valid experiment. Apply the supplied Sampling and Variability facts and keep your reasoning.</w:t>
-      </w:r>
-    </w:p>
-    <w:p>
-      <w:pPr>
-        <w:spacing w:line="336" w:lineRule="auto" w:after="180"/>
-      </w:pPr>
-      <w:r>
-        <w:rPr>
-          <w:b w:val="0"/>
-        </w:rPr>
-        <w:t xml:space="preserve">A student changes the prompt and model as well as </w:t>
-      </w:r>
-      <w:r>
-        <w:rPr>
-          <w:b/>
-        </w:rPr>
-        <w:t>temperature</w:t>
-      </w:r>
-      <w:r>
-        <w:rPr>
-          <w:b w:val="0"/>
-        </w:rPr>
-        <w:t xml:space="preserve">, then attributes a better answer to </w:t>
-      </w:r>
-      <w:r>
-        <w:rPr>
-          <w:b/>
-        </w:rPr>
-        <w:t>temperature</w:t>
-      </w:r>
-      <w:r>
-        <w:rPr>
-          <w:b w:val="0"/>
-        </w:rPr>
-        <w:t>. Propose a fair comparison and reject any unsupported universal claim.</w:t>
-      </w:r>
-    </w:p>
-    <w:p>
-      <w:pPr>
-        <w:pStyle w:val="Heading3"/>
-      </w:pPr>
-      <w:r>
-        <w:t>My reasoning and evidence</w:t>
-      </w:r>
-    </w:p>
-    <w:p>
-      <w:r>
-        <w:t>________________________________________________________________</w:t>
-      </w:r>
-    </w:p>
-    <w:p>
-      <w:r>
-        <w:t>________________________________________________________________</w:t>
-      </w:r>
-    </w:p>
-    <w:p>
-      <w:r>
-        <w:t>________________________________________________________________</w:t>
-      </w:r>
-    </w:p>
-    <w:p>
-      <w:r>
-        <w:t>________________________________________________________________</w:t>
-      </w:r>
-    </w:p>
-    <w:p>
-      <w:r>
-        <w:t>________________________________________________________________</w:t>
-      </w:r>
-    </w:p>
-    <w:p>
-      <w:r>
-        <w:t>________________________________________________________________</w:t>
-      </w:r>
-    </w:p>
-    <w:p>
-      <w:pPr>
-        <w:pStyle w:val="Heading1"/>
-      </w:pPr>
-      <w:r>
-        <w:t>17. A small attention calculation — W1 Compute scores and weights</w:t>
-      </w:r>
-    </w:p>
-    <w:p>
-      <w:r>
-        <w:t>Use the supplied Sampling and Variability task to record your reasoning, evidence and next step.</w:t>
-      </w:r>
-    </w:p>
-    <w:p>
-      <w:pPr>
-        <w:spacing w:line="336" w:lineRule="auto" w:after="180"/>
-      </w:pPr>
-      <w:r>
-        <w:rPr>
-          <w:b w:val="0"/>
-        </w:rPr>
-        <w:t xml:space="preserve">For q=[1], keys [0],[ln(3)] and d=1, compute </w:t>
-      </w:r>
-      <w:r>
-        <w:rPr>
-          <w:b/>
-        </w:rPr>
-        <w:t>score</w:t>
-      </w:r>
-      <w:r>
-        <w:rPr>
-          <w:b w:val="0"/>
-        </w:rPr>
-        <w:t xml:space="preserve">s and </w:t>
-      </w:r>
-      <w:r>
-        <w:rPr>
-          <w:b/>
-        </w:rPr>
-        <w:t>softmax</w:t>
-      </w:r>
-      <w:r>
-        <w:rPr>
-          <w:b w:val="0"/>
-        </w:rPr>
-        <w:t xml:space="preserve"> weights.</w:t>
-      </w:r>
-    </w:p>
-    <w:p>
-      <w:pPr>
-        <w:pStyle w:val="Heading3"/>
-      </w:pPr>
-      <w:r>
-        <w:t>My reasoning and evidence</w:t>
-      </w:r>
-    </w:p>
-    <w:p>
-      <w:r>
-        <w:t>________________________________________________________________</w:t>
-      </w:r>
-    </w:p>
-    <w:p>
-      <w:r>
-        <w:t>________________________________________________________________</w:t>
-      </w:r>
-    </w:p>
-    <w:p>
-      <w:r>
-        <w:t>________________________________________________________________</w:t>
-      </w:r>
-    </w:p>
-    <w:p>
-      <w:r>
-        <w:t>________________________________________________________________</w:t>
-      </w:r>
-    </w:p>
-    <w:p>
-      <w:r>
-        <w:t>________________________________________________________________</w:t>
-      </w:r>
-    </w:p>
-    <w:p>
-      <w:r>
-        <w:t>________________________________________________________________</w:t>
-      </w:r>
-    </w:p>
-    <w:p>
-      <w:pPr>
-        <w:pStyle w:val="Heading1"/>
-      </w:pPr>
-      <w:r>
-        <w:t>18. A small attention calculation — W2 Combine and mask</w:t>
-      </w:r>
-    </w:p>
-    <w:p>
-      <w:r>
-        <w:t>Use the supplied Sampling and Variability task to record your reasoning, evidence and next step.</w:t>
-      </w:r>
-    </w:p>
-    <w:p>
-      <w:pPr>
-        <w:spacing w:line="336" w:lineRule="auto" w:after="180"/>
-      </w:pPr>
-      <w:r>
-        <w:rPr>
-          <w:b w:val="0"/>
-        </w:rPr>
-        <w:t xml:space="preserve">Use values [2],[6] for the preceding weights. Compute </w:t>
-      </w:r>
-      <w:r>
-        <w:rPr>
-          <w:b/>
-        </w:rPr>
-        <w:t>output</w:t>
-      </w:r>
-      <w:r>
-        <w:rPr>
-          <w:b w:val="0"/>
-        </w:rPr>
-        <w:t xml:space="preserve"> and </w:t>
-      </w:r>
-      <w:r>
-        <w:rPr>
-          <w:b/>
-        </w:rPr>
-        <w:t>output</w:t>
-      </w:r>
-      <w:r>
-        <w:rPr>
-          <w:b w:val="0"/>
-        </w:rPr>
-        <w:t xml:space="preserve"> when the second key is excluded.</w:t>
-      </w:r>
-    </w:p>
-    <w:p>
-      <w:pPr>
-        <w:pStyle w:val="Heading3"/>
-      </w:pPr>
-      <w:r>
-        <w:t>My reasoning and evidence</w:t>
-      </w:r>
-    </w:p>
-    <w:p>
-      <w:r>
-        <w:t>________________________________________________________________</w:t>
-      </w:r>
-    </w:p>
-    <w:p>
-      <w:r>
-        <w:t>________________________________________________________________</w:t>
-      </w:r>
-    </w:p>
-    <w:p>
-      <w:r>
-        <w:t>________________________________________________________________</w:t>
-      </w:r>
-    </w:p>
-    <w:p>
-      <w:r>
-        <w:t>________________________________________________________________</w:t>
-      </w:r>
-    </w:p>
-    <w:p>
-      <w:r>
-        <w:t>________________________________________________________________</w:t>
-      </w:r>
-    </w:p>
-    <w:p>
-      <w:r>
-        <w:t>________________________________________________________________</w:t>
-      </w:r>
-    </w:p>
-    <w:p>
-      <w:pPr>
-        <w:pStyle w:val="Heading1"/>
-      </w:pPr>
-      <w:r>
-        <w:t>19. A small attention calculation — W3 Trace equal scores</w:t>
-      </w:r>
-    </w:p>
-    <w:p>
-      <w:r>
-        <w:t>Use the supplied Sampling and Variability task to record your reasoning, evidence and next step.</w:t>
-      </w:r>
-    </w:p>
-    <w:p>
-      <w:pPr>
-        <w:spacing w:line="336" w:lineRule="auto" w:after="180"/>
-      </w:pPr>
-      <w:r>
-        <w:rPr>
-          <w:b w:val="0"/>
-        </w:rPr>
-        <w:t xml:space="preserve">For q=[1,1], keys [1,0],[0,1], values [2,0],[0,4], compute scaled </w:t>
-      </w:r>
-      <w:r>
-        <w:rPr>
-          <w:b/>
-        </w:rPr>
-        <w:t>score</w:t>
-      </w:r>
-      <w:r>
-        <w:rPr>
-          <w:b w:val="0"/>
-        </w:rPr>
-        <w:t xml:space="preserve">s, weights and </w:t>
-      </w:r>
-      <w:r>
-        <w:rPr>
-          <w:b/>
-        </w:rPr>
-        <w:t>output</w:t>
-      </w:r>
-      <w:r>
-        <w:rPr>
-          <w:b w:val="0"/>
-        </w:rPr>
-        <w:t>.</w:t>
-      </w:r>
-    </w:p>
-    <w:p>
-      <w:pPr>
-        <w:pStyle w:val="Heading3"/>
-      </w:pPr>
-      <w:r>
-        <w:t>My reasoning and evidence</w:t>
-      </w:r>
-    </w:p>
-    <w:p>
-      <w:r>
-        <w:t>________________________________________________________________</w:t>
-      </w:r>
-    </w:p>
-    <w:p>
-      <w:r>
-        <w:t>________________________________________________________________</w:t>
-      </w:r>
-    </w:p>
-    <w:p>
-      <w:r>
-        <w:t>________________________________________________________________</w:t>
-      </w:r>
-    </w:p>
-    <w:p>
-      <w:r>
-        <w:t>________________________________________________________________</w:t>
-      </w:r>
-    </w:p>
-    <w:p>
-      <w:r>
-        <w:t>________________________________________________________________</w:t>
-      </w:r>
-    </w:p>
-    <w:p>
-      <w:r>
-        <w:t>________________________________________________________________</w:t>
-      </w:r>
-    </w:p>
-    <w:p>
-      <w:pPr>
-        <w:pStyle w:val="Heading1"/>
-      </w:pPr>
-      <w:r>
-        <w:t>20. A small attention calculation — W4 Calculate new attention independently</w:t>
-      </w:r>
-    </w:p>
-    <w:p>
-      <w:r>
-        <w:t>Use the supplied Sampling and Variability task to record your reasoning, evidence and next step.</w:t>
-      </w:r>
-    </w:p>
-    <w:p>
-      <w:pPr>
-        <w:spacing w:line="336" w:lineRule="auto" w:after="180"/>
-      </w:pPr>
-      <w:r>
-        <w:rPr>
-          <w:b w:val="0"/>
-        </w:rPr>
-        <w:t xml:space="preserve">q=[1], keys [0],[ln(2)],[ln(3)], values [0],[3],[8], width 1. Compute </w:t>
-      </w:r>
-      <w:r>
-        <w:rPr>
-          <w:b/>
-        </w:rPr>
-        <w:t>score</w:t>
-      </w:r>
-      <w:r>
-        <w:rPr>
-          <w:b w:val="0"/>
-        </w:rPr>
-        <w:t xml:space="preserve">s, weights and </w:t>
-      </w:r>
-      <w:r>
-        <w:rPr>
-          <w:b/>
-        </w:rPr>
-        <w:t>output</w:t>
-      </w:r>
-      <w:r>
-        <w:rPr>
-          <w:b w:val="0"/>
-        </w:rPr>
-        <w:t xml:space="preserve">. Then mask the third item and recompute. Explain whether </w:t>
-      </w:r>
-      <w:r>
-        <w:rPr>
-          <w:b/>
-        </w:rPr>
-        <w:t>output</w:t>
-      </w:r>
-      <w:r>
-        <w:rPr>
-          <w:b w:val="0"/>
-        </w:rPr>
-        <w:t xml:space="preserve"> establishes a factual claim.</w:t>
-      </w:r>
-    </w:p>
-    <w:p>
-      <w:pPr>
-        <w:pStyle w:val="Heading3"/>
-      </w:pPr>
-      <w:r>
-        <w:t>My reasoning and evidence</w:t>
-      </w:r>
-    </w:p>
-    <w:p>
-      <w:r>
-        <w:t>________________________________________________________________</w:t>
-      </w:r>
-    </w:p>
-    <w:p>
-      <w:r>
-        <w:t>________________________________________________________________</w:t>
-      </w:r>
-    </w:p>
-    <w:p>
-      <w:r>
-        <w:t>________________________________________________________________</w:t>
-      </w:r>
-    </w:p>
-    <w:p>
-      <w:r>
-        <w:t>________________________________________________________________</w:t>
-      </w:r>
-    </w:p>
-    <w:p>
-      <w:r>
-        <w:t>________________________________________________________________</w:t>
-      </w:r>
-    </w:p>
-    <w:p>
-      <w:r>
-        <w:t>________________________________________________________________</w:t>
-      </w:r>
-    </w:p>
-    <w:p>
-      <w:r>
-        <w:t>________________________________________________________________</w:t>
-      </w:r>
-    </w:p>
-    <w:p>
-      <w:r>
-        <w:t>________________________________________________________________</w:t>
-      </w:r>
-    </w:p>
-    <w:p>
-      <w:pPr>
-        <w:pStyle w:val="Heading1"/>
-      </w:pPr>
-      <w:r>
-        <w:t>21. A small attention calculation — W5 Check stability and shape</w:t>
-      </w:r>
-    </w:p>
-    <w:p>
-      <w:r>
-        <w:t>Use the supplied Sampling and Variability task to record your reasoning, evidence and next step.</w:t>
-      </w:r>
-    </w:p>
-    <w:p>
-      <w:pPr>
-        <w:spacing w:line="336" w:lineRule="auto" w:after="180"/>
-        <w:shd w:fill="F5F1FB"/>
-      </w:pPr>
-      <w:r>
-        <w:rPr>
-          <w:b/>
-        </w:rPr>
-        <w:t>Score</w:t>
-      </w:r>
-      <w:r>
-        <w:rPr>
-          <w:b w:val="0"/>
-        </w:rPr>
-        <w:t xml:space="preserve">s are 1000 and 1000+ln(3); values 4 and 8. Compute stable shifted weights and </w:t>
-      </w:r>
-      <w:r>
-        <w:rPr>
-          <w:b/>
-        </w:rPr>
-        <w:t>output</w:t>
-      </w:r>
-      <w:r>
-        <w:rPr>
-          <w:b w:val="0"/>
-        </w:rPr>
-        <w:t>. What if one key has width two and the query width one?</w:t>
-      </w:r>
-    </w:p>
-    <w:p>
-      <w:pPr>
-        <w:pStyle w:val="Heading3"/>
-      </w:pPr>
-      <w:r>
-        <w:t>My reasoning and evidence</w:t>
-      </w:r>
-    </w:p>
-    <w:p>
-      <w:r>
-        <w:t>________________________________________________________________</w:t>
-      </w:r>
-    </w:p>
-    <w:p>
-      <w:r>
-        <w:t>________________________________________________________________</w:t>
-      </w:r>
-    </w:p>
-    <w:p>
-      <w:r>
-        <w:t>________________________________________________________________</w:t>
-      </w:r>
-    </w:p>
-    <w:p>
-      <w:r>
-        <w:t>________________________________________________________________</w:t>
-      </w:r>
-    </w:p>
-    <w:p>
-      <w:r>
-        <w:t>________________________________________________________________</w:t>
-      </w:r>
-    </w:p>
-    <w:p>
-      <w:r>
-        <w:t>________________________________________________________________</w:t>
-      </w:r>
-    </w:p>
-    <w:p>
-      <w:pPr>
-        <w:pStyle w:val="Heading1"/>
-      </w:pPr>
-      <w:r>
-        <w:t>22. Feedback, return check and learning record</w:t>
-      </w:r>
-    </w:p>
-    <w:p>
-      <w:r>
-        <w:t>Record the first repaired step and a different case to revisit after a delay.</w:t>
+        <w:t>22. Feedback · Repair and return</w:t>
+      </w:r>
+    </w:p>
+    <w:p>
+      <w:r>
+        <w:t>Keep first attempt, repair and a changed-case check.</w:t>
+      </w:r>
+    </w:p>
+    <w:p>
+      <w:pPr>
+        <w:pStyle w:val="Heading2"/>
+      </w:pPr>
+      <w:r>
+        <w:t>Your evidence record</w:t>
       </w:r>
     </w:p>
     <w:tbl>
@@ -2012,13 +786,226 @@
     </w:tbl>
     <w:p>
       <w:pPr>
+        <w:pStyle w:val="ListBullet"/>
+      </w:pPr>
+      <w:r>
+        <w:t>Revisit this idea with your teacher after a delay. Familiarity is different from explaining and using it on a changed case.</w:t>
+      </w:r>
+    </w:p>
+    <w:p>
+      <w:pPr>
+        <w:pStyle w:val="Heading1"/>
+      </w:pPr>
+      <w:r>
+        <w:t>10. Finish · Judge your evidence</w:t>
+      </w:r>
+    </w:p>
+    <w:p>
+      <w:r>
+        <w:t>Point to work that supports your judgement.</w:t>
+      </w:r>
+    </w:p>
+    <w:p>
+      <w:pPr>
+        <w:pStyle w:val="Heading2"/>
+      </w:pPr>
+      <w:r>
+        <w:t>Your evidence record</w:t>
+      </w:r>
+    </w:p>
+    <w:p>
+      <w:pPr>
+        <w:pStyle w:val="ListBullet"/>
+      </w:pPr>
+      <w:r>
+        <w:t>I can explain the mechanism. I can show evidence. I can handle a changed case. I can name a limit. Mark each as not yet, with help or independently, and attach supporting work.</w:t>
+      </w:r>
+    </w:p>
+    <w:p>
+      <w:pPr>
+        <w:pStyle w:val="ListBullet"/>
+      </w:pPr>
+      <w:r>
+        <w:t>Teacher review ____________________  Next step ____________________</w:t>
+      </w:r>
+    </w:p>
+    <w:p>
+      <w:pPr>
+        <w:pStyle w:val="Heading1"/>
+      </w:pPr>
+      <w:r>
+        <w:t>Reference bank and extra practice</w:t>
+      </w:r>
+    </w:p>
+    <w:p>
+      <w:pPr>
+        <w:pStyle w:val="Heading1"/>
+      </w:pPr>
+      <w:r>
+        <w:t>02. Reference · Supported W2 record</w:t>
+      </w:r>
+    </w:p>
+    <w:p>
+      <w:r>
+        <w:t>Use when helpful; keep this practice separate from the selected first attempt.</w:t>
+      </w:r>
+    </w:p>
+    <w:p>
+      <w:pPr>
+        <w:pStyle w:val="Heading2"/>
+      </w:pPr>
+      <w:r>
+        <w:t>Additional evidence</w:t>
+      </w:r>
+    </w:p>
+    <w:p>
+      <w:pPr>
         <w:spacing w:line="336" w:lineRule="auto" w:after="180"/>
       </w:pPr>
       <w:r>
         <w:rPr>
           <w:b w:val="0"/>
         </w:rPr>
-        <w:t>Revisit this idea with your teacher after a delay. Familiarity is different from explaining and using it on a changed case.</w:t>
+        <w:t xml:space="preserve">Use W2: Compute the adjusted table for </w:t>
+      </w:r>
+      <w:r>
+        <w:rPr>
+          <w:b/>
+        </w:rPr>
+        <w:t>Sampling</w:t>
+      </w:r>
+      <w:r>
+        <w:rPr>
+          <w:b w:val="0"/>
+        </w:rPr>
+        <w:t xml:space="preserve"> and </w:t>
+      </w:r>
+      <w:r>
+        <w:rPr>
+          <w:b/>
+        </w:rPr>
+        <w:t>temperature</w:t>
+      </w:r>
+      <w:r>
+        <w:rPr>
+          <w:b w:val="0"/>
+        </w:rPr>
+        <w:t>. Record the answer once; the lesson and workbook refer to the same attempt.</w:t>
+      </w:r>
+    </w:p>
+    <w:tbl>
+      <w:tblPr>
+        <w:tblStyle w:val="LightShading-Accent1"/>
+        <w:tblW w:type="auto" w:w="0"/>
+        <w:tblLook w:firstColumn="1" w:firstRow="1" w:lastColumn="0" w:lastRow="0" w:noHBand="0" w:noVBand="1" w:val="04A0"/>
+      </w:tblPr>
+      <w:tblGrid>
+        <w:gridCol w:w="2556"/>
+        <w:gridCol w:w="2556"/>
+        <w:gridCol w:w="2556"/>
+        <w:gridCol w:w="2556"/>
+      </w:tblGrid>
+      <w:tr>
+        <w:trPr>
+          <w:tblHeader/>
+        </w:trPr>
+        <w:tc>
+          <w:tcPr>
+            <w:tcW w:type="dxa" w:w="2556"/>
+          </w:tcPr>
+          <w:p>
+            <w:r>
+              <w:t>Given inputs</w:t>
+            </w:r>
+          </w:p>
+        </w:tc>
+        <w:tc>
+          <w:tcPr>
+            <w:tcW w:type="dxa" w:w="2556"/>
+          </w:tcPr>
+          <w:p>
+            <w:r>
+              <w:t>Procedure I chose</w:t>
+            </w:r>
+          </w:p>
+        </w:tc>
+        <w:tc>
+          <w:tcPr>
+            <w:tcW w:type="dxa" w:w="2556"/>
+          </w:tcPr>
+          <w:p>
+            <w:r>
+              <w:t>Middle steps</w:t>
+            </w:r>
+          </w:p>
+        </w:tc>
+        <w:tc>
+          <w:tcPr>
+            <w:tcW w:type="dxa" w:w="2556"/>
+          </w:tcPr>
+          <w:p>
+            <w:r>
+              <w:t>Result and check</w:t>
+            </w:r>
+          </w:p>
+        </w:tc>
+      </w:tr>
+      <w:tr>
+        <w:tc>
+          <w:tcPr>
+            <w:tcW w:type="dxa" w:w="2556"/>
+          </w:tcPr>
+          <w:p>
+            <w:r/>
+          </w:p>
+        </w:tc>
+        <w:tc>
+          <w:tcPr>
+            <w:tcW w:type="dxa" w:w="2556"/>
+          </w:tcPr>
+          <w:p>
+            <w:r/>
+          </w:p>
+        </w:tc>
+        <w:tc>
+          <w:tcPr>
+            <w:tcW w:type="dxa" w:w="2556"/>
+          </w:tcPr>
+          <w:p>
+            <w:r/>
+          </w:p>
+        </w:tc>
+        <w:tc>
+          <w:tcPr>
+            <w:tcW w:type="dxa" w:w="2556"/>
+          </w:tcPr>
+          <w:p>
+            <w:r/>
+          </w:p>
+        </w:tc>
+      </w:tr>
+    </w:tbl>
+    <w:p>
+      <w:pPr>
+        <w:pStyle w:val="Heading3"/>
+      </w:pPr>
+      <w:r>
+        <w:t>The step I completed without help, and the hint I needed</w:t>
+      </w:r>
+    </w:p>
+    <w:p>
+      <w:r>
+        <w:t>________________________________________________________________</w:t>
+      </w:r>
+    </w:p>
+    <w:p>
+      <w:r>
+        <w:t>________________________________________________________________</w:t>
+      </w:r>
+    </w:p>
+    <w:p>
+      <w:r>
+        <w:t>________________________________________________________________</w:t>
       </w:r>
     </w:p>
     <w:p>
@@ -2026,12 +1013,1051 @@
         <w:pStyle w:val="Heading1"/>
       </w:pPr>
       <w:r>
-        <w:t>23. Pictorial case practice: Sampling and Variability</w:t>
-      </w:r>
-    </w:p>
-    <w:p>
-      <w:r>
-        <w:t>A fictional two-token distribution illustrates variability in generation. Explain the labelled step before checking the changed condition.</w:t>
+        <w:t>03. Extra practice · Repair a claim</w:t>
+      </w:r>
+    </w:p>
+    <w:p>
+      <w:r>
+        <w:t>Use when helpful; keep this practice separate from the selected first attempt.</w:t>
+      </w:r>
+    </w:p>
+    <w:p>
+      <w:pPr>
+        <w:pStyle w:val="Heading2"/>
+      </w:pPr>
+      <w:r>
+        <w:t>Additional evidence</w:t>
+      </w:r>
+    </w:p>
+    <w:p>
+      <w:pPr>
+        <w:spacing w:line="336" w:lineRule="auto" w:after="180"/>
+      </w:pPr>
+      <w:r>
+        <w:rPr>
+          <w:b w:val="0"/>
+        </w:rPr>
+        <w:t xml:space="preserve">Use the worked case for </w:t>
+      </w:r>
+      <w:r>
+        <w:rPr>
+          <w:b/>
+        </w:rPr>
+        <w:t>Sampling</w:t>
+      </w:r>
+      <w:r>
+        <w:rPr>
+          <w:b w:val="0"/>
+        </w:rPr>
+        <w:t xml:space="preserve"> and </w:t>
+      </w:r>
+      <w:r>
+        <w:rPr>
+          <w:b/>
+        </w:rPr>
+        <w:t>temperature</w:t>
+      </w:r>
+      <w:r>
+        <w:rPr>
+          <w:b w:val="0"/>
+        </w:rPr>
+        <w:t>. Proposed explanation: “</w:t>
+      </w:r>
+      <w:r>
+        <w:rPr>
+          <w:b/>
+        </w:rPr>
+        <w:t>Sampling</w:t>
+      </w:r>
+      <w:r>
+        <w:rPr>
+          <w:b w:val="0"/>
+        </w:rPr>
+        <w:t xml:space="preserve"> means equal chances”. Decide whether this explanation is supported.</w:t>
+      </w:r>
+    </w:p>
+    <w:p>
+      <w:pPr>
+        <w:spacing w:line="336" w:lineRule="auto" w:after="180"/>
+      </w:pPr>
+      <w:r>
+        <w:rPr>
+          <w:b w:val="0"/>
+        </w:rPr>
+        <w:t>Point to the step or supplied fact that decides; explain your repair if needed.</w:t>
+      </w:r>
+    </w:p>
+    <w:p>
+      <w:pPr>
+        <w:pStyle w:val="Heading3"/>
+      </w:pPr>
+      <w:r>
+        <w:t>My explanation before partner discussion</w:t>
+      </w:r>
+    </w:p>
+    <w:p>
+      <w:r>
+        <w:t>________________________________________________________________</w:t>
+      </w:r>
+    </w:p>
+    <w:p>
+      <w:r>
+        <w:t>________________________________________________________________</w:t>
+      </w:r>
+    </w:p>
+    <w:p>
+      <w:r>
+        <w:t>________________________________________________________________</w:t>
+      </w:r>
+    </w:p>
+    <w:p>
+      <w:r>
+        <w:t>________________________________________________________________</w:t>
+      </w:r>
+    </w:p>
+    <w:p>
+      <w:pPr>
+        <w:pStyle w:val="Heading1"/>
+      </w:pPr>
+      <w:r>
+        <w:t>05. Reference · Earlier target</w:t>
+      </w:r>
+    </w:p>
+    <w:p>
+      <w:r>
+        <w:t>Use when helpful; keep this practice separate from the selected first attempt.</w:t>
+      </w:r>
+    </w:p>
+    <w:p>
+      <w:pPr>
+        <w:pStyle w:val="Heading2"/>
+      </w:pPr>
+      <w:r>
+        <w:t>Additional evidence</w:t>
+      </w:r>
+    </w:p>
+    <w:p>
+      <w:pPr>
+        <w:spacing w:line="336" w:lineRule="auto" w:after="180"/>
+      </w:pPr>
+      <w:r>
+        <w:rPr>
+          <w:b w:val="0"/>
+        </w:rPr>
+        <w:t>Prompt A gives three identical wrong answers. Prompt B gives two correct answers and one wrong answer. Compare consistency and correctness without declaring either generally superior.</w:t>
+      </w:r>
+    </w:p>
+    <w:p>
+      <w:pPr>
+        <w:pStyle w:val="Heading1"/>
+      </w:pPr>
+      <w:r>
+        <w:t>06. Extra practice · Earlier worked case</w:t>
+      </w:r>
+    </w:p>
+    <w:p>
+      <w:r>
+        <w:t>Use when helpful; keep this practice separate from the selected first attempt.</w:t>
+      </w:r>
+    </w:p>
+    <w:p>
+      <w:pPr>
+        <w:pStyle w:val="Heading2"/>
+      </w:pPr>
+      <w:r>
+        <w:t>Additional evidence</w:t>
+      </w:r>
+    </w:p>
+    <w:p>
+      <w:pPr>
+        <w:spacing w:line="336" w:lineRule="auto" w:after="180"/>
+      </w:pPr>
+      <w:r>
+        <w:rPr>
+          <w:b w:val="0"/>
+        </w:rPr>
+        <w:t>One prompt produces three different valid quiz questions.</w:t>
+      </w:r>
+    </w:p>
+    <w:p>
+      <w:pPr>
+        <w:spacing w:line="336" w:lineRule="auto" w:after="180"/>
+      </w:pPr>
+      <w:r>
+        <w:rPr>
+          <w:b w:val="0"/>
+        </w:rPr>
+        <w:t xml:space="preserve">Does </w:t>
+      </w:r>
+      <w:r>
+        <w:rPr>
+          <w:b/>
+        </w:rPr>
+        <w:t>variability</w:t>
+      </w:r>
+      <w:r>
+        <w:rPr>
+          <w:b w:val="0"/>
+        </w:rPr>
+        <w:t xml:space="preserve"> mean failure?</w:t>
+      </w:r>
+    </w:p>
+    <w:p>
+      <w:pPr>
+        <w:spacing w:line="336" w:lineRule="auto" w:after="180"/>
+      </w:pPr>
+      <w:r>
+        <w:rPr>
+          <w:b w:val="0"/>
+        </w:rPr>
+        <w:t xml:space="preserve">Show your trace, calculation or </w:t>
+      </w:r>
+      <w:r>
+        <w:rPr>
+          <w:b/>
+        </w:rPr>
+        <w:t>evidence</w:t>
+      </w:r>
+    </w:p>
+    <w:p>
+      <w:pPr>
+        <w:pStyle w:val="Heading3"/>
+      </w:pPr>
+      <w:r>
+        <w:t>Write or draw your reasoning and evidence.</w:t>
+      </w:r>
+    </w:p>
+    <w:p>
+      <w:r>
+        <w:t>________________________________________________________________</w:t>
+      </w:r>
+    </w:p>
+    <w:p>
+      <w:r>
+        <w:t>________________________________________________________________</w:t>
+      </w:r>
+    </w:p>
+    <w:p>
+      <w:r>
+        <w:t>________________________________________________________________</w:t>
+      </w:r>
+    </w:p>
+    <w:p>
+      <w:r>
+        <w:t>________________________________________________________________</w:t>
+      </w:r>
+    </w:p>
+    <w:p>
+      <w:r>
+        <w:t>________________________________________________________________</w:t>
+      </w:r>
+    </w:p>
+    <w:p>
+      <w:pPr>
+        <w:pStyle w:val="Heading1"/>
+      </w:pPr>
+      <w:r>
+        <w:t>07. Extra practice · Changed case</w:t>
+      </w:r>
+    </w:p>
+    <w:p>
+      <w:r>
+        <w:t>Use when helpful; keep this practice separate from the selected first attempt.</w:t>
+      </w:r>
+    </w:p>
+    <w:p>
+      <w:pPr>
+        <w:pStyle w:val="Heading2"/>
+      </w:pPr>
+      <w:r>
+        <w:t>Additional evidence</w:t>
+      </w:r>
+    </w:p>
+    <w:p>
+      <w:pPr>
+        <w:spacing w:line="336" w:lineRule="auto" w:after="180"/>
+      </w:pPr>
+      <w:r>
+        <w:rPr>
+          <w:b w:val="0"/>
+        </w:rPr>
+        <w:t>Prompt A is run three times and returns three different stories. Does this alone prove the prompt changed? Describe a fair comparison of two prompts.</w:t>
+      </w:r>
+    </w:p>
+    <w:p>
+      <w:pPr>
+        <w:spacing w:line="336" w:lineRule="auto" w:after="180"/>
+      </w:pPr>
+      <w:r>
+        <w:rPr>
+          <w:b w:val="0"/>
+        </w:rPr>
+        <w:t>My practice reasoning</w:t>
+      </w:r>
+    </w:p>
+    <w:p>
+      <w:pPr>
+        <w:pStyle w:val="Heading3"/>
+      </w:pPr>
+      <w:r>
+        <w:t>Write or draw your reasoning and evidence.</w:t>
+      </w:r>
+    </w:p>
+    <w:p>
+      <w:r>
+        <w:t>________________________________________________________________</w:t>
+      </w:r>
+    </w:p>
+    <w:p>
+      <w:r>
+        <w:t>________________________________________________________________</w:t>
+      </w:r>
+    </w:p>
+    <w:p>
+      <w:r>
+        <w:t>________________________________________________________________</w:t>
+      </w:r>
+    </w:p>
+    <w:p>
+      <w:r>
+        <w:t>________________________________________________________________</w:t>
+      </w:r>
+    </w:p>
+    <w:p>
+      <w:r>
+        <w:t>________________________________________________________________</w:t>
+      </w:r>
+    </w:p>
+    <w:p>
+      <w:pPr>
+        <w:pStyle w:val="Heading3"/>
+      </w:pPr>
+      <w:r>
+        <w:t>Week 4 Test and reflect</w:t>
+      </w:r>
+    </w:p>
+    <w:p>
+      <w:pPr>
+        <w:pStyle w:val="Heading1"/>
+      </w:pPr>
+      <w:r>
+        <w:t>08. Extra practice · A revealing test</w:t>
+      </w:r>
+    </w:p>
+    <w:p>
+      <w:r>
+        <w:t>Use when helpful; keep this practice separate from the selected first attempt.</w:t>
+      </w:r>
+    </w:p>
+    <w:p>
+      <w:pPr>
+        <w:pStyle w:val="Heading2"/>
+      </w:pPr>
+      <w:r>
+        <w:t>Additional evidence</w:t>
+      </w:r>
+    </w:p>
+    <w:p>
+      <w:pPr>
+        <w:spacing w:line="336" w:lineRule="auto" w:after="180"/>
+      </w:pPr>
+      <w:r>
+        <w:rPr>
+          <w:b w:val="0"/>
+        </w:rPr>
+        <w:t xml:space="preserve">Create a changed </w:t>
+      </w:r>
+      <w:r>
+        <w:rPr>
+          <w:b/>
+        </w:rPr>
+        <w:t>input</w:t>
+      </w:r>
+      <w:r>
+        <w:rPr>
+          <w:b w:val="0"/>
+        </w:rPr>
+        <w:t>, boundary case or missing-information case. Write the expected answer or safe response before testing.</w:t>
+      </w:r>
+    </w:p>
+    <w:tbl>
+      <w:tblPr>
+        <w:tblStyle w:val="LightShading-Accent1"/>
+        <w:tblW w:type="auto" w:w="0"/>
+        <w:tblLook w:firstColumn="1" w:firstRow="1" w:lastColumn="0" w:lastRow="0" w:noHBand="0" w:noVBand="1" w:val="04A0"/>
+      </w:tblPr>
+      <w:tblGrid>
+        <w:gridCol w:w="5112"/>
+        <w:gridCol w:w="5112"/>
+      </w:tblGrid>
+      <w:tr>
+        <w:trPr>
+          <w:tblHeader/>
+        </w:trPr>
+        <w:tc>
+          <w:tcPr>
+            <w:tcW w:type="dxa" w:w="5112"/>
+          </w:tcPr>
+          <w:p>
+            <w:r>
+              <w:t>Test record</w:t>
+            </w:r>
+          </w:p>
+        </w:tc>
+        <w:tc>
+          <w:tcPr>
+            <w:tcW w:type="dxa" w:w="5112"/>
+          </w:tcPr>
+          <w:p>
+            <w:r>
+              <w:t>My evidence</w:t>
+            </w:r>
+          </w:p>
+        </w:tc>
+      </w:tr>
+      <w:tr>
+        <w:tc>
+          <w:tcPr>
+            <w:tcW w:type="dxa" w:w="5112"/>
+          </w:tcPr>
+          <w:p>
+            <w:r>
+              <w:t>Changed input or condition</w:t>
+            </w:r>
+          </w:p>
+        </w:tc>
+        <w:tc>
+          <w:tcPr>
+            <w:tcW w:type="dxa" w:w="5112"/>
+          </w:tcPr>
+          <w:p>
+            <w:r/>
+          </w:p>
+        </w:tc>
+      </w:tr>
+      <w:tr>
+        <w:tc>
+          <w:tcPr>
+            <w:tcW w:type="dxa" w:w="5112"/>
+          </w:tcPr>
+          <w:p>
+            <w:r>
+              <w:t>Expected answer or fallback</w:t>
+            </w:r>
+          </w:p>
+        </w:tc>
+        <w:tc>
+          <w:tcPr>
+            <w:tcW w:type="dxa" w:w="5112"/>
+          </w:tcPr>
+          <w:p>
+            <w:r/>
+          </w:p>
+        </w:tc>
+      </w:tr>
+      <w:tr>
+        <w:tc>
+          <w:tcPr>
+            <w:tcW w:type="dxa" w:w="5112"/>
+          </w:tcPr>
+          <w:p>
+            <w:r>
+              <w:t>Observed result</w:t>
+            </w:r>
+          </w:p>
+        </w:tc>
+        <w:tc>
+          <w:tcPr>
+            <w:tcW w:type="dxa" w:w="5112"/>
+          </w:tcPr>
+          <w:p>
+            <w:r/>
+          </w:p>
+        </w:tc>
+      </w:tr>
+      <w:tr>
+        <w:tc>
+          <w:tcPr>
+            <w:tcW w:type="dxa" w:w="5112"/>
+          </w:tcPr>
+          <w:p>
+            <w:r>
+              <w:t>Why the result occurred</w:t>
+            </w:r>
+          </w:p>
+        </w:tc>
+        <w:tc>
+          <w:tcPr>
+            <w:tcW w:type="dxa" w:w="5112"/>
+          </w:tcPr>
+          <w:p>
+            <w:r/>
+          </w:p>
+        </w:tc>
+      </w:tr>
+    </w:tbl>
+    <w:p>
+      <w:pPr>
+        <w:pStyle w:val="Heading1"/>
+      </w:pPr>
+      <w:r>
+        <w:t>11. Extra practice · Earlier transfer</w:t>
+      </w:r>
+    </w:p>
+    <w:p>
+      <w:r>
+        <w:t>Use when helpful; keep this practice separate from the selected first attempt.</w:t>
+      </w:r>
+    </w:p>
+    <w:p>
+      <w:pPr>
+        <w:pStyle w:val="Heading2"/>
+      </w:pPr>
+      <w:r>
+        <w:t>Additional evidence</w:t>
+      </w:r>
+    </w:p>
+    <w:p>
+      <w:pPr>
+        <w:spacing w:line="336" w:lineRule="auto" w:after="180"/>
+      </w:pPr>
+      <w:r>
+        <w:rPr>
+          <w:b w:val="0"/>
+        </w:rPr>
+        <w:t>Prompt A gives three identical wrong answers. Prompt B gives two correct answers and one wrong answer. Compare consistency and correctness without declaring either generally superior.</w:t>
+      </w:r>
+    </w:p>
+    <w:p>
+      <w:pPr>
+        <w:pStyle w:val="Heading3"/>
+      </w:pPr>
+      <w:r>
+        <w:t>My explanation after practice</w:t>
+      </w:r>
+    </w:p>
+    <w:p>
+      <w:r>
+        <w:t>________________________________________________________________</w:t>
+      </w:r>
+    </w:p>
+    <w:p>
+      <w:r>
+        <w:t>________________________________________________________________</w:t>
+      </w:r>
+    </w:p>
+    <w:p>
+      <w:r>
+        <w:t>________________________________________________________________</w:t>
+      </w:r>
+    </w:p>
+    <w:p>
+      <w:r>
+        <w:t>________________________________________________________________</w:t>
+      </w:r>
+    </w:p>
+    <w:p>
+      <w:r>
+        <w:t>________________________________________________________________</w:t>
+      </w:r>
+    </w:p>
+    <w:p>
+      <w:r>
+        <w:t>________________________________________________________________</w:t>
+      </w:r>
+    </w:p>
+    <w:p>
+      <w:r>
+        <w:t>________________________________________________________________</w:t>
+      </w:r>
+    </w:p>
+    <w:p>
+      <w:pPr>
+        <w:spacing w:line="336" w:lineRule="auto" w:after="180"/>
+      </w:pPr>
+      <w:r>
+        <w:rPr>
+          <w:b w:val="0"/>
+        </w:rPr>
+        <w:t>Record support used: none, hint or teacher explanation.</w:t>
+      </w:r>
+    </w:p>
+    <w:p>
+      <w:pPr>
+        <w:pStyle w:val="Heading1"/>
+      </w:pPr>
+      <w:r>
+        <w:t>15. Reference · Selected W4 response copy</w:t>
+      </w:r>
+    </w:p>
+    <w:p>
+      <w:r>
+        <w:t>Use when helpful; keep this practice separate from the selected first attempt.</w:t>
+      </w:r>
+    </w:p>
+    <w:p>
+      <w:pPr>
+        <w:pStyle w:val="Heading2"/>
+      </w:pPr>
+      <w:r>
+        <w:t>Additional evidence</w:t>
+      </w:r>
+    </w:p>
+    <w:p>
+      <w:pPr>
+        <w:spacing w:line="336" w:lineRule="auto" w:after="180"/>
+      </w:pPr>
+      <w:r>
+        <w:rPr>
+          <w:b w:val="0"/>
+        </w:rPr>
+        <w:t>Probabilities A=0.5,B=0.3,C=0.2 in that order. Compute T=0.5 probabilities and cumulative boundaries. Trace u=0.5 and u=0.9 under T=1 and T=0.5. Explain the limit of the comparison.</w:t>
+      </w:r>
+    </w:p>
+    <w:p>
+      <w:pPr>
+        <w:pStyle w:val="Heading3"/>
+      </w:pPr>
+      <w:r>
+        <w:t>My reasoning and evidence</w:t>
+      </w:r>
+    </w:p>
+    <w:p>
+      <w:r>
+        <w:t>________________________________________________________________</w:t>
+      </w:r>
+    </w:p>
+    <w:p>
+      <w:r>
+        <w:t>________________________________________________________________</w:t>
+      </w:r>
+    </w:p>
+    <w:p>
+      <w:r>
+        <w:t>________________________________________________________________</w:t>
+      </w:r>
+    </w:p>
+    <w:p>
+      <w:r>
+        <w:t>________________________________________________________________</w:t>
+      </w:r>
+    </w:p>
+    <w:p>
+      <w:r>
+        <w:t>________________________________________________________________</w:t>
+      </w:r>
+    </w:p>
+    <w:p>
+      <w:r>
+        <w:t>________________________________________________________________</w:t>
+      </w:r>
+    </w:p>
+    <w:p>
+      <w:r>
+        <w:t>________________________________________________________________</w:t>
+      </w:r>
+    </w:p>
+    <w:p>
+      <w:r>
+        <w:t>________________________________________________________________</w:t>
+      </w:r>
+    </w:p>
+    <w:p>
+      <w:pPr>
+        <w:pStyle w:val="Heading1"/>
+      </w:pPr>
+      <w:r>
+        <w:t>17. Extension · A small attention calculation — W1 Compute scores and weights</w:t>
+      </w:r>
+    </w:p>
+    <w:p>
+      <w:r>
+        <w:t>Use the declared dimensions, values and score procedure beside this task.</w:t>
+      </w:r>
+    </w:p>
+    <w:p>
+      <w:pPr>
+        <w:pStyle w:val="Heading2"/>
+      </w:pPr>
+      <w:r>
+        <w:t>Contract, question and response</w:t>
+      </w:r>
+    </w:p>
+    <w:p>
+      <w:pPr>
+        <w:pStyle w:val="ListBullet"/>
+      </w:pPr>
+      <w:r>
+        <w:t>Attention extension reference: q=[1],keys[0],[ln(3)],values[2],[6],width1. Scores0,ln(3); stable softmax subtracts their maximum before exponentiation. For the separate equal-score example q=[1,1],keys[1,0],[0,1],values[2,0],[0,4],divide scores bysqrt(2). Mask before normalisation; reject incompatible key/query widths. These weights do not verify source truth.</w:t>
+      </w:r>
+    </w:p>
+    <w:p>
+      <w:pPr>
+        <w:pStyle w:val="ListBullet"/>
+      </w:pPr>
+      <w:r>
+        <w:t>For q=[1], keys [0],[ln(3)] and d=1, compute scores and softmax weights.</w:t>
+      </w:r>
+    </w:p>
+    <w:p>
+      <w:pPr>
+        <w:pStyle w:val="Heading3"/>
+      </w:pPr>
+      <w:r>
+        <w:t>My reasoning and evidence</w:t>
+      </w:r>
+    </w:p>
+    <w:p>
+      <w:r>
+        <w:t>________________________________________________________________</w:t>
+      </w:r>
+    </w:p>
+    <w:p>
+      <w:r>
+        <w:t>________________________________________________________________</w:t>
+      </w:r>
+    </w:p>
+    <w:p>
+      <w:r>
+        <w:t>________________________________________________________________</w:t>
+      </w:r>
+    </w:p>
+    <w:p>
+      <w:r>
+        <w:t>________________________________________________________________</w:t>
+      </w:r>
+    </w:p>
+    <w:p>
+      <w:r>
+        <w:t>________________________________________________________________</w:t>
+      </w:r>
+    </w:p>
+    <w:p>
+      <w:r>
+        <w:t>________________________________________________________________</w:t>
+      </w:r>
+    </w:p>
+    <w:p>
+      <w:pPr>
+        <w:pStyle w:val="Heading1"/>
+      </w:pPr>
+      <w:r>
+        <w:t>18. Extension · A small attention calculation — W2 Combine and mask</w:t>
+      </w:r>
+    </w:p>
+    <w:p>
+      <w:r>
+        <w:t>Use the declared dimensions, values and score procedure beside this task.</w:t>
+      </w:r>
+    </w:p>
+    <w:p>
+      <w:pPr>
+        <w:pStyle w:val="Heading2"/>
+      </w:pPr>
+      <w:r>
+        <w:t>Contract, question and response</w:t>
+      </w:r>
+    </w:p>
+    <w:p>
+      <w:pPr>
+        <w:pStyle w:val="ListBullet"/>
+      </w:pPr>
+      <w:r>
+        <w:t>Attention extension reference: q=[1],keys[0],[ln(3)],values[2],[6],width1. Scores0,ln(3); stable softmax subtracts their maximum before exponentiation. For the separate equal-score example q=[1,1],keys[1,0],[0,1],values[2,0],[0,4],divide scores bysqrt(2). Mask before normalisation; reject incompatible key/query widths. These weights do not verify source truth.</w:t>
+      </w:r>
+    </w:p>
+    <w:p>
+      <w:pPr>
+        <w:pStyle w:val="ListBullet"/>
+      </w:pPr>
+      <w:r>
+        <w:t>Use values [2],[6] for the preceding weights. Compute output and output when the second key is excluded.</w:t>
+      </w:r>
+    </w:p>
+    <w:p>
+      <w:pPr>
+        <w:pStyle w:val="Heading3"/>
+      </w:pPr>
+      <w:r>
+        <w:t>My reasoning and evidence</w:t>
+      </w:r>
+    </w:p>
+    <w:p>
+      <w:r>
+        <w:t>________________________________________________________________</w:t>
+      </w:r>
+    </w:p>
+    <w:p>
+      <w:r>
+        <w:t>________________________________________________________________</w:t>
+      </w:r>
+    </w:p>
+    <w:p>
+      <w:r>
+        <w:t>________________________________________________________________</w:t>
+      </w:r>
+    </w:p>
+    <w:p>
+      <w:r>
+        <w:t>________________________________________________________________</w:t>
+      </w:r>
+    </w:p>
+    <w:p>
+      <w:r>
+        <w:t>________________________________________________________________</w:t>
+      </w:r>
+    </w:p>
+    <w:p>
+      <w:r>
+        <w:t>________________________________________________________________</w:t>
+      </w:r>
+    </w:p>
+    <w:p>
+      <w:pPr>
+        <w:pStyle w:val="Heading1"/>
+      </w:pPr>
+      <w:r>
+        <w:t>19. Extension · A small attention calculation — W3 Trace equal scores</w:t>
+      </w:r>
+    </w:p>
+    <w:p>
+      <w:r>
+        <w:t>Use the declared dimensions, values and score procedure beside this task.</w:t>
+      </w:r>
+    </w:p>
+    <w:p>
+      <w:pPr>
+        <w:pStyle w:val="Heading2"/>
+      </w:pPr>
+      <w:r>
+        <w:t>Contract, question and response</w:t>
+      </w:r>
+    </w:p>
+    <w:p>
+      <w:pPr>
+        <w:pStyle w:val="ListBullet"/>
+      </w:pPr>
+      <w:r>
+        <w:t>Attention extension reference: q=[1],keys[0],[ln(3)],values[2],[6],width1. Scores0,ln(3); stable softmax subtracts their maximum before exponentiation. For the separate equal-score example q=[1,1],keys[1,0],[0,1],values[2,0],[0,4],divide scores bysqrt(2). Mask before normalisation; reject incompatible key/query widths. These weights do not verify source truth.</w:t>
+      </w:r>
+    </w:p>
+    <w:p>
+      <w:pPr>
+        <w:pStyle w:val="ListBullet"/>
+      </w:pPr>
+      <w:r>
+        <w:t>For q=[1,1], keys [1,0],[0,1], values [2,0],[0,4], compute scaled scores, weights and output.</w:t>
+      </w:r>
+    </w:p>
+    <w:p>
+      <w:pPr>
+        <w:pStyle w:val="Heading3"/>
+      </w:pPr>
+      <w:r>
+        <w:t>My reasoning and evidence</w:t>
+      </w:r>
+    </w:p>
+    <w:p>
+      <w:r>
+        <w:t>________________________________________________________________</w:t>
+      </w:r>
+    </w:p>
+    <w:p>
+      <w:r>
+        <w:t>________________________________________________________________</w:t>
+      </w:r>
+    </w:p>
+    <w:p>
+      <w:r>
+        <w:t>________________________________________________________________</w:t>
+      </w:r>
+    </w:p>
+    <w:p>
+      <w:r>
+        <w:t>________________________________________________________________</w:t>
+      </w:r>
+    </w:p>
+    <w:p>
+      <w:r>
+        <w:t>________________________________________________________________</w:t>
+      </w:r>
+    </w:p>
+    <w:p>
+      <w:r>
+        <w:t>________________________________________________________________</w:t>
+      </w:r>
+    </w:p>
+    <w:p>
+      <w:pPr>
+        <w:pStyle w:val="Heading1"/>
+      </w:pPr>
+      <w:r>
+        <w:t>20. Extension · A small attention calculation — W4 Calculate new attention independently</w:t>
+      </w:r>
+    </w:p>
+    <w:p>
+      <w:r>
+        <w:t>Retained extension task with its own teacher key and response.</w:t>
+      </w:r>
+    </w:p>
+    <w:p>
+      <w:pPr>
+        <w:pStyle w:val="Heading2"/>
+      </w:pPr>
+      <w:r>
+        <w:t>Extension question and record</w:t>
+      </w:r>
+    </w:p>
+    <w:p>
+      <w:pPr>
+        <w:pStyle w:val="ListBullet"/>
+      </w:pPr>
+      <w:r>
+        <w:t>q=[1], keys [0],[ln(2)],[ln(3)], values [0],[3],[8], width 1. Compute scores, weights and output. Then mask the third item and recompute. Explain whether output establishes a factual claim.</w:t>
+      </w:r>
+    </w:p>
+    <w:p>
+      <w:pPr>
+        <w:pStyle w:val="Heading3"/>
+      </w:pPr>
+      <w:r>
+        <w:t>My reasoning and evidence</w:t>
+      </w:r>
+    </w:p>
+    <w:p>
+      <w:r>
+        <w:t>________________________________________________________________</w:t>
+      </w:r>
+    </w:p>
+    <w:p>
+      <w:r>
+        <w:t>________________________________________________________________</w:t>
+      </w:r>
+    </w:p>
+    <w:p>
+      <w:r>
+        <w:t>________________________________________________________________</w:t>
+      </w:r>
+    </w:p>
+    <w:p>
+      <w:r>
+        <w:t>________________________________________________________________</w:t>
+      </w:r>
+    </w:p>
+    <w:p>
+      <w:r>
+        <w:t>________________________________________________________________</w:t>
+      </w:r>
+    </w:p>
+    <w:p>
+      <w:r>
+        <w:t>________________________________________________________________</w:t>
+      </w:r>
+    </w:p>
+    <w:p>
+      <w:r>
+        <w:t>________________________________________________________________</w:t>
+      </w:r>
+    </w:p>
+    <w:p>
+      <w:r>
+        <w:t>________________________________________________________________</w:t>
+      </w:r>
+    </w:p>
+    <w:p>
+      <w:pPr>
+        <w:pStyle w:val="Heading1"/>
+      </w:pPr>
+      <w:r>
+        <w:t>21. Extension · A small attention calculation — W5 Check stability and shape</w:t>
+      </w:r>
+    </w:p>
+    <w:p>
+      <w:r>
+        <w:t>Use the declared dimensions, values and score procedure beside this task.</w:t>
+      </w:r>
+    </w:p>
+    <w:p>
+      <w:pPr>
+        <w:pStyle w:val="Heading2"/>
+      </w:pPr>
+      <w:r>
+        <w:t>Contract, question and response</w:t>
+      </w:r>
+    </w:p>
+    <w:p>
+      <w:pPr>
+        <w:pStyle w:val="ListBullet"/>
+      </w:pPr>
+      <w:r>
+        <w:t>Attention extension reference: q=[1],keys[0],[ln(3)],values[2],[6],width1. Scores0,ln(3); stable softmax subtracts their maximum before exponentiation. For the separate equal-score example q=[1,1],keys[1,0],[0,1],values[2,0],[0,4],divide scores bysqrt(2). Mask before normalisation; reject incompatible key/query widths. These weights do not verify source truth.</w:t>
+      </w:r>
+    </w:p>
+    <w:p>
+      <w:pPr>
+        <w:pStyle w:val="ListBullet"/>
+      </w:pPr>
+      <w:r>
+        <w:t>Scores are 1000 and 1000+ln(3); values 4 and 8. Compute stable shifted weights and output. What if one key has width two and the query width one?</w:t>
+      </w:r>
+    </w:p>
+    <w:p>
+      <w:pPr>
+        <w:pStyle w:val="Heading3"/>
+      </w:pPr>
+      <w:r>
+        <w:t>My reasoning and evidence</w:t>
+      </w:r>
+    </w:p>
+    <w:p>
+      <w:r>
+        <w:t>________________________________________________________________</w:t>
+      </w:r>
+    </w:p>
+    <w:p>
+      <w:r>
+        <w:t>________________________________________________________________</w:t>
+      </w:r>
+    </w:p>
+    <w:p>
+      <w:r>
+        <w:t>________________________________________________________________</w:t>
+      </w:r>
+    </w:p>
+    <w:p>
+      <w:r>
+        <w:t>________________________________________________________________</w:t>
+      </w:r>
+    </w:p>
+    <w:p>
+      <w:r>
+        <w:t>________________________________________________________________</w:t>
+      </w:r>
+    </w:p>
+    <w:p>
+      <w:r>
+        <w:t>________________________________________________________________</w:t>
+      </w:r>
+    </w:p>
+    <w:p>
+      <w:pPr>
+        <w:pStyle w:val="Heading1"/>
+      </w:pPr>
+      <w:r>
+        <w:t>23. Extra practice · Pictured case</w:t>
+      </w:r>
+    </w:p>
+    <w:p>
+      <w:r>
+        <w:t>Use when helpful; keep this practice separate from the selected first attempt.</w:t>
+      </w:r>
+    </w:p>
+    <w:p>
+      <w:pPr>
+        <w:pStyle w:val="Heading2"/>
+      </w:pPr>
+      <w:r>
+        <w:t>Additional evidence</w:t>
       </w:r>
     </w:p>
     <w:p>
@@ -2166,7 +2192,6 @@
     <w:p>
       <w:pPr>
         <w:spacing w:line="336" w:lineRule="auto" w:after="180"/>
-        <w:shd w:fill="F5F1FB"/>
       </w:pPr>
       <w:r>
         <w:rPr>
@@ -2215,16 +2240,7 @@
     </w:p>
     <w:p>
       <w:pPr>
-        <w:pStyle w:val="Heading3"/>
-      </w:pPr>
-      <w:r>
-        <w:t>Record the help used</w:t>
-      </w:r>
-    </w:p>
-    <w:p>
-      <w:pPr>
         <w:spacing w:line="336" w:lineRule="auto" w:after="180"/>
-        <w:shd w:fill="F1F6F8"/>
       </w:pPr>
       <w:r>
         <w:rPr>
@@ -2285,12 +2301,20 @@
         <w:pStyle w:val="Heading1"/>
       </w:pPr>
       <w:r>
-        <w:t>24. Project portfolio milestone</w:t>
-      </w:r>
-    </w:p>
-    <w:p>
-      <w:r>
-        <w:t>Keep this week’s input, deciding step, result and limit together in the Verified Study Buddy record.</w:t>
+        <w:t>24. Reference · Project milestone</w:t>
+      </w:r>
+    </w:p>
+    <w:p>
+      <w:r>
+        <w:t>Use when helpful; keep this practice separate from the selected first attempt.</w:t>
+      </w:r>
+    </w:p>
+    <w:p>
+      <w:pPr>
+        <w:pStyle w:val="Heading2"/>
+      </w:pPr>
+      <w:r>
+        <w:t>Additional evidence</w:t>
       </w:r>
     </w:p>
     <w:p>
@@ -2516,12 +2540,501 @@
         <w:pStyle w:val="Heading1"/>
       </w:pPr>
       <w:r>
-        <w:t>25. Supported practice and learning evidence</w:t>
-      </w:r>
-    </w:p>
-    <w:p>
-      <w:r>
-        <w:t>Try the supported questions before comparing with hints and feedback. Record what you repaired and the evidence you retained.</w:t>
+        <w:t>25. Extra practice · Pictures, feedback and repair</w:t>
+      </w:r>
+    </w:p>
+    <w:p>
+      <w:r>
+        <w:t>Try before opening feedback; keep the selected independent task separate.</w:t>
+      </w:r>
+    </w:p>
+    <w:p>
+      <w:pPr>
+        <w:pStyle w:val="Heading2"/>
+      </w:pPr>
+      <w:r>
+        <w:t>First supported question</w:t>
+      </w:r>
+    </w:p>
+    <w:p>
+      <w:pPr>
+        <w:pStyle w:val="ListBullet"/>
+      </w:pPr>
+      <w:r>
+        <w:t>A fictional two-token distribution illustrates variability in generation.</w:t>
+      </w:r>
+    </w:p>
+    <w:p>
+      <w:pPr>
+        <w:pStyle w:val="Heading3"/>
+      </w:pPr>
+      <w:r>
+        <w:t>Practice 1: explain the deciding evidence</w:t>
+      </w:r>
+    </w:p>
+    <w:p>
+      <w:pPr>
+        <w:pStyle w:val="ListBullet"/>
+      </w:pPr>
+      <w:r>
+        <w:t>Which labelled step matches this detail? 0.85 is below 16/17, so T=0.5 selects A.</w:t>
+      </w:r>
+    </w:p>
+    <w:p>
+      <w:pPr>
+        <w:pStyle w:val="ListBullet"/>
+      </w:pPr>
+      <w:r>
+        <w:t>1. Normalise</w:t>
+      </w:r>
+    </w:p>
+    <w:p>
+      <w:pPr>
+        <w:pStyle w:val="ListBullet"/>
+      </w:pPr>
+      <w:r>
+        <w:t>2. Original distribution</w:t>
+      </w:r>
+    </w:p>
+    <w:p>
+      <w:pPr>
+        <w:pStyle w:val="ListBullet"/>
+      </w:pPr>
+      <w:r>
+        <w:t>3. T=0.5 weights</w:t>
+      </w:r>
+    </w:p>
+    <w:p>
+      <w:pPr>
+        <w:pStyle w:val="ListBullet"/>
+      </w:pPr>
+      <w:r>
+        <w:t>4. Same draw</w:t>
+      </w:r>
+    </w:p>
+    <w:p>
+      <w:pPr>
+        <w:pStyle w:val="Heading3"/>
+      </w:pPr>
+      <w:r>
+        <w:t>My selected conclusion, deciding fact and explanation</w:t>
+      </w:r>
+    </w:p>
+    <w:p>
+      <w:r>
+        <w:t>________________________________________________________________</w:t>
+      </w:r>
+    </w:p>
+    <w:p>
+      <w:r>
+        <w:t>________________________________________________________________</w:t>
+      </w:r>
+    </w:p>
+    <w:p>
+      <w:r>
+        <w:t>________________________________________________________________</w:t>
+      </w:r>
+    </w:p>
+    <w:p>
+      <w:r>
+        <w:t>________________________________________________________________</w:t>
+      </w:r>
+    </w:p>
+    <w:p>
+      <w:r>
+        <w:t>________________________________________________________________</w:t>
+      </w:r>
+    </w:p>
+    <w:p>
+      <w:pPr>
+        <w:pStyle w:val="ListBullet"/>
+      </w:pPr>
+      <w:r>
+        <w:t>Hint if needed: Read the steps in the pictorial case. Match the supplied detail to the stage that performs or records it.</w:t>
+      </w:r>
+    </w:p>
+    <w:p>
+      <w:pPr>
+        <w:pStyle w:val="Heading2"/>
+      </w:pPr>
+      <w:r>
+        <w:t>Check after trying · reference / check after trying</w:t>
+      </w:r>
+    </w:p>
+    <w:p>
+      <w:pPr>
+        <w:spacing w:line="336" w:lineRule="auto" w:after="180"/>
+      </w:pPr>
+      <w:r>
+        <w:rPr>
+          <w:b w:val="0"/>
+        </w:rPr>
+        <w:t xml:space="preserve">After your attempt, compare with the supported explanation: Same draw 0.85 is below 16/17, so T=0.5 selects A. Lower positive </w:t>
+      </w:r>
+      <w:r>
+        <w:rPr>
+          <w:b/>
+        </w:rPr>
+        <w:t>temperature</w:t>
+      </w:r>
+      <w:r>
+        <w:rPr>
+          <w:b w:val="0"/>
+        </w:rPr>
+        <w:t xml:space="preserve"> concentrates this unequal distribution on its larger entry.</w:t>
+      </w:r>
+    </w:p>
+    <w:p>
+      <w:pPr>
+        <w:spacing w:line="336" w:lineRule="auto" w:after="180"/>
+      </w:pPr>
+      <w:r>
+        <w:rPr>
+          <w:b w:val="0"/>
+        </w:rPr>
+        <w:t xml:space="preserve">It changes </w:t>
+      </w:r>
+      <w:r>
+        <w:rPr>
+          <w:b/>
+        </w:rPr>
+        <w:t>sampling</w:t>
+      </w:r>
+      <w:r>
+        <w:rPr>
+          <w:b w:val="0"/>
+        </w:rPr>
+        <w:t xml:space="preserve"> probabilities, not </w:t>
+      </w:r>
+      <w:r>
+        <w:rPr>
+          <w:b/>
+        </w:rPr>
+        <w:t>evidence</w:t>
+      </w:r>
+      <w:r>
+        <w:rPr>
+          <w:b w:val="0"/>
+        </w:rPr>
+        <w:t xml:space="preserve"> for whether A or B is true. Using the same draw isolates how the distribution changes the decision.</w:t>
+      </w:r>
+    </w:p>
+    <w:p>
+      <w:pPr>
+        <w:spacing w:line="336" w:lineRule="auto" w:after="180"/>
+      </w:pPr>
+      <w:r>
+        <w:rPr>
+          <w:b w:val="0"/>
+        </w:rPr>
+        <w:t xml:space="preserve">This formula is a toy probability-space illustration corresponding to a </w:t>
+      </w:r>
+      <w:r>
+        <w:rPr>
+          <w:b/>
+        </w:rPr>
+        <w:t>temperature</w:t>
+      </w:r>
+      <w:r>
+        <w:rPr>
+          <w:b w:val="0"/>
+        </w:rPr>
+        <w:t>-scaled model distribution.</w:t>
+      </w:r>
+    </w:p>
+    <w:p>
+      <w:pPr>
+        <w:pStyle w:val="Heading2"/>
+      </w:pPr>
+      <w:r>
+        <w:t>Changed-case question</w:t>
+      </w:r>
+    </w:p>
+    <w:p>
+      <w:pPr>
+        <w:pStyle w:val="Heading3"/>
+      </w:pPr>
+      <w:r>
+        <w:t>Practice 2: explain the deciding evidence</w:t>
+      </w:r>
+    </w:p>
+    <w:p>
+      <w:pPr>
+        <w:pStyle w:val="ListBullet"/>
+      </w:pPr>
+      <w:r>
+        <w:t>Changed-case practice: Set the draw to 0.97, keeping both distributions. Which conclusion is supported by the supplied facts?</w:t>
+      </w:r>
+    </w:p>
+    <w:p>
+      <w:pPr>
+        <w:pStyle w:val="ListBullet"/>
+      </w:pPr>
+      <w:r>
+        <w:t>1. This one example guarantees correct results for every future input.</w:t>
+      </w:r>
+    </w:p>
+    <w:p>
+      <w:pPr>
+        <w:pStyle w:val="ListBullet"/>
+      </w:pPr>
+      <w:r>
+        <w:t>2. Both temperatures select B.</w:t>
+      </w:r>
+    </w:p>
+    <w:p>
+      <w:pPr>
+        <w:pStyle w:val="ListBullet"/>
+      </w:pPr>
+      <w:r>
+        <w:t>3. We can decide the result without examining the changed input or the procedure.</w:t>
+      </w:r>
+    </w:p>
+    <w:p>
+      <w:pPr>
+        <w:pStyle w:val="Heading3"/>
+      </w:pPr>
+      <w:r>
+        <w:t>My selected conclusion, deciding fact and explanation</w:t>
+      </w:r>
+    </w:p>
+    <w:p>
+      <w:r>
+        <w:t>________________________________________________________________</w:t>
+      </w:r>
+    </w:p>
+    <w:p>
+      <w:r>
+        <w:t>________________________________________________________________</w:t>
+      </w:r>
+    </w:p>
+    <w:p>
+      <w:r>
+        <w:t>________________________________________________________________</w:t>
+      </w:r>
+    </w:p>
+    <w:p>
+      <w:r>
+        <w:t>________________________________________________________________</w:t>
+      </w:r>
+    </w:p>
+    <w:p>
+      <w:r>
+        <w:t>________________________________________________________________</w:t>
+      </w:r>
+    </w:p>
+    <w:p>
+      <w:pPr>
+        <w:pStyle w:val="ListBullet"/>
+      </w:pPr>
+      <w:r>
+        <w:t>Hint if needed: Use the changed condition and the deciding step in the pictorial trace. The answer must say what follows from those facts.</w:t>
+      </w:r>
+    </w:p>
+    <w:p>
+      <w:pPr>
+        <w:pStyle w:val="Heading2"/>
+      </w:pPr>
+      <w:r>
+        <w:t>Check changed case · reference / check after trying</w:t>
+      </w:r>
+    </w:p>
+    <w:p>
+      <w:pPr>
+        <w:spacing w:line="336" w:lineRule="auto" w:after="180"/>
+      </w:pPr>
+      <w:r>
+        <w:rPr>
+          <w:b w:val="0"/>
+        </w:rPr>
+        <w:t xml:space="preserve">After your attempt, compare with the supported explanation: Both </w:t>
+      </w:r>
+      <w:r>
+        <w:rPr>
+          <w:b/>
+        </w:rPr>
+        <w:t>temperature</w:t>
+      </w:r>
+      <w:r>
+        <w:rPr>
+          <w:b w:val="0"/>
+        </w:rPr>
+        <w:t>s select B. 0.97 exceeds both A boundaries, 0.8 and approximately 0.9412.</w:t>
+      </w:r>
+    </w:p>
+    <w:p>
+      <w:pPr>
+        <w:pStyle w:val="Heading2"/>
+      </w:pPr>
+      <w:r>
+        <w:t>Repair and keep evidence</w:t>
+      </w:r>
+    </w:p>
+    <w:p>
+      <w:pPr>
+        <w:spacing w:line="336" w:lineRule="auto" w:after="180"/>
+      </w:pPr>
+      <w:r>
+        <w:rPr>
+          <w:b w:val="0"/>
+        </w:rPr>
+        <w:t xml:space="preserve">Review Tokens and Context (ai-3/3). Goal: Account for fixed text, </w:t>
+      </w:r>
+      <w:r>
+        <w:rPr>
+          <w:b/>
+        </w:rPr>
+        <w:t>evidence</w:t>
+      </w:r>
+      <w:r>
+        <w:rPr>
+          <w:b w:val="0"/>
+        </w:rPr>
+        <w:t xml:space="preserve"> and reserved </w:t>
+      </w:r>
+      <w:r>
+        <w:rPr>
+          <w:b/>
+        </w:rPr>
+        <w:t>output</w:t>
+      </w:r>
+      <w:r>
+        <w:rPr>
+          <w:b w:val="0"/>
+        </w:rPr>
+        <w:t xml:space="preserve"> under a toy budget. Short practice: Can A alone justify answering 20 seats after the exception is known?.</w:t>
+      </w:r>
+    </w:p>
+    <w:p>
+      <w:pPr>
+        <w:spacing w:line="336" w:lineRule="auto" w:after="180"/>
+      </w:pPr>
+      <w:r>
+        <w:rPr>
+          <w:b w:val="0"/>
+        </w:rPr>
+        <w:t>Return to this week and explain what you changed.</w:t>
+      </w:r>
+    </w:p>
+    <w:p>
+      <w:pPr>
+        <w:spacing w:line="336" w:lineRule="auto" w:after="180"/>
+      </w:pPr>
+      <w:r>
+        <w:rPr>
+          <w:b w:val="0"/>
+        </w:rPr>
+        <w:t xml:space="preserve">Review Predictive and Generative AI (ai-3/1). Goal: Distinguish discriminative </w:t>
+      </w:r>
+      <w:r>
+        <w:rPr>
+          <w:b/>
+        </w:rPr>
+        <w:t>prediction</w:t>
+      </w:r>
+      <w:r>
+        <w:rPr>
+          <w:b w:val="0"/>
+        </w:rPr>
+        <w:t xml:space="preserve"> from generation by inspecting the requested </w:t>
+      </w:r>
+      <w:r>
+        <w:rPr>
+          <w:b/>
+        </w:rPr>
+        <w:t>output</w:t>
+      </w:r>
+      <w:r>
+        <w:rPr>
+          <w:b w:val="0"/>
+        </w:rPr>
+        <w:t>.</w:t>
+      </w:r>
+    </w:p>
+    <w:p>
+      <w:pPr>
+        <w:spacing w:line="336" w:lineRule="auto" w:after="180"/>
+      </w:pPr>
+      <w:r>
+        <w:rPr>
+          <w:b w:val="0"/>
+        </w:rPr>
+        <w:t>Short practice: Identify the first unsupported claim and explain what source would be needed before asserting it.. Return to this week and explain what you changed.</w:t>
+      </w:r>
+    </w:p>
+    <w:p>
+      <w:pPr>
+        <w:spacing w:line="336" w:lineRule="auto" w:after="180"/>
+      </w:pPr>
+      <w:r>
+        <w:rPr>
+          <w:b w:val="0"/>
+        </w:rPr>
+        <w:t xml:space="preserve">Use Download completed work in the hosted lesson to export your answers, reflections, practice feedback and code-run </w:t>
+      </w:r>
+      <w:r>
+        <w:rPr>
+          <w:b/>
+        </w:rPr>
+        <w:t>evidence</w:t>
+      </w:r>
+      <w:r>
+        <w:rPr>
+          <w:b w:val="0"/>
+        </w:rPr>
+        <w:t>. Open the HTML copy to read or print it.</w:t>
+      </w:r>
+    </w:p>
+    <w:p>
+      <w:pPr>
+        <w:spacing w:line="336" w:lineRule="auto" w:after="180"/>
+      </w:pPr>
+      <w:r>
+        <w:rPr>
+          <w:b w:val="0"/>
+        </w:rPr>
+        <w:t>Drafts stay in this browser when storage is available; clear drafts on a shared device.</w:t>
+      </w:r>
+    </w:p>
+    <w:p>
+      <w:pPr>
+        <w:pStyle w:val="Heading3"/>
+      </w:pPr>
+      <w:r>
+        <w:t>What I repaired, the evidence I kept and the next test</w:t>
+      </w:r>
+    </w:p>
+    <w:p>
+      <w:r>
+        <w:t>________________________________________________________________</w:t>
+      </w:r>
+    </w:p>
+    <w:p>
+      <w:r>
+        <w:t>________________________________________________________________</w:t>
+      </w:r>
+    </w:p>
+    <w:p>
+      <w:r>
+        <w:t>________________________________________________________________</w:t>
+      </w:r>
+    </w:p>
+    <w:p>
+      <w:r>
+        <w:t>________________________________________________________________</w:t>
+      </w:r>
+    </w:p>
+    <w:p>
+      <w:r>
+        <w:t>________________________________________________________________</w:t>
+      </w:r>
+    </w:p>
+    <w:p>
+      <w:pPr>
+        <w:pStyle w:val="Heading2"/>
+      </w:pPr>
+      <w:r>
+        <w:t>Earlier wording, alternatives and picture transcripts · reference / check after trying</w:t>
       </w:r>
     </w:p>
     <w:p>
@@ -2537,92 +3050,10 @@
     </w:p>
     <w:p>
       <w:pPr>
-        <w:spacing w:line="336" w:lineRule="auto" w:after="180"/>
-      </w:pPr>
-      <w:r>
-        <w:rPr>
-          <w:b w:val="0"/>
-        </w:rPr>
-        <w:t xml:space="preserve">A fictional two-token distribution illustrates </w:t>
-      </w:r>
-      <w:r>
-        <w:rPr>
-          <w:b/>
-        </w:rPr>
-        <w:t>variability</w:t>
-      </w:r>
-      <w:r>
-        <w:rPr>
-          <w:b w:val="0"/>
-        </w:rPr>
-        <w:t xml:space="preserve"> in generation.</w:t>
-      </w:r>
-    </w:p>
-    <w:p>
-      <w:pPr>
         <w:pStyle w:val="Heading3"/>
       </w:pPr>
       <w:r>
-        <w:t>Practice 1: explain the deciding evidence</w:t>
-      </w:r>
-    </w:p>
-    <w:p>
-      <w:pPr>
-        <w:spacing w:line="336" w:lineRule="auto" w:after="180"/>
-      </w:pPr>
-      <w:r>
-        <w:rPr>
-          <w:b w:val="0"/>
-        </w:rPr>
-        <w:t>Which labelled step matches this detail? 0.85 is below 16/17, so T=0.5 selects A.</w:t>
-      </w:r>
-    </w:p>
-    <w:p>
-      <w:pPr>
-        <w:spacing w:line="336" w:lineRule="auto" w:after="180"/>
-        <w:shd w:fill="F4F9FC"/>
-      </w:pPr>
-      <w:r>
-        <w:rPr>
-          <w:b w:val="0"/>
-        </w:rPr>
-        <w:t>1. Normalise</w:t>
-      </w:r>
-    </w:p>
-    <w:p>
-      <w:pPr>
-        <w:spacing w:line="336" w:lineRule="auto" w:after="180"/>
-        <w:shd w:fill="F4F9FC"/>
-      </w:pPr>
-      <w:r>
-        <w:rPr>
-          <w:b w:val="0"/>
-        </w:rPr>
-        <w:t>2. Original distribution</w:t>
-      </w:r>
-    </w:p>
-    <w:p>
-      <w:pPr>
-        <w:spacing w:line="336" w:lineRule="auto" w:after="180"/>
-        <w:shd w:fill="F4F9FC"/>
-      </w:pPr>
-      <w:r>
-        <w:rPr>
-          <w:b w:val="0"/>
-        </w:rPr>
-        <w:t>3. T=0.5 weights</w:t>
-      </w:r>
-    </w:p>
-    <w:p>
-      <w:pPr>
-        <w:spacing w:line="336" w:lineRule="auto" w:after="180"/>
-        <w:shd w:fill="F4F9FC"/>
-      </w:pPr>
-      <w:r>
-        <w:rPr>
-          <w:b w:val="0"/>
-        </w:rPr>
-        <w:t>4. Same draw</w:t>
+        <w:t>Repair a missing building block</w:t>
       </w:r>
     </w:p>
     <w:p>
@@ -2630,522 +3061,25 @@
         <w:pStyle w:val="Heading3"/>
       </w:pPr>
       <w:r>
-        <w:t>My selected conclusion, deciding fact and explanation</w:t>
-      </w:r>
-    </w:p>
-    <w:p>
-      <w:r>
-        <w:t>________________________________________________________________</w:t>
-      </w:r>
-    </w:p>
-    <w:p>
-      <w:r>
-        <w:t>________________________________________________________________</w:t>
-      </w:r>
-    </w:p>
-    <w:p>
-      <w:r>
-        <w:t>________________________________________________________________</w:t>
-      </w:r>
-    </w:p>
-    <w:p>
-      <w:r>
-        <w:t>________________________________________________________________</w:t>
-      </w:r>
-    </w:p>
-    <w:p>
-      <w:r>
-        <w:t>________________________________________________________________</w:t>
-      </w:r>
-    </w:p>
-    <w:p>
-      <w:pPr>
-        <w:pStyle w:val="Heading3"/>
-      </w:pPr>
-      <w:r>
-        <w:t>Hint · try first</w:t>
-      </w:r>
-    </w:p>
-    <w:p>
-      <w:pPr>
-        <w:spacing w:line="336" w:lineRule="auto" w:after="180"/>
-        <w:shd w:fill="F1F6F8"/>
-      </w:pPr>
-      <w:r>
-        <w:rPr>
-          <w:b w:val="0"/>
-        </w:rPr>
-        <w:t>Hint if needed: Read the steps in the pictorial case. Match the supplied detail to the stage that performs or records it.</w:t>
-      </w:r>
-    </w:p>
-    <w:p>
-      <w:pPr>
-        <w:pStyle w:val="Heading3"/>
-      </w:pPr>
-      <w:r>
-        <w:t>Feedback · compare after trying</w:t>
-      </w:r>
-    </w:p>
-    <w:p>
-      <w:pPr>
-        <w:spacing w:line="336" w:lineRule="auto" w:after="180"/>
-        <w:shd w:fill="F1F6FC"/>
-      </w:pPr>
-      <w:r>
-        <w:rPr>
-          <w:b w:val="0"/>
-        </w:rPr>
-        <w:t xml:space="preserve">After your attempt, compare with the supported explanation: Same draw 0.85 is below 16/17, so T=0.5 selects A. Lower positive </w:t>
-      </w:r>
-      <w:r>
-        <w:rPr>
-          <w:b/>
-        </w:rPr>
-        <w:t>temperature</w:t>
-      </w:r>
-      <w:r>
-        <w:rPr>
-          <w:b w:val="0"/>
-        </w:rPr>
-        <w:t xml:space="preserve"> concentrates this unequal distribution on its larger entry.</w:t>
-      </w:r>
-    </w:p>
-    <w:p>
-      <w:pPr>
-        <w:spacing w:line="336" w:lineRule="auto" w:after="180"/>
-        <w:shd w:fill="F1F6FC"/>
-      </w:pPr>
-      <w:r>
-        <w:rPr>
-          <w:b w:val="0"/>
-        </w:rPr>
-        <w:t xml:space="preserve">It changes </w:t>
-      </w:r>
-      <w:r>
-        <w:rPr>
-          <w:b/>
-        </w:rPr>
-        <w:t>sampling</w:t>
-      </w:r>
-      <w:r>
-        <w:rPr>
-          <w:b w:val="0"/>
-        </w:rPr>
-        <w:t xml:space="preserve"> probabilities, not </w:t>
-      </w:r>
-      <w:r>
-        <w:rPr>
-          <w:b/>
-        </w:rPr>
-        <w:t>evidence</w:t>
-      </w:r>
-      <w:r>
-        <w:rPr>
-          <w:b w:val="0"/>
-        </w:rPr>
-        <w:t xml:space="preserve"> for whether A or B is true. Using the same draw isolates how the distribution changes the decision.</w:t>
-      </w:r>
-    </w:p>
-    <w:p>
-      <w:pPr>
-        <w:spacing w:line="336" w:lineRule="auto" w:after="180"/>
-        <w:shd w:fill="F1F6FC"/>
-      </w:pPr>
-      <w:r>
-        <w:rPr>
-          <w:b w:val="0"/>
-        </w:rPr>
-        <w:t xml:space="preserve">This formula is a toy probability-space illustration corresponding to a </w:t>
-      </w:r>
-      <w:r>
-        <w:rPr>
-          <w:b/>
-        </w:rPr>
-        <w:t>temperature</w:t>
-      </w:r>
-      <w:r>
-        <w:rPr>
-          <w:b w:val="0"/>
-        </w:rPr>
-        <w:t>-scaled model distribution.</w:t>
-      </w:r>
-    </w:p>
-    <w:p>
-      <w:pPr>
-        <w:pStyle w:val="Heading3"/>
-      </w:pPr>
-      <w:r>
-        <w:t>Practice 2: explain the deciding evidence</w:t>
-      </w:r>
-    </w:p>
-    <w:p>
-      <w:pPr>
-        <w:pStyle w:val="Heading3"/>
-      </w:pPr>
-      <w:r>
-        <w:t>Changed case · predict first</w:t>
-      </w:r>
-    </w:p>
-    <w:p>
-      <w:pPr>
-        <w:spacing w:line="336" w:lineRule="auto" w:after="180"/>
-        <w:shd w:fill="F5F1FB"/>
-      </w:pPr>
-      <w:r>
-        <w:rPr>
-          <w:b w:val="0"/>
-        </w:rPr>
-        <w:t>Changed-case practice: Set the draw to 0.97, keeping both distributions. Which conclusion is supported by the supplied facts?</w:t>
-      </w:r>
-    </w:p>
-    <w:p>
-      <w:pPr>
-        <w:spacing w:line="336" w:lineRule="auto" w:after="180"/>
-        <w:shd w:fill="F4F9FC"/>
-      </w:pPr>
-      <w:r>
-        <w:rPr>
-          <w:b w:val="0"/>
-        </w:rPr>
-        <w:t xml:space="preserve">1. This one example guarantees correct results for every future </w:t>
-      </w:r>
-      <w:r>
-        <w:rPr>
-          <w:b/>
-        </w:rPr>
-        <w:t>input</w:t>
-      </w:r>
-      <w:r>
-        <w:rPr>
-          <w:b w:val="0"/>
-        </w:rPr>
-        <w:t>.</w:t>
-      </w:r>
-    </w:p>
-    <w:p>
-      <w:pPr>
-        <w:spacing w:line="336" w:lineRule="auto" w:after="180"/>
-        <w:shd w:fill="F4F9FC"/>
-      </w:pPr>
-      <w:r>
-        <w:rPr>
-          <w:b w:val="0"/>
-        </w:rPr>
-        <w:t xml:space="preserve">2. Both </w:t>
-      </w:r>
-      <w:r>
-        <w:rPr>
-          <w:b/>
-        </w:rPr>
-        <w:t>temperature</w:t>
-      </w:r>
-      <w:r>
-        <w:rPr>
-          <w:b w:val="0"/>
-        </w:rPr>
-        <w:t>s select B.</w:t>
-      </w:r>
-    </w:p>
-    <w:p>
-      <w:pPr>
-        <w:spacing w:line="336" w:lineRule="auto" w:after="180"/>
-        <w:shd w:fill="F4F9FC"/>
-      </w:pPr>
-      <w:r>
-        <w:rPr>
-          <w:b w:val="0"/>
-        </w:rPr>
-        <w:t xml:space="preserve">3. We can decide the result without examining the changed </w:t>
-      </w:r>
-      <w:r>
-        <w:rPr>
-          <w:b/>
-        </w:rPr>
-        <w:t>input</w:t>
-      </w:r>
-      <w:r>
-        <w:rPr>
-          <w:b w:val="0"/>
-        </w:rPr>
-        <w:t xml:space="preserve"> or the procedure.</w:t>
-      </w:r>
-    </w:p>
-    <w:p>
-      <w:pPr>
-        <w:pStyle w:val="Heading3"/>
-      </w:pPr>
-      <w:r>
-        <w:t>My selected conclusion, deciding fact and explanation</w:t>
-      </w:r>
-    </w:p>
-    <w:p>
-      <w:r>
-        <w:t>________________________________________________________________</w:t>
-      </w:r>
-    </w:p>
-    <w:p>
-      <w:r>
-        <w:t>________________________________________________________________</w:t>
-      </w:r>
-    </w:p>
-    <w:p>
-      <w:r>
-        <w:t>________________________________________________________________</w:t>
-      </w:r>
-    </w:p>
-    <w:p>
-      <w:r>
-        <w:t>________________________________________________________________</w:t>
-      </w:r>
-    </w:p>
-    <w:p>
-      <w:r>
-        <w:t>________________________________________________________________</w:t>
-      </w:r>
-    </w:p>
-    <w:p>
-      <w:pPr>
-        <w:pStyle w:val="Heading3"/>
-      </w:pPr>
-      <w:r>
-        <w:t>Hint · try first</w:t>
-      </w:r>
-    </w:p>
-    <w:p>
-      <w:pPr>
-        <w:spacing w:line="336" w:lineRule="auto" w:after="180"/>
-        <w:shd w:fill="F1F6F8"/>
-      </w:pPr>
-      <w:r>
-        <w:rPr>
-          <w:b w:val="0"/>
-        </w:rPr>
-        <w:t>Hint if needed: Use the changed condition and the deciding step in the pictorial trace. The answer must say what follows from those facts.</w:t>
-      </w:r>
-    </w:p>
-    <w:p>
-      <w:pPr>
-        <w:pStyle w:val="Heading3"/>
-      </w:pPr>
-      <w:r>
-        <w:t>Feedback · compare after trying</w:t>
-      </w:r>
-    </w:p>
-    <w:p>
-      <w:pPr>
-        <w:spacing w:line="336" w:lineRule="auto" w:after="180"/>
-        <w:shd w:fill="F1F6FC"/>
-      </w:pPr>
-      <w:r>
-        <w:rPr>
-          <w:b w:val="0"/>
-        </w:rPr>
-        <w:t xml:space="preserve">After your attempt, compare with the supported explanation: Both </w:t>
-      </w:r>
-      <w:r>
-        <w:rPr>
-          <w:b/>
-        </w:rPr>
-        <w:t>temperature</w:t>
-      </w:r>
-      <w:r>
-        <w:rPr>
-          <w:b w:val="0"/>
-        </w:rPr>
-        <w:t>s select B. 0.97 exceeds both A boundaries, 0.8 and approximately 0.9412.</w:t>
-      </w:r>
-    </w:p>
-    <w:p>
-      <w:pPr>
-        <w:pStyle w:val="Heading3"/>
-      </w:pPr>
-      <w:r>
-        <w:t>Repair a missing building block</w:t>
-      </w:r>
-    </w:p>
-    <w:p>
-      <w:pPr>
-        <w:spacing w:line="336" w:lineRule="auto" w:after="180"/>
-      </w:pPr>
-      <w:r>
-        <w:rPr>
-          <w:b w:val="0"/>
-        </w:rPr>
-        <w:t xml:space="preserve">Review Tokens and Context (ai-3/3). Goal: Account for fixed text, </w:t>
-      </w:r>
-      <w:r>
-        <w:rPr>
-          <w:b/>
-        </w:rPr>
-        <w:t>evidence</w:t>
-      </w:r>
-      <w:r>
-        <w:rPr>
-          <w:b w:val="0"/>
-        </w:rPr>
-        <w:t xml:space="preserve"> and reserved </w:t>
-      </w:r>
-      <w:r>
-        <w:rPr>
-          <w:b/>
-        </w:rPr>
-        <w:t>output</w:t>
-      </w:r>
-      <w:r>
-        <w:rPr>
-          <w:b w:val="0"/>
-        </w:rPr>
-        <w:t xml:space="preserve"> under a toy budget. Short practice: Can A alone justify answering 20 seats after the exception is known?.</w:t>
-      </w:r>
-    </w:p>
-    <w:p>
-      <w:pPr>
-        <w:spacing w:line="336" w:lineRule="auto" w:after="180"/>
-      </w:pPr>
-      <w:r>
-        <w:rPr>
-          <w:b w:val="0"/>
-        </w:rPr>
-        <w:t>Return to this week and explain what you changed.</w:t>
-      </w:r>
-    </w:p>
-    <w:p>
-      <w:pPr>
-        <w:spacing w:line="336" w:lineRule="auto" w:after="180"/>
-      </w:pPr>
-      <w:r>
-        <w:rPr>
-          <w:b w:val="0"/>
-        </w:rPr>
-        <w:t xml:space="preserve">Review Predictive and Generative AI (ai-3/1). Goal: Distinguish discriminative </w:t>
-      </w:r>
-      <w:r>
-        <w:rPr>
-          <w:b/>
-        </w:rPr>
-        <w:t>prediction</w:t>
-      </w:r>
-      <w:r>
-        <w:rPr>
-          <w:b w:val="0"/>
-        </w:rPr>
-        <w:t xml:space="preserve"> from generation by inspecting the requested </w:t>
-      </w:r>
-      <w:r>
-        <w:rPr>
-          <w:b/>
-        </w:rPr>
-        <w:t>output</w:t>
-      </w:r>
-      <w:r>
-        <w:rPr>
-          <w:b w:val="0"/>
-        </w:rPr>
-        <w:t>.</w:t>
-      </w:r>
-    </w:p>
-    <w:p>
-      <w:pPr>
-        <w:spacing w:line="336" w:lineRule="auto" w:after="180"/>
-      </w:pPr>
-      <w:r>
-        <w:rPr>
-          <w:b w:val="0"/>
-        </w:rPr>
-        <w:t>Short practice: Identify the first unsupported claim and explain what source would be needed before asserting it.. Return to this week and explain what you changed.</w:t>
-      </w:r>
-    </w:p>
-    <w:p>
-      <w:pPr>
-        <w:pStyle w:val="Heading3"/>
-      </w:pPr>
-      <w:r>
         <w:t>Keep your completed work</w:t>
       </w:r>
     </w:p>
     <w:p>
       <w:pPr>
-        <w:spacing w:line="336" w:lineRule="auto" w:after="180"/>
-      </w:pPr>
-      <w:r>
-        <w:rPr>
-          <w:b w:val="0"/>
-        </w:rPr>
-        <w:t xml:space="preserve">Use Download completed work in the hosted lesson to export your answers, reflections, practice feedback and code-run </w:t>
-      </w:r>
-      <w:r>
-        <w:rPr>
-          <w:b/>
-        </w:rPr>
-        <w:t>evidence</w:t>
-      </w:r>
-      <w:r>
-        <w:rPr>
-          <w:b w:val="0"/>
-        </w:rPr>
-        <w:t>. Open the HTML copy to read or print it.</w:t>
-      </w:r>
-    </w:p>
-    <w:p>
-      <w:pPr>
-        <w:spacing w:line="336" w:lineRule="auto" w:after="180"/>
-      </w:pPr>
-      <w:r>
-        <w:rPr>
-          <w:b w:val="0"/>
-        </w:rPr>
-        <w:t>Drafts stay in this browser when storage is available; clear drafts on a shared device.</w:t>
-      </w:r>
-    </w:p>
-    <w:p>
-      <w:pPr>
-        <w:pStyle w:val="Heading3"/>
-      </w:pPr>
-      <w:r>
-        <w:t>What I repaired, the evidence I kept and the next test</w:t>
-      </w:r>
-    </w:p>
-    <w:p>
-      <w:r>
-        <w:t>________________________________________________________________</w:t>
-      </w:r>
-    </w:p>
-    <w:p>
-      <w:r>
-        <w:t>________________________________________________________________</w:t>
-      </w:r>
-    </w:p>
-    <w:p>
-      <w:r>
-        <w:t>________________________________________________________________</w:t>
-      </w:r>
-    </w:p>
-    <w:p>
-      <w:r>
-        <w:t>________________________________________________________________</w:t>
-      </w:r>
-    </w:p>
-    <w:p>
-      <w:r>
-        <w:t>________________________________________________________________</w:t>
-      </w:r>
-    </w:p>
-    <w:p>
-      <w:pPr>
         <w:pStyle w:val="Heading1"/>
       </w:pPr>
       <w:r>
-        <w:t>26. Visual concept journey</w:t>
-      </w:r>
-    </w:p>
-    <w:p>
-      <w:r>
-        <w:t>Explain each Sampling and Variability picture from its labels, then record a relevant limit.</w:t>
-      </w:r>
-    </w:p>
-    <w:p>
-      <w:pPr>
-        <w:pStyle w:val="Heading3"/>
+        <w:t>26. Reference · Six-picture response sheets</w:t>
+      </w:r>
+    </w:p>
+    <w:p>
+      <w:r>
+        <w:t>Choose the relevant picture rather than repeating every task.</w:t>
+      </w:r>
+    </w:p>
+    <w:p>
+      <w:pPr>
+        <w:pStyle w:val="Heading2"/>
       </w:pPr>
       <w:r>
         <w:t>01. Sampling and Variability: the case</w:t>
@@ -3236,7 +3170,6 @@
     <w:p>
       <w:pPr>
         <w:spacing w:line="336" w:lineRule="auto" w:after="180"/>
-        <w:shd w:fill="F5F1FB"/>
       </w:pPr>
       <w:r>
         <w:rPr>
@@ -3275,7 +3208,7 @@
     </w:p>
     <w:p>
       <w:pPr>
-        <w:pStyle w:val="Heading3"/>
+        <w:pStyle w:val="Heading2"/>
       </w:pPr>
       <w:r>
         <w:t>02. Follow the deciding steps</w:t>
@@ -3331,7 +3264,6 @@
     <w:p>
       <w:pPr>
         <w:spacing w:line="336" w:lineRule="auto" w:after="180"/>
-        <w:shd w:fill="F5F1FB"/>
       </w:pPr>
       <w:r>
         <w:rPr>
@@ -3382,7 +3314,7 @@
     </w:p>
     <w:p>
       <w:pPr>
-        <w:pStyle w:val="Heading3"/>
+        <w:pStyle w:val="Heading2"/>
       </w:pPr>
       <w:r>
         <w:t>03. Temperature-scaled toy probabilities</w:t>
@@ -3444,7 +3376,6 @@
     <w:p>
       <w:pPr>
         <w:spacing w:line="336" w:lineRule="auto" w:after="180"/>
-        <w:shd w:fill="F5F1FB"/>
       </w:pPr>
       <w:r>
         <w:rPr>
@@ -3483,7 +3414,7 @@
     </w:p>
     <w:p>
       <w:pPr>
-        <w:pStyle w:val="Heading3"/>
+        <w:pStyle w:val="Heading2"/>
       </w:pPr>
       <w:r>
         <w:t>04. Change one thing. Trace what follows.</w:t>
@@ -3562,7 +3493,6 @@
     <w:p>
       <w:pPr>
         <w:spacing w:line="336" w:lineRule="auto" w:after="180"/>
-        <w:shd w:fill="F5F1FB"/>
       </w:pPr>
       <w:r>
         <w:rPr>
@@ -3601,7 +3531,7 @@
     </w:p>
     <w:p>
       <w:pPr>
-        <w:pStyle w:val="Heading3"/>
+        <w:pStyle w:val="Heading2"/>
       </w:pPr>
       <w:r>
         <w:t>05. Connect the explanation to its limit</w:t>
@@ -3751,7 +3681,6 @@
     <w:p>
       <w:pPr>
         <w:spacing w:line="336" w:lineRule="auto" w:after="180"/>
-        <w:shd w:fill="F5F1FB"/>
       </w:pPr>
       <w:r>
         <w:rPr>
@@ -3790,7 +3719,7 @@
     </w:p>
     <w:p>
       <w:pPr>
-        <w:pStyle w:val="Heading3"/>
+        <w:pStyle w:val="Heading2"/>
       </w:pPr>
       <w:r>
         <w:t>06. Make the idea visible in your project</w:t>
@@ -3893,7 +3822,6 @@
     <w:p>
       <w:pPr>
         <w:spacing w:line="336" w:lineRule="auto" w:after="180"/>
-        <w:shd w:fill="F5F1FB"/>
       </w:pPr>
       <w:r>
         <w:rPr>
@@ -3940,6 +3868,62 @@
     <w:p>
       <w:r>
         <w:t>________________________________________________________________</w:t>
+      </w:r>
+    </w:p>
+    <w:p>
+      <w:pPr>
+        <w:pStyle w:val="Heading2"/>
+      </w:pPr>
+      <w:r>
+        <w:t>Earlier wording, alternatives and picture transcripts · reference / check after trying</w:t>
+      </w:r>
+    </w:p>
+    <w:p>
+      <w:pPr>
+        <w:pStyle w:val="Heading3"/>
+      </w:pPr>
+      <w:r>
+        <w:t>01. Sampling and Variability: the case</w:t>
+      </w:r>
+    </w:p>
+    <w:p>
+      <w:pPr>
+        <w:pStyle w:val="Heading3"/>
+      </w:pPr>
+      <w:r>
+        <w:t>02. Follow the deciding steps</w:t>
+      </w:r>
+    </w:p>
+    <w:p>
+      <w:pPr>
+        <w:pStyle w:val="Heading3"/>
+      </w:pPr>
+      <w:r>
+        <w:t>03. Temperature-scaled toy probabilities</w:t>
+      </w:r>
+    </w:p>
+    <w:p>
+      <w:pPr>
+        <w:pStyle w:val="Heading3"/>
+      </w:pPr>
+      <w:r>
+        <w:t>04. Change one thing. Trace what follows.</w:t>
+      </w:r>
+    </w:p>
+    <w:p>
+      <w:pPr>
+        <w:pStyle w:val="Heading3"/>
+      </w:pPr>
+      <w:r>
+        <w:t>05. Connect the explanation to its limit</w:t>
+      </w:r>
+    </w:p>
+    <w:p>
+      <w:pPr>
+        <w:pStyle w:val="Heading3"/>
+      </w:pPr>
+      <w:r>
+        <w:t>06. Make the idea visible in your project</w:t>
       </w:r>
     </w:p>
     <w:sectPr>
